--- a/2 Курс/Базы данных/Семестр 4/РГР.docx
+++ b/2 Курс/Базы данных/Семестр 4/РГР.docx
@@ -382,11 +382,19 @@
                 <w:sz w:val="26"/>
               </w:rPr>
             </w:pPr>
+            <w:proofErr w:type="spellStart"/>
             <w:r>
               <w:rPr>
                 <w:sz w:val="26"/>
               </w:rPr>
-              <w:t>Изгородина Ильи Юрьевича</w:t>
+              <w:t>Изгородина</w:t>
+            </w:r>
+            <w:proofErr w:type="spellEnd"/>
+            <w:r>
+              <w:rPr>
+                <w:sz w:val="26"/>
+              </w:rPr>
+              <w:t xml:space="preserve"> Ильи Юрьевича</w:t>
             </w:r>
           </w:p>
         </w:tc>
@@ -1492,8 +1500,22 @@
         <w:p>
           <w:pPr>
             <w:pStyle w:val="ae"/>
+            <w:rPr>
+              <w:b/>
+              <w:bCs/>
+              <w:color w:val="000000" w:themeColor="text1"/>
+              <w:sz w:val="28"/>
+              <w:szCs w:val="28"/>
+            </w:rPr>
           </w:pPr>
           <w:r>
+            <w:rPr>
+              <w:b/>
+              <w:bCs/>
+              <w:color w:val="000000" w:themeColor="text1"/>
+              <w:sz w:val="28"/>
+              <w:szCs w:val="28"/>
+            </w:rPr>
             <w:t>Оглавление</w:t>
           </w:r>
         </w:p>
@@ -1507,28 +1529,43 @@
               <w:rFonts w:asciiTheme="minorHAnsi" w:eastAsiaTheme="minorEastAsia" w:hAnsiTheme="minorHAnsi" w:cstheme="minorBidi"/>
               <w:noProof/>
               <w:kern w:val="2"/>
-              <w:sz w:val="24"/>
-              <w:szCs w:val="24"/>
+              <w:sz w:val="28"/>
+              <w:szCs w:val="28"/>
               <w:lang w:bidi="ar-SA"/>
               <w14:ligatures w14:val="standardContextual"/>
             </w:rPr>
           </w:pPr>
           <w:r>
+            <w:rPr>
+              <w:color w:val="000000" w:themeColor="text1"/>
+              <w:sz w:val="28"/>
+              <w:szCs w:val="28"/>
+            </w:rPr>
             <w:fldChar w:fldCharType="begin"/>
           </w:r>
           <w:r>
+            <w:rPr>
+              <w:color w:val="000000" w:themeColor="text1"/>
+              <w:sz w:val="28"/>
+              <w:szCs w:val="28"/>
+            </w:rPr>
             <w:instrText xml:space="preserve"> TOC \o "1-3" \h \z \u </w:instrText>
           </w:r>
           <w:r>
+            <w:rPr>
+              <w:color w:val="000000" w:themeColor="text1"/>
+              <w:sz w:val="28"/>
+              <w:szCs w:val="28"/>
+            </w:rPr>
             <w:fldChar w:fldCharType="separate"/>
           </w:r>
-          <w:hyperlink w:anchor="_Toc195942189" w:history="1">
+          <w:hyperlink w:anchor="_Toc198372137" w:history="1">
             <w:r>
               <w:rPr>
                 <w:rStyle w:val="af"/>
-                <w:b/>
-                <w:bCs/>
                 <w:noProof/>
+                <w:sz w:val="28"/>
+                <w:szCs w:val="28"/>
               </w:rPr>
               <w:t>Вариант задания</w:t>
             </w:r>
@@ -1536,6 +1573,8 @@
               <w:rPr>
                 <w:noProof/>
                 <w:webHidden/>
+                <w:sz w:val="28"/>
+                <w:szCs w:val="28"/>
               </w:rPr>
               <w:tab/>
             </w:r>
@@ -1543,6 +1582,8 @@
               <w:rPr>
                 <w:noProof/>
                 <w:webHidden/>
+                <w:sz w:val="28"/>
+                <w:szCs w:val="28"/>
               </w:rPr>
               <w:fldChar w:fldCharType="begin"/>
             </w:r>
@@ -1550,19 +1591,25 @@
               <w:rPr>
                 <w:noProof/>
                 <w:webHidden/>
-              </w:rPr>
-              <w:instrText xml:space="preserve"> PAGEREF _Toc195942189 \h </w:instrText>
+                <w:sz w:val="28"/>
+                <w:szCs w:val="28"/>
+              </w:rPr>
+              <w:instrText xml:space="preserve"> PAGEREF _Toc198372137 \h </w:instrText>
             </w:r>
             <w:r>
               <w:rPr>
                 <w:noProof/>
                 <w:webHidden/>
+                <w:sz w:val="28"/>
+                <w:szCs w:val="28"/>
               </w:rPr>
             </w:r>
             <w:r>
               <w:rPr>
                 <w:noProof/>
                 <w:webHidden/>
+                <w:sz w:val="28"/>
+                <w:szCs w:val="28"/>
               </w:rPr>
               <w:fldChar w:fldCharType="separate"/>
             </w:r>
@@ -1570,6 +1617,8 @@
               <w:rPr>
                 <w:noProof/>
                 <w:webHidden/>
+                <w:sz w:val="28"/>
+                <w:szCs w:val="28"/>
               </w:rPr>
               <w:t>3</w:t>
             </w:r>
@@ -1577,6 +1626,8 @@
               <w:rPr>
                 <w:noProof/>
                 <w:webHidden/>
+                <w:sz w:val="28"/>
+                <w:szCs w:val="28"/>
               </w:rPr>
               <w:fldChar w:fldCharType="end"/>
             </w:r>
@@ -1592,19 +1643,19 @@
               <w:rFonts w:asciiTheme="minorHAnsi" w:eastAsiaTheme="minorEastAsia" w:hAnsiTheme="minorHAnsi" w:cstheme="minorBidi"/>
               <w:noProof/>
               <w:kern w:val="2"/>
-              <w:sz w:val="24"/>
-              <w:szCs w:val="24"/>
+              <w:sz w:val="28"/>
+              <w:szCs w:val="28"/>
               <w:lang w:bidi="ar-SA"/>
               <w14:ligatures w14:val="standardContextual"/>
             </w:rPr>
           </w:pPr>
-          <w:hyperlink w:anchor="_Toc195942190" w:history="1">
+          <w:hyperlink w:anchor="_Toc198372138" w:history="1">
             <w:r>
               <w:rPr>
                 <w:rStyle w:val="af"/>
-                <w:b/>
-                <w:bCs/>
                 <w:noProof/>
+                <w:sz w:val="28"/>
+                <w:szCs w:val="28"/>
               </w:rPr>
               <w:t>Решение</w:t>
             </w:r>
@@ -1612,6 +1663,8 @@
               <w:rPr>
                 <w:noProof/>
                 <w:webHidden/>
+                <w:sz w:val="28"/>
+                <w:szCs w:val="28"/>
               </w:rPr>
               <w:tab/>
             </w:r>
@@ -1619,6 +1672,8 @@
               <w:rPr>
                 <w:noProof/>
                 <w:webHidden/>
+                <w:sz w:val="28"/>
+                <w:szCs w:val="28"/>
               </w:rPr>
               <w:fldChar w:fldCharType="begin"/>
             </w:r>
@@ -1626,19 +1681,25 @@
               <w:rPr>
                 <w:noProof/>
                 <w:webHidden/>
-              </w:rPr>
-              <w:instrText xml:space="preserve"> PAGEREF _Toc195942190 \h </w:instrText>
+                <w:sz w:val="28"/>
+                <w:szCs w:val="28"/>
+              </w:rPr>
+              <w:instrText xml:space="preserve"> PAGEREF _Toc198372138 \h </w:instrText>
             </w:r>
             <w:r>
               <w:rPr>
                 <w:noProof/>
                 <w:webHidden/>
+                <w:sz w:val="28"/>
+                <w:szCs w:val="28"/>
               </w:rPr>
             </w:r>
             <w:r>
               <w:rPr>
                 <w:noProof/>
                 <w:webHidden/>
+                <w:sz w:val="28"/>
+                <w:szCs w:val="28"/>
               </w:rPr>
               <w:fldChar w:fldCharType="separate"/>
             </w:r>
@@ -1646,13 +1707,17 @@
               <w:rPr>
                 <w:noProof/>
                 <w:webHidden/>
-              </w:rPr>
-              <w:t>5</w:t>
+                <w:sz w:val="28"/>
+                <w:szCs w:val="28"/>
+              </w:rPr>
+              <w:t>4</w:t>
             </w:r>
             <w:r>
               <w:rPr>
                 <w:noProof/>
                 <w:webHidden/>
+                <w:sz w:val="28"/>
+                <w:szCs w:val="28"/>
               </w:rPr>
               <w:fldChar w:fldCharType="end"/>
             </w:r>
@@ -1668,19 +1733,19 @@
               <w:rFonts w:asciiTheme="minorHAnsi" w:eastAsiaTheme="minorEastAsia" w:hAnsiTheme="minorHAnsi" w:cstheme="minorBidi"/>
               <w:noProof/>
               <w:kern w:val="2"/>
-              <w:sz w:val="24"/>
-              <w:szCs w:val="24"/>
+              <w:sz w:val="28"/>
+              <w:szCs w:val="28"/>
               <w:lang w:bidi="ar-SA"/>
               <w14:ligatures w14:val="standardContextual"/>
             </w:rPr>
           </w:pPr>
-          <w:hyperlink w:anchor="_Toc195942191" w:history="1">
+          <w:hyperlink w:anchor="_Toc198372139" w:history="1">
             <w:r>
               <w:rPr>
                 <w:rStyle w:val="af"/>
-                <w:b/>
-                <w:bCs/>
                 <w:noProof/>
+                <w:sz w:val="28"/>
+                <w:szCs w:val="28"/>
               </w:rPr>
               <w:t>Этап 1. Выделение элементов данных</w:t>
             </w:r>
@@ -1688,6 +1753,8 @@
               <w:rPr>
                 <w:noProof/>
                 <w:webHidden/>
+                <w:sz w:val="28"/>
+                <w:szCs w:val="28"/>
               </w:rPr>
               <w:tab/>
             </w:r>
@@ -1695,6 +1762,8 @@
               <w:rPr>
                 <w:noProof/>
                 <w:webHidden/>
+                <w:sz w:val="28"/>
+                <w:szCs w:val="28"/>
               </w:rPr>
               <w:fldChar w:fldCharType="begin"/>
             </w:r>
@@ -1702,19 +1771,25 @@
               <w:rPr>
                 <w:noProof/>
                 <w:webHidden/>
-              </w:rPr>
-              <w:instrText xml:space="preserve"> PAGEREF _Toc195942191 \h </w:instrText>
+                <w:sz w:val="28"/>
+                <w:szCs w:val="28"/>
+              </w:rPr>
+              <w:instrText xml:space="preserve"> PAGEREF _Toc198372139 \h </w:instrText>
             </w:r>
             <w:r>
               <w:rPr>
                 <w:noProof/>
                 <w:webHidden/>
+                <w:sz w:val="28"/>
+                <w:szCs w:val="28"/>
               </w:rPr>
             </w:r>
             <w:r>
               <w:rPr>
                 <w:noProof/>
                 <w:webHidden/>
+                <w:sz w:val="28"/>
+                <w:szCs w:val="28"/>
               </w:rPr>
               <w:fldChar w:fldCharType="separate"/>
             </w:r>
@@ -1722,13 +1797,17 @@
               <w:rPr>
                 <w:noProof/>
                 <w:webHidden/>
-              </w:rPr>
-              <w:t>5</w:t>
+                <w:sz w:val="28"/>
+                <w:szCs w:val="28"/>
+              </w:rPr>
+              <w:t>4</w:t>
             </w:r>
             <w:r>
               <w:rPr>
                 <w:noProof/>
                 <w:webHidden/>
+                <w:sz w:val="28"/>
+                <w:szCs w:val="28"/>
               </w:rPr>
               <w:fldChar w:fldCharType="end"/>
             </w:r>
@@ -1744,19 +1823,19 @@
               <w:rFonts w:asciiTheme="minorHAnsi" w:eastAsiaTheme="minorEastAsia" w:hAnsiTheme="minorHAnsi" w:cstheme="minorBidi"/>
               <w:noProof/>
               <w:kern w:val="2"/>
-              <w:sz w:val="24"/>
-              <w:szCs w:val="24"/>
+              <w:sz w:val="28"/>
+              <w:szCs w:val="28"/>
               <w:lang w:bidi="ar-SA"/>
               <w14:ligatures w14:val="standardContextual"/>
             </w:rPr>
           </w:pPr>
-          <w:hyperlink w:anchor="_Toc195942192" w:history="1">
+          <w:hyperlink w:anchor="_Toc198372140" w:history="1">
             <w:r>
               <w:rPr>
                 <w:rStyle w:val="af"/>
-                <w:b/>
-                <w:bCs/>
                 <w:noProof/>
+                <w:sz w:val="28"/>
+                <w:szCs w:val="28"/>
               </w:rPr>
               <w:t>Этап 2. Построение минимального покрытия функциональных зависимостей</w:t>
             </w:r>
@@ -1764,6 +1843,8 @@
               <w:rPr>
                 <w:noProof/>
                 <w:webHidden/>
+                <w:sz w:val="28"/>
+                <w:szCs w:val="28"/>
               </w:rPr>
               <w:tab/>
             </w:r>
@@ -1771,6 +1852,8 @@
               <w:rPr>
                 <w:noProof/>
                 <w:webHidden/>
+                <w:sz w:val="28"/>
+                <w:szCs w:val="28"/>
               </w:rPr>
               <w:fldChar w:fldCharType="begin"/>
             </w:r>
@@ -1778,19 +1861,25 @@
               <w:rPr>
                 <w:noProof/>
                 <w:webHidden/>
-              </w:rPr>
-              <w:instrText xml:space="preserve"> PAGEREF _Toc195942192 \h </w:instrText>
+                <w:sz w:val="28"/>
+                <w:szCs w:val="28"/>
+              </w:rPr>
+              <w:instrText xml:space="preserve"> PAGEREF _Toc198372140 \h </w:instrText>
             </w:r>
             <w:r>
               <w:rPr>
                 <w:noProof/>
                 <w:webHidden/>
+                <w:sz w:val="28"/>
+                <w:szCs w:val="28"/>
               </w:rPr>
             </w:r>
             <w:r>
               <w:rPr>
                 <w:noProof/>
                 <w:webHidden/>
+                <w:sz w:val="28"/>
+                <w:szCs w:val="28"/>
               </w:rPr>
               <w:fldChar w:fldCharType="separate"/>
             </w:r>
@@ -1798,13 +1887,17 @@
               <w:rPr>
                 <w:noProof/>
                 <w:webHidden/>
-              </w:rPr>
-              <w:t>5</w:t>
+                <w:sz w:val="28"/>
+                <w:szCs w:val="28"/>
+              </w:rPr>
+              <w:t>4</w:t>
             </w:r>
             <w:r>
               <w:rPr>
                 <w:noProof/>
                 <w:webHidden/>
+                <w:sz w:val="28"/>
+                <w:szCs w:val="28"/>
               </w:rPr>
               <w:fldChar w:fldCharType="end"/>
             </w:r>
@@ -1820,19 +1913,19 @@
               <w:rFonts w:asciiTheme="minorHAnsi" w:eastAsiaTheme="minorEastAsia" w:hAnsiTheme="minorHAnsi" w:cstheme="minorBidi"/>
               <w:noProof/>
               <w:kern w:val="2"/>
-              <w:sz w:val="24"/>
-              <w:szCs w:val="24"/>
+              <w:sz w:val="28"/>
+              <w:szCs w:val="28"/>
               <w:lang w:bidi="ar-SA"/>
               <w14:ligatures w14:val="standardContextual"/>
             </w:rPr>
           </w:pPr>
-          <w:hyperlink w:anchor="_Toc195942193" w:history="1">
+          <w:hyperlink w:anchor="_Toc198372141" w:history="1">
             <w:r>
               <w:rPr>
                 <w:rStyle w:val="af"/>
-                <w:b/>
-                <w:bCs/>
                 <w:noProof/>
+                <w:sz w:val="28"/>
+                <w:szCs w:val="28"/>
               </w:rPr>
               <w:t>Этап 3. Построение схемы базы данных реляционного типа</w:t>
             </w:r>
@@ -1840,6 +1933,8 @@
               <w:rPr>
                 <w:noProof/>
                 <w:webHidden/>
+                <w:sz w:val="28"/>
+                <w:szCs w:val="28"/>
               </w:rPr>
               <w:tab/>
             </w:r>
@@ -1847,6 +1942,8 @@
               <w:rPr>
                 <w:noProof/>
                 <w:webHidden/>
+                <w:sz w:val="28"/>
+                <w:szCs w:val="28"/>
               </w:rPr>
               <w:fldChar w:fldCharType="begin"/>
             </w:r>
@@ -1854,19 +1951,25 @@
               <w:rPr>
                 <w:noProof/>
                 <w:webHidden/>
-              </w:rPr>
-              <w:instrText xml:space="preserve"> PAGEREF _Toc195942193 \h </w:instrText>
+                <w:sz w:val="28"/>
+                <w:szCs w:val="28"/>
+              </w:rPr>
+              <w:instrText xml:space="preserve"> PAGEREF _Toc198372141 \h </w:instrText>
             </w:r>
             <w:r>
               <w:rPr>
                 <w:noProof/>
                 <w:webHidden/>
+                <w:sz w:val="28"/>
+                <w:szCs w:val="28"/>
               </w:rPr>
             </w:r>
             <w:r>
               <w:rPr>
                 <w:noProof/>
                 <w:webHidden/>
+                <w:sz w:val="28"/>
+                <w:szCs w:val="28"/>
               </w:rPr>
               <w:fldChar w:fldCharType="separate"/>
             </w:r>
@@ -1874,13 +1977,287 @@
               <w:rPr>
                 <w:noProof/>
                 <w:webHidden/>
-              </w:rPr>
-              <w:t>6</w:t>
+                <w:sz w:val="28"/>
+                <w:szCs w:val="28"/>
+              </w:rPr>
+              <w:t>5</w:t>
             </w:r>
             <w:r>
               <w:rPr>
                 <w:noProof/>
                 <w:webHidden/>
+                <w:sz w:val="28"/>
+                <w:szCs w:val="28"/>
+              </w:rPr>
+              <w:fldChar w:fldCharType="end"/>
+            </w:r>
+          </w:hyperlink>
+        </w:p>
+        <w:p>
+          <w:pPr>
+            <w:pStyle w:val="2"/>
+            <w:tabs>
+              <w:tab w:val="right" w:leader="dot" w:pos="9915"/>
+            </w:tabs>
+            <w:rPr>
+              <w:rFonts w:asciiTheme="minorHAnsi" w:eastAsiaTheme="minorEastAsia" w:hAnsiTheme="minorHAnsi" w:cstheme="minorBidi"/>
+              <w:noProof/>
+              <w:kern w:val="2"/>
+              <w:sz w:val="28"/>
+              <w:szCs w:val="28"/>
+              <w:lang w:bidi="ar-SA"/>
+              <w14:ligatures w14:val="standardContextual"/>
+            </w:rPr>
+          </w:pPr>
+          <w:hyperlink w:anchor="_Toc198372142" w:history="1">
+            <w:r>
+              <w:rPr>
+                <w:rStyle w:val="af"/>
+                <w:noProof/>
+                <w:sz w:val="28"/>
+                <w:szCs w:val="28"/>
+              </w:rPr>
+              <w:t>Этап 4. Формулировка запросов в терминах реляционной алгебры</w:t>
+            </w:r>
+            <w:r>
+              <w:rPr>
+                <w:noProof/>
+                <w:webHidden/>
+                <w:sz w:val="28"/>
+                <w:szCs w:val="28"/>
+              </w:rPr>
+              <w:tab/>
+            </w:r>
+            <w:r>
+              <w:rPr>
+                <w:noProof/>
+                <w:webHidden/>
+                <w:sz w:val="28"/>
+                <w:szCs w:val="28"/>
+              </w:rPr>
+              <w:fldChar w:fldCharType="begin"/>
+            </w:r>
+            <w:r>
+              <w:rPr>
+                <w:noProof/>
+                <w:webHidden/>
+                <w:sz w:val="28"/>
+                <w:szCs w:val="28"/>
+              </w:rPr>
+              <w:instrText xml:space="preserve"> PAGEREF _Toc198372142 \h </w:instrText>
+            </w:r>
+            <w:r>
+              <w:rPr>
+                <w:noProof/>
+                <w:webHidden/>
+                <w:sz w:val="28"/>
+                <w:szCs w:val="28"/>
+              </w:rPr>
+            </w:r>
+            <w:r>
+              <w:rPr>
+                <w:noProof/>
+                <w:webHidden/>
+                <w:sz w:val="28"/>
+                <w:szCs w:val="28"/>
+              </w:rPr>
+              <w:fldChar w:fldCharType="separate"/>
+            </w:r>
+            <w:r>
+              <w:rPr>
+                <w:noProof/>
+                <w:webHidden/>
+                <w:sz w:val="28"/>
+                <w:szCs w:val="28"/>
+              </w:rPr>
+              <w:t>6</w:t>
+            </w:r>
+            <w:r>
+              <w:rPr>
+                <w:noProof/>
+                <w:webHidden/>
+                <w:sz w:val="28"/>
+                <w:szCs w:val="28"/>
+              </w:rPr>
+              <w:fldChar w:fldCharType="end"/>
+            </w:r>
+          </w:hyperlink>
+        </w:p>
+        <w:p>
+          <w:pPr>
+            <w:pStyle w:val="2"/>
+            <w:tabs>
+              <w:tab w:val="right" w:leader="dot" w:pos="9915"/>
+            </w:tabs>
+            <w:rPr>
+              <w:rFonts w:asciiTheme="minorHAnsi" w:eastAsiaTheme="minorEastAsia" w:hAnsiTheme="minorHAnsi" w:cstheme="minorBidi"/>
+              <w:noProof/>
+              <w:kern w:val="2"/>
+              <w:sz w:val="28"/>
+              <w:szCs w:val="28"/>
+              <w:lang w:bidi="ar-SA"/>
+              <w14:ligatures w14:val="standardContextual"/>
+            </w:rPr>
+          </w:pPr>
+          <w:hyperlink w:anchor="_Toc198372143" w:history="1">
+            <w:r>
+              <w:rPr>
+                <w:rStyle w:val="af"/>
+                <w:noProof/>
+                <w:sz w:val="28"/>
+                <w:szCs w:val="28"/>
+              </w:rPr>
+              <w:t>Этап 5. Физическое представление данных</w:t>
+            </w:r>
+            <w:r>
+              <w:rPr>
+                <w:noProof/>
+                <w:webHidden/>
+                <w:sz w:val="28"/>
+                <w:szCs w:val="28"/>
+              </w:rPr>
+              <w:tab/>
+            </w:r>
+            <w:r>
+              <w:rPr>
+                <w:noProof/>
+                <w:webHidden/>
+                <w:sz w:val="28"/>
+                <w:szCs w:val="28"/>
+              </w:rPr>
+              <w:fldChar w:fldCharType="begin"/>
+            </w:r>
+            <w:r>
+              <w:rPr>
+                <w:noProof/>
+                <w:webHidden/>
+                <w:sz w:val="28"/>
+                <w:szCs w:val="28"/>
+              </w:rPr>
+              <w:instrText xml:space="preserve"> PAGEREF _Toc198372143 \h </w:instrText>
+            </w:r>
+            <w:r>
+              <w:rPr>
+                <w:noProof/>
+                <w:webHidden/>
+                <w:sz w:val="28"/>
+                <w:szCs w:val="28"/>
+              </w:rPr>
+            </w:r>
+            <w:r>
+              <w:rPr>
+                <w:noProof/>
+                <w:webHidden/>
+                <w:sz w:val="28"/>
+                <w:szCs w:val="28"/>
+              </w:rPr>
+              <w:fldChar w:fldCharType="separate"/>
+            </w:r>
+            <w:r>
+              <w:rPr>
+                <w:noProof/>
+                <w:webHidden/>
+                <w:sz w:val="28"/>
+                <w:szCs w:val="28"/>
+              </w:rPr>
+              <w:t>8</w:t>
+            </w:r>
+            <w:r>
+              <w:rPr>
+                <w:noProof/>
+                <w:webHidden/>
+                <w:sz w:val="28"/>
+                <w:szCs w:val="28"/>
+              </w:rPr>
+              <w:fldChar w:fldCharType="end"/>
+            </w:r>
+          </w:hyperlink>
+        </w:p>
+        <w:p>
+          <w:pPr>
+            <w:pStyle w:val="2"/>
+            <w:tabs>
+              <w:tab w:val="right" w:leader="dot" w:pos="9915"/>
+            </w:tabs>
+            <w:rPr>
+              <w:rFonts w:asciiTheme="minorHAnsi" w:eastAsiaTheme="minorEastAsia" w:hAnsiTheme="minorHAnsi" w:cstheme="minorBidi"/>
+              <w:noProof/>
+              <w:kern w:val="2"/>
+              <w:sz w:val="28"/>
+              <w:szCs w:val="28"/>
+              <w:lang w:bidi="ar-SA"/>
+              <w14:ligatures w14:val="standardContextual"/>
+            </w:rPr>
+          </w:pPr>
+          <w:hyperlink w:anchor="_Toc198372144" w:history="1">
+            <w:r>
+              <w:rPr>
+                <w:rStyle w:val="af"/>
+                <w:noProof/>
+                <w:sz w:val="28"/>
+                <w:szCs w:val="28"/>
+              </w:rPr>
+              <w:t>Этап 6. Анализ особенностей реализации информационной системы</w:t>
+            </w:r>
+            <w:r>
+              <w:rPr>
+                <w:noProof/>
+                <w:webHidden/>
+                <w:sz w:val="28"/>
+                <w:szCs w:val="28"/>
+              </w:rPr>
+              <w:tab/>
+            </w:r>
+            <w:r>
+              <w:rPr>
+                <w:noProof/>
+                <w:webHidden/>
+                <w:sz w:val="28"/>
+                <w:szCs w:val="28"/>
+              </w:rPr>
+              <w:fldChar w:fldCharType="begin"/>
+            </w:r>
+            <w:r>
+              <w:rPr>
+                <w:noProof/>
+                <w:webHidden/>
+                <w:sz w:val="28"/>
+                <w:szCs w:val="28"/>
+              </w:rPr>
+              <w:instrText xml:space="preserve"> PAGEREF _Toc198372144 \h </w:instrText>
+            </w:r>
+            <w:r>
+              <w:rPr>
+                <w:noProof/>
+                <w:webHidden/>
+                <w:sz w:val="28"/>
+                <w:szCs w:val="28"/>
+              </w:rPr>
+            </w:r>
+            <w:r>
+              <w:rPr>
+                <w:noProof/>
+                <w:webHidden/>
+                <w:sz w:val="28"/>
+                <w:szCs w:val="28"/>
+              </w:rPr>
+              <w:fldChar w:fldCharType="separate"/>
+            </w:r>
+            <w:r>
+              <w:rPr>
+                <w:noProof/>
+                <w:webHidden/>
+                <w:sz w:val="28"/>
+                <w:szCs w:val="28"/>
+              </w:rPr>
+              <w:t>9</w:t>
+            </w:r>
+            <w:r>
+              <w:rPr>
+                <w:noProof/>
+                <w:webHidden/>
+                <w:sz w:val="28"/>
+                <w:szCs w:val="28"/>
               </w:rPr>
               <w:fldChar w:fldCharType="end"/>
             </w:r>
@@ -1889,8 +2266,9 @@
         <w:p>
           <w:r>
             <w:rPr>
-              <w:b/>
-              <w:bCs/>
+              <w:color w:val="000000" w:themeColor="text1"/>
+              <w:sz w:val="28"/>
+              <w:szCs w:val="28"/>
             </w:rPr>
             <w:fldChar w:fldCharType="end"/>
           </w:r>
@@ -1920,7 +2298,7 @@
           <w:szCs w:val="28"/>
         </w:rPr>
       </w:pPr>
-      <w:bookmarkStart w:id="0" w:name="_Toc195942189"/>
+      <w:bookmarkStart w:id="0" w:name="_Toc198372137"/>
       <w:r>
         <w:rPr>
           <w:b/>
@@ -1935,6 +2313,8 @@
     </w:p>
     <w:p>
       <w:pPr>
+        <w:ind w:firstLine="709"/>
+        <w:jc w:val="both"/>
         <w:rPr>
           <w:sz w:val="28"/>
           <w:szCs w:val="28"/>
@@ -1950,24 +2330,17 @@
     </w:p>
     <w:p>
       <w:pPr>
-        <w:rPr>
-          <w:sz w:val="28"/>
-          <w:szCs w:val="28"/>
-        </w:rPr>
-      </w:pPr>
-      <w:r>
-        <w:rPr>
-          <w:sz w:val="28"/>
-          <w:szCs w:val="28"/>
-        </w:rPr>
-        <w:br w:type="page"/>
-      </w:r>
-      <w:r>
-        <w:rPr>
-          <w:sz w:val="28"/>
-          <w:szCs w:val="28"/>
-        </w:rPr>
-        <w:lastRenderedPageBreak/>
+        <w:ind w:firstLine="709"/>
+        <w:rPr>
+          <w:sz w:val="28"/>
+          <w:szCs w:val="28"/>
+        </w:rPr>
+      </w:pPr>
+      <w:r>
+        <w:rPr>
+          <w:sz w:val="28"/>
+          <w:szCs w:val="28"/>
+        </w:rPr>
         <w:br w:type="page"/>
       </w:r>
     </w:p>
@@ -1981,7 +2354,7 @@
           <w:szCs w:val="28"/>
         </w:rPr>
       </w:pPr>
-      <w:bookmarkStart w:id="1" w:name="_Toc195942190"/>
+      <w:bookmarkStart w:id="1" w:name="_Toc198372138"/>
       <w:r>
         <w:rPr>
           <w:b/>
@@ -2005,7 +2378,7 @@
           <w:lang w:val="en-US"/>
         </w:rPr>
       </w:pPr>
-      <w:bookmarkStart w:id="2" w:name="_Toc195942191"/>
+      <w:bookmarkStart w:id="2" w:name="_Toc198372139"/>
       <w:r>
         <w:rPr>
           <w:b/>
@@ -3312,7 +3685,7 @@
           <w:szCs w:val="28"/>
         </w:rPr>
       </w:pPr>
-      <w:bookmarkStart w:id="3" w:name="_Toc195942192"/>
+      <w:bookmarkStart w:id="3" w:name="_Toc198372140"/>
       <w:r>
         <w:rPr>
           <w:b/>
@@ -3338,7 +3711,6 @@
       <w:tblPr>
         <w:tblStyle w:val="12"/>
         <w:tblW w:w="0" w:type="auto"/>
-        <w:jc w:val="center"/>
         <w:tblLook w:val="04A0" w:firstRow="1" w:lastRow="0" w:firstColumn="1" w:lastColumn="0" w:noHBand="0" w:noVBand="1"/>
       </w:tblPr>
       <w:tblGrid>
@@ -3348,7 +3720,6 @@
       <w:tr>
         <w:trPr>
           <w:cnfStyle w:val="100000000000" w:firstRow="1" w:lastRow="0" w:firstColumn="0" w:lastColumn="0" w:oddVBand="0" w:evenVBand="0" w:oddHBand="0" w:evenHBand="0" w:firstRowFirstColumn="0" w:firstRowLastColumn="0" w:lastRowFirstColumn="0" w:lastRowLastColumn="0"/>
-          <w:jc w:val="center"/>
         </w:trPr>
         <w:tc>
           <w:tcPr>
@@ -3402,7 +3773,6 @@
       <w:tr>
         <w:trPr>
           <w:cnfStyle w:val="000000100000" w:firstRow="0" w:lastRow="0" w:firstColumn="0" w:lastColumn="0" w:oddVBand="0" w:evenVBand="0" w:oddHBand="1" w:evenHBand="0" w:firstRowFirstColumn="0" w:firstRowLastColumn="0" w:lastRowFirstColumn="0" w:lastRowLastColumn="0"/>
-          <w:jc w:val="center"/>
         </w:trPr>
         <w:tc>
           <w:tcPr>
@@ -3510,9 +3880,6 @@
         </w:tc>
       </w:tr>
       <w:tr>
-        <w:trPr>
-          <w:jc w:val="center"/>
-        </w:trPr>
         <w:tc>
           <w:tcPr>
             <w:cnfStyle w:val="001000000000" w:firstRow="0" w:lastRow="0" w:firstColumn="1" w:lastColumn="0" w:oddVBand="0" w:evenVBand="0" w:oddHBand="0" w:evenHBand="0" w:firstRowFirstColumn="0" w:firstRowLastColumn="0" w:lastRowFirstColumn="0" w:lastRowLastColumn="0"/>
@@ -3621,7 +3988,6 @@
       <w:tr>
         <w:trPr>
           <w:cnfStyle w:val="000000100000" w:firstRow="0" w:lastRow="0" w:firstColumn="0" w:lastColumn="0" w:oddVBand="0" w:evenVBand="0" w:oddHBand="1" w:evenHBand="0" w:firstRowFirstColumn="0" w:firstRowLastColumn="0" w:lastRowFirstColumn="0" w:lastRowLastColumn="0"/>
-          <w:jc w:val="center"/>
         </w:trPr>
         <w:tc>
           <w:tcPr>
@@ -3788,9 +4154,6 @@
         </w:tc>
       </w:tr>
       <w:tr>
-        <w:trPr>
-          <w:jc w:val="center"/>
-        </w:trPr>
         <w:tc>
           <w:tcPr>
             <w:cnfStyle w:val="001000000000" w:firstRow="0" w:lastRow="0" w:firstColumn="1" w:lastColumn="0" w:oddVBand="0" w:evenVBand="0" w:oddHBand="0" w:evenHBand="0" w:firstRowFirstColumn="0" w:firstRowLastColumn="0" w:lastRowFirstColumn="0" w:lastRowLastColumn="0"/>
@@ -3951,7 +4314,6 @@
       <w:tr>
         <w:trPr>
           <w:cnfStyle w:val="000000100000" w:firstRow="0" w:lastRow="0" w:firstColumn="0" w:lastColumn="0" w:oddVBand="0" w:evenVBand="0" w:oddHBand="1" w:evenHBand="0" w:firstRowFirstColumn="0" w:firstRowLastColumn="0" w:lastRowFirstColumn="0" w:lastRowLastColumn="0"/>
-          <w:jc w:val="center"/>
         </w:trPr>
         <w:tc>
           <w:tcPr>
@@ -4128,9 +4490,6 @@
         </w:tc>
       </w:tr>
       <w:tr>
-        <w:tblPrEx>
-          <w:jc w:val="left"/>
-        </w:tblPrEx>
         <w:tc>
           <w:tcPr>
             <w:cnfStyle w:val="001000000000" w:firstRow="0" w:lastRow="0" w:firstColumn="1" w:lastColumn="0" w:oddVBand="0" w:evenVBand="0" w:oddHBand="0" w:evenHBand="0" w:firstRowFirstColumn="0" w:firstRowLastColumn="0" w:lastRowFirstColumn="0" w:lastRowLastColumn="0"/>
@@ -4167,9 +4526,6 @@
         </w:tc>
       </w:tr>
       <w:tr>
-        <w:tblPrEx>
-          <w:jc w:val="left"/>
-        </w:tblPrEx>
         <w:trPr>
           <w:cnfStyle w:val="000000100000" w:firstRow="0" w:lastRow="0" w:firstColumn="0" w:lastColumn="0" w:oddVBand="0" w:evenVBand="0" w:oddHBand="1" w:evenHBand="0" w:firstRowFirstColumn="0" w:firstRowLastColumn="0" w:lastRowFirstColumn="0" w:lastRowLastColumn="0"/>
         </w:trPr>
@@ -4177,6 +4533,7 @@
           <w:tcPr>
             <w:cnfStyle w:val="001000000000" w:firstRow="0" w:lastRow="0" w:firstColumn="1" w:lastColumn="0" w:oddVBand="0" w:evenVBand="0" w:oddHBand="0" w:evenHBand="0" w:firstRowFirstColumn="0" w:firstRowLastColumn="0" w:lastRowFirstColumn="0" w:lastRowLastColumn="0"/>
             <w:tcW w:w="3681" w:type="dxa"/>
+            <w:shd w:val="clear" w:color="auto" w:fill="FFFFFF" w:themeFill="background1"/>
             <w:vAlign w:val="center"/>
           </w:tcPr>
           <w:p>
@@ -4242,6 +4599,7 @@
         <w:tc>
           <w:tcPr>
             <w:tcW w:w="6234" w:type="dxa"/>
+            <w:shd w:val="clear" w:color="auto" w:fill="FFFFFF" w:themeFill="background1"/>
             <w:vAlign w:val="center"/>
           </w:tcPr>
           <w:p>
@@ -4380,7 +4738,7 @@
           <w:szCs w:val="28"/>
         </w:rPr>
       </w:pPr>
-      <w:bookmarkStart w:id="4" w:name="_Toc195942193"/>
+      <w:bookmarkStart w:id="4" w:name="_Toc198372141"/>
       <w:r>
         <w:rPr>
           <w:b/>
@@ -5887,6 +6245,7 @@
           <w:szCs w:val="28"/>
         </w:rPr>
       </w:pPr>
+      <w:proofErr w:type="spellStart"/>
       <w:r>
         <w:rPr>
           <w:b/>
@@ -5894,7 +6253,17 @@
           <w:sz w:val="28"/>
           <w:szCs w:val="28"/>
         </w:rPr>
-        <w:t>Суперключ:</w:t>
+        <w:t>Суперключ</w:t>
+      </w:r>
+      <w:proofErr w:type="spellEnd"/>
+      <w:r>
+        <w:rPr>
+          <w:b/>
+          <w:bCs/>
+          <w:sz w:val="28"/>
+          <w:szCs w:val="28"/>
+        </w:rPr>
+        <w:t>:</w:t>
       </w:r>
     </w:p>
     <w:tbl>
@@ -6270,36 +6639,27 @@
       </w:pPr>
       <w:r>
         <w:rPr>
+          <w:i/>
+          <w:iCs/>
+          <w:sz w:val="28"/>
+          <w:szCs w:val="28"/>
+        </w:rPr>
+        <w:t>курсивом</w:t>
+      </w:r>
+      <w:r>
+        <w:rPr>
+          <w:sz w:val="28"/>
+          <w:szCs w:val="28"/>
+        </w:rPr>
+        <w:t xml:space="preserve"> выделены</w:t>
+      </w:r>
+      <w:r>
+        <w:rPr>
           <w:b/>
           <w:bCs/>
           <w:sz w:val="28"/>
           <w:szCs w:val="28"/>
         </w:rPr>
-        <w:t>*</w:t>
-      </w:r>
-      <w:r>
-        <w:rPr>
-          <w:i/>
-          <w:iCs/>
-          <w:sz w:val="28"/>
-          <w:szCs w:val="28"/>
-        </w:rPr>
-        <w:t>курсивом</w:t>
-      </w:r>
-      <w:r>
-        <w:rPr>
-          <w:sz w:val="28"/>
-          <w:szCs w:val="28"/>
-        </w:rPr>
-        <w:t xml:space="preserve"> выделены</w:t>
-      </w:r>
-      <w:r>
-        <w:rPr>
-          <w:b/>
-          <w:bCs/>
-          <w:sz w:val="28"/>
-          <w:szCs w:val="28"/>
-        </w:rPr>
         <w:t xml:space="preserve"> </w:t>
       </w:r>
       <w:r>
@@ -6340,14 +6700,7 @@
           <w:sz w:val="28"/>
           <w:szCs w:val="28"/>
         </w:rPr>
-        <w:t>После определения многозначной зависимости</w:t>
-      </w:r>
-      <w:r>
-        <w:rPr>
-          <w:sz w:val="28"/>
-          <w:szCs w:val="28"/>
-        </w:rPr>
-        <w:t xml:space="preserve"> </w:t>
+        <w:t xml:space="preserve">После определения многозначной зависимости </w:t>
       </w:r>
       <w:r>
         <w:rPr>
@@ -6437,14 +6790,7 @@
           <w:sz w:val="28"/>
           <w:szCs w:val="28"/>
         </w:rPr>
-        <w:t>8</w:t>
-      </w:r>
-      <w:r>
-        <w:rPr>
-          <w:sz w:val="28"/>
-          <w:szCs w:val="28"/>
-        </w:rPr>
-        <w:t xml:space="preserve"> </w:t>
+        <w:t xml:space="preserve">8 </w:t>
       </w:r>
       <w:r>
         <w:rPr>
@@ -6458,14 +6804,7 @@
           <w:sz w:val="28"/>
           <w:szCs w:val="28"/>
         </w:rPr>
-        <w:t>тношение</w:t>
-      </w:r>
-      <w:r>
-        <w:rPr>
-          <w:sz w:val="28"/>
-          <w:szCs w:val="28"/>
-        </w:rPr>
-        <w:t xml:space="preserve"> </w:t>
+        <w:t xml:space="preserve">тношение </w:t>
       </w:r>
       <w:r>
         <w:rPr>
@@ -6631,21 +6970,7 @@
           <w:sz w:val="28"/>
           <w:szCs w:val="28"/>
         </w:rPr>
-        <w:t>13</w:t>
-      </w:r>
-      <w:r>
-        <w:rPr>
-          <w:sz w:val="28"/>
-          <w:szCs w:val="28"/>
-        </w:rPr>
-        <w:t>}</w:t>
-      </w:r>
-      <w:r>
-        <w:rPr>
-          <w:sz w:val="28"/>
-          <w:szCs w:val="28"/>
-        </w:rPr>
-        <w:t xml:space="preserve"> и </w:t>
+        <w:t xml:space="preserve">13} и </w:t>
       </w:r>
       <w:r>
         <w:rPr>
@@ -6669,14 +6994,7 @@
           <w:sz w:val="28"/>
           <w:szCs w:val="28"/>
         </w:rPr>
-        <w:t xml:space="preserve"> </w:t>
-      </w:r>
-      <w:r>
-        <w:rPr>
-          <w:sz w:val="28"/>
-          <w:szCs w:val="28"/>
-        </w:rPr>
-        <w:t>= {</w:t>
+        <w:t xml:space="preserve"> = {</w:t>
       </w:r>
       <w:r>
         <w:rPr>
@@ -6751,14 +7069,7 @@
           <w:sz w:val="28"/>
           <w:szCs w:val="28"/>
         </w:rPr>
-        <w:t>8</w:t>
-      </w:r>
-      <w:r>
-        <w:rPr>
-          <w:sz w:val="28"/>
-          <w:szCs w:val="28"/>
-        </w:rPr>
-        <w:t>}.</w:t>
+        <w:t>8}.</w:t>
       </w:r>
     </w:p>
     <w:p>
@@ -6775,14 +7086,7 @@
           <w:sz w:val="28"/>
           <w:szCs w:val="28"/>
         </w:rPr>
-        <w:t xml:space="preserve">Основным признаком правильности определения множества </w:t>
-      </w:r>
-      <w:r>
-        <w:rPr>
-          <w:sz w:val="28"/>
-          <w:szCs w:val="28"/>
-        </w:rPr>
-        <w:t>{</w:t>
+        <w:t>Основным признаком правильности определения множества {</w:t>
       </w:r>
       <w:r>
         <w:rPr>
@@ -6842,28 +7146,7 @@
           <w:sz w:val="28"/>
           <w:szCs w:val="28"/>
         </w:rPr>
-        <w:t>12</w:t>
-      </w:r>
-      <w:r>
-        <w:rPr>
-          <w:sz w:val="28"/>
-          <w:szCs w:val="28"/>
-        </w:rPr>
-        <w:t>}</w:t>
-      </w:r>
-      <w:r>
-        <w:rPr>
-          <w:sz w:val="28"/>
-          <w:szCs w:val="28"/>
-        </w:rPr>
-        <w:t xml:space="preserve"> является отсутствие возможности появления лишних кортежей в объединенной таблице</w:t>
-      </w:r>
-      <w:r>
-        <w:rPr>
-          <w:sz w:val="28"/>
-          <w:szCs w:val="28"/>
-        </w:rPr>
-        <w:t xml:space="preserve"> {</w:t>
+        <w:t>12} является отсутствие возможности появления лишних кортежей в объединенной таблице {</w:t>
       </w:r>
       <w:r>
         <w:rPr>
@@ -6923,14 +7206,7 @@
           <w:sz w:val="28"/>
           <w:szCs w:val="28"/>
         </w:rPr>
-        <w:t>12</w:t>
-      </w:r>
-      <w:r>
-        <w:rPr>
-          <w:sz w:val="28"/>
-          <w:szCs w:val="28"/>
-        </w:rPr>
-        <w:t xml:space="preserve">, </w:t>
+        <w:t xml:space="preserve">12, </w:t>
       </w:r>
       <w:r>
         <w:rPr>
@@ -6945,14 +7221,7 @@
           <w:sz w:val="28"/>
           <w:szCs w:val="28"/>
         </w:rPr>
-        <w:t>13</w:t>
-      </w:r>
-      <w:r>
-        <w:rPr>
-          <w:sz w:val="28"/>
-          <w:szCs w:val="28"/>
-        </w:rPr>
-        <w:t xml:space="preserve">, </w:t>
+        <w:t xml:space="preserve">13, </w:t>
       </w:r>
       <w:r>
         <w:rPr>
@@ -6967,14 +7236,7 @@
           <w:sz w:val="28"/>
           <w:szCs w:val="28"/>
         </w:rPr>
-        <w:t>8</w:t>
-      </w:r>
-      <w:r>
-        <w:rPr>
-          <w:sz w:val="28"/>
-          <w:szCs w:val="28"/>
-        </w:rPr>
-        <w:t xml:space="preserve">}, </w:t>
+        <w:t xml:space="preserve">8}, </w:t>
       </w:r>
       <w:r>
         <w:rPr>
@@ -7651,15 +7913,5289 @@
         <w:rPr>
           <w:sz w:val="28"/>
           <w:szCs w:val="28"/>
+        </w:rPr>
+      </w:pPr>
+    </w:p>
+    <w:p>
+      <w:pPr>
+        <w:ind w:firstLine="709"/>
+        <w:jc w:val="both"/>
+        <w:rPr>
+          <w:sz w:val="28"/>
+          <w:szCs w:val="28"/>
+        </w:rPr>
+      </w:pPr>
+      <w:r>
+        <w:rPr>
+          <w:sz w:val="28"/>
+          <w:szCs w:val="28"/>
+        </w:rPr>
+        <w:t xml:space="preserve">На рисунке 1 представлена схема, полученная в результаты выделения таблиц. </w:t>
+      </w:r>
+    </w:p>
+    <w:p>
+      <w:pPr>
+        <w:ind w:firstLine="709"/>
+        <w:jc w:val="both"/>
+        <w:rPr>
+          <w:sz w:val="28"/>
+          <w:szCs w:val="28"/>
+        </w:rPr>
+      </w:pPr>
+    </w:p>
+    <w:p>
+      <w:pPr>
+        <w:jc w:val="center"/>
+        <w:rPr>
+          <w:sz w:val="28"/>
+          <w:szCs w:val="28"/>
+        </w:rPr>
+      </w:pPr>
+      <w:r>
+        <w:rPr>
+          <w:noProof/>
+          <w:sz w:val="28"/>
+          <w:szCs w:val="28"/>
+        </w:rPr>
+        <w:drawing>
+          <wp:inline distT="0" distB="0" distL="0" distR="0" wp14:anchorId="7E612536" wp14:editId="6FDD7795">
+            <wp:extent cx="6172200" cy="2549725"/>
+            <wp:effectExtent l="0" t="0" r="0" b="3175"/>
+            <wp:docPr id="1533810032" name="Рисунок 1"/>
+            <wp:cNvGraphicFramePr>
+              <a:graphicFrameLocks xmlns:a="http://schemas.openxmlformats.org/drawingml/2006/main" noChangeAspect="1"/>
+            </wp:cNvGraphicFramePr>
+            <a:graphic xmlns:a="http://schemas.openxmlformats.org/drawingml/2006/main">
+              <a:graphicData uri="http://schemas.openxmlformats.org/drawingml/2006/picture">
+                <pic:pic xmlns:pic="http://schemas.openxmlformats.org/drawingml/2006/picture">
+                  <pic:nvPicPr>
+                    <pic:cNvPr id="1533810032" name=""/>
+                    <pic:cNvPicPr/>
+                  </pic:nvPicPr>
+                  <pic:blipFill>
+                    <a:blip r:embed="rId8"/>
+                    <a:stretch>
+                      <a:fillRect/>
+                    </a:stretch>
+                  </pic:blipFill>
+                  <pic:spPr>
+                    <a:xfrm>
+                      <a:off x="0" y="0"/>
+                      <a:ext cx="6174977" cy="2550872"/>
+                    </a:xfrm>
+                    <a:prstGeom prst="rect">
+                      <a:avLst/>
+                    </a:prstGeom>
+                  </pic:spPr>
+                </pic:pic>
+              </a:graphicData>
+            </a:graphic>
+          </wp:inline>
+        </w:drawing>
+      </w:r>
+    </w:p>
+    <w:p>
+      <w:pPr>
+        <w:jc w:val="center"/>
+        <w:rPr>
+          <w:sz w:val="28"/>
+          <w:szCs w:val="28"/>
+        </w:rPr>
+      </w:pPr>
+      <w:r>
+        <w:rPr>
+          <w:sz w:val="28"/>
+          <w:szCs w:val="28"/>
+        </w:rPr>
+        <w:t>Рисунок 1 – схема реляционной базы данных</w:t>
+      </w:r>
+    </w:p>
+    <w:p>
+      <w:pPr>
+        <w:ind w:firstLine="709"/>
+        <w:jc w:val="both"/>
+        <w:rPr>
+          <w:sz w:val="28"/>
+          <w:szCs w:val="28"/>
+        </w:rPr>
+      </w:pPr>
+    </w:p>
+    <w:p>
+      <w:pPr>
+        <w:outlineLvl w:val="1"/>
+        <w:rPr>
+          <w:b/>
+          <w:bCs/>
+          <w:sz w:val="28"/>
+          <w:szCs w:val="28"/>
+        </w:rPr>
+      </w:pPr>
+      <w:bookmarkStart w:id="5" w:name="_Toc198372142"/>
+      <w:r>
+        <w:rPr>
+          <w:b/>
+          <w:bCs/>
+          <w:sz w:val="28"/>
+          <w:szCs w:val="28"/>
+        </w:rPr>
+        <w:t xml:space="preserve">Этап </w:t>
+      </w:r>
+      <w:r>
+        <w:rPr>
+          <w:b/>
+          <w:bCs/>
+          <w:sz w:val="28"/>
+          <w:szCs w:val="28"/>
+        </w:rPr>
+        <w:t>4</w:t>
+      </w:r>
+      <w:r>
+        <w:rPr>
+          <w:b/>
+          <w:bCs/>
+          <w:sz w:val="28"/>
+          <w:szCs w:val="28"/>
+        </w:rPr>
+        <w:t xml:space="preserve">. </w:t>
+      </w:r>
+      <w:r>
+        <w:rPr>
+          <w:b/>
+          <w:bCs/>
+          <w:sz w:val="28"/>
+          <w:szCs w:val="28"/>
+        </w:rPr>
+        <w:t>Формулировка запросов в терминах реляционной алгебры</w:t>
+      </w:r>
+      <w:bookmarkEnd w:id="5"/>
+    </w:p>
+    <w:p>
+      <w:pPr>
+        <w:ind w:firstLine="709"/>
+        <w:jc w:val="both"/>
+        <w:rPr>
+          <w:sz w:val="28"/>
+          <w:szCs w:val="28"/>
+        </w:rPr>
+      </w:pPr>
+    </w:p>
+    <w:p>
+      <w:pPr>
+        <w:ind w:firstLine="709"/>
+        <w:jc w:val="both"/>
+        <w:rPr>
+          <w:sz w:val="28"/>
+          <w:szCs w:val="28"/>
+        </w:rPr>
+      </w:pPr>
+      <w:r>
+        <w:rPr>
+          <w:sz w:val="28"/>
+          <w:szCs w:val="28"/>
+        </w:rPr>
+        <w:t xml:space="preserve">А) Запрос с обобщенным ключом </w:t>
+      </w:r>
+    </w:p>
+    <w:p>
+      <w:pPr>
+        <w:ind w:firstLine="709"/>
+        <w:jc w:val="both"/>
+        <w:rPr>
+          <w:sz w:val="28"/>
+          <w:szCs w:val="28"/>
+        </w:rPr>
+      </w:pPr>
+      <w:r>
+        <w:rPr>
+          <w:sz w:val="28"/>
+          <w:szCs w:val="28"/>
+        </w:rPr>
+        <w:t>Формулировка:</w:t>
+      </w:r>
+    </w:p>
+    <w:p>
+      <w:pPr>
+        <w:ind w:firstLine="709"/>
+        <w:jc w:val="both"/>
+        <w:rPr>
+          <w:sz w:val="28"/>
+          <w:szCs w:val="28"/>
+        </w:rPr>
+      </w:pPr>
+      <w:r>
+        <w:rPr>
+          <w:sz w:val="28"/>
+          <w:szCs w:val="28"/>
+        </w:rPr>
+        <w:t>«Получить список ФИО сотрудников, которые работали на рейсе №123 15.05.2024 на маршруте "</w:t>
+      </w:r>
+      <w:r>
+        <w:rPr>
+          <w:sz w:val="28"/>
+          <w:szCs w:val="28"/>
+        </w:rPr>
+        <w:t>31</w:t>
+      </w:r>
+      <w:r>
+        <w:rPr>
+          <w:sz w:val="28"/>
+          <w:szCs w:val="28"/>
+        </w:rPr>
+        <w:t>А", но фактические время прибытия на остановках отличалось от планового более чем на 10 минут».</w:t>
+      </w:r>
+    </w:p>
+    <w:p>
+      <w:pPr>
+        <w:ind w:firstLine="709"/>
+        <w:jc w:val="both"/>
+        <w:rPr>
+          <w:sz w:val="28"/>
+          <w:szCs w:val="28"/>
+        </w:rPr>
+      </w:pPr>
+    </w:p>
+    <w:p>
+      <w:pPr>
+        <w:ind w:firstLine="709"/>
+        <w:jc w:val="both"/>
+        <w:rPr>
+          <w:sz w:val="28"/>
+          <w:szCs w:val="28"/>
+        </w:rPr>
+      </w:pPr>
+      <w:r>
+        <w:rPr>
+          <w:sz w:val="28"/>
+          <w:szCs w:val="28"/>
+        </w:rPr>
+        <w:t xml:space="preserve">Исходный запрос: </w:t>
+      </w:r>
+    </w:p>
+    <w:p>
+      <w:pPr>
+        <w:jc w:val="both"/>
+        <w:rPr>
+          <w:sz w:val="28"/>
+          <w:szCs w:val="28"/>
           <w:lang w:val="en-US"/>
         </w:rPr>
       </w:pPr>
+      <m:oMathPara>
+        <m:oMathParaPr>
+          <m:jc m:val="center"/>
+        </m:oMathParaPr>
+        <m:oMath>
+          <m:sSub>
+            <m:sSubPr>
+              <m:ctrlPr>
+                <w:rPr>
+                  <w:rFonts w:ascii="Cambria Math" w:hAnsi="Cambria Math"/>
+                  <w:i/>
+                  <w:sz w:val="28"/>
+                  <w:szCs w:val="28"/>
+                </w:rPr>
+              </m:ctrlPr>
+            </m:sSubPr>
+            <m:e>
+              <m:r>
+                <m:rPr>
+                  <m:sty m:val="p"/>
+                </m:rPr>
+                <w:rPr>
+                  <w:rFonts w:ascii="Cambria Math" w:hAnsi="Cambria Math"/>
+                  <w:sz w:val="28"/>
+                  <w:szCs w:val="28"/>
+                </w:rPr>
+                <m:t>π</m:t>
+              </m:r>
+              <m:ctrlPr>
+                <w:rPr>
+                  <w:rFonts w:ascii="Cambria Math" w:hAnsi="Cambria Math"/>
+                  <w:sz w:val="28"/>
+                  <w:szCs w:val="28"/>
+                </w:rPr>
+              </m:ctrlPr>
+            </m:e>
+            <m:sub>
+              <m:r>
+                <w:rPr>
+                  <w:rFonts w:ascii="Cambria Math" w:hAnsi="Cambria Math"/>
+                  <w:sz w:val="28"/>
+                  <w:szCs w:val="28"/>
+                </w:rPr>
+                <m:t>A</m:t>
+              </m:r>
+              <m:r>
+                <w:rPr>
+                  <w:rFonts w:ascii="Cambria Math" w:hAnsi="Cambria Math"/>
+                  <w:sz w:val="28"/>
+                  <w:szCs w:val="28"/>
+                  <w:lang w:val="en-US"/>
+                </w:rPr>
+                <m:t>9</m:t>
+              </m:r>
+            </m:sub>
+          </m:sSub>
+          <m:d>
+            <m:dPr>
+              <m:ctrlPr>
+                <w:rPr>
+                  <w:rFonts w:ascii="Cambria Math" w:hAnsi="Cambria Math"/>
+                  <w:i/>
+                  <w:sz w:val="28"/>
+                  <w:szCs w:val="28"/>
+                </w:rPr>
+              </m:ctrlPr>
+            </m:dPr>
+            <m:e>
+              <m:sSub>
+                <m:sSubPr>
+                  <m:ctrlPr>
+                    <w:rPr>
+                      <w:rFonts w:ascii="Cambria Math" w:hAnsi="Cambria Math"/>
+                      <w:i/>
+                      <w:sz w:val="28"/>
+                      <w:szCs w:val="28"/>
+                    </w:rPr>
+                  </m:ctrlPr>
+                </m:sSubPr>
+                <m:e>
+                  <m:r>
+                    <m:rPr>
+                      <m:sty m:val="p"/>
+                    </m:rPr>
+                    <w:rPr>
+                      <w:rFonts w:ascii="Cambria Math" w:hAnsi="Cambria Math"/>
+                      <w:sz w:val="28"/>
+                      <w:szCs w:val="28"/>
+                    </w:rPr>
+                    <m:t>σ</m:t>
+                  </m:r>
+                </m:e>
+                <m:sub>
+                  <m:r>
+                    <w:rPr>
+                      <w:rFonts w:ascii="Cambria Math" w:hAnsi="Cambria Math"/>
+                      <w:sz w:val="28"/>
+                      <w:szCs w:val="28"/>
+                    </w:rPr>
+                    <m:t>A</m:t>
+                  </m:r>
+                  <m:r>
+                    <w:rPr>
+                      <w:rFonts w:ascii="Cambria Math" w:hAnsi="Cambria Math"/>
+                      <w:sz w:val="28"/>
+                      <w:szCs w:val="28"/>
+                      <w:lang w:val="en-US"/>
+                    </w:rPr>
+                    <m:t>11=123,   7=15.05.2024</m:t>
+                  </m:r>
+                  <m:r>
+                    <m:rPr>
+                      <m:sty m:val="p"/>
+                    </m:rPr>
+                    <w:rPr>
+                      <w:rFonts w:ascii="Cambria Math" w:hAnsi="Cambria Math"/>
+                      <w:sz w:val="28"/>
+                      <w:szCs w:val="28"/>
+                      <w:lang w:val="en-US"/>
+                    </w:rPr>
+                    <m:t>,  </m:t>
+                  </m:r>
+                  <m:r>
+                    <w:rPr>
+                      <w:rFonts w:ascii="Cambria Math" w:hAnsi="Cambria Math"/>
+                      <w:sz w:val="28"/>
+                      <w:szCs w:val="28"/>
+                      <w:lang w:val="en-US"/>
+                    </w:rPr>
+                    <m:t>1=31</m:t>
+                  </m:r>
+                  <m:r>
+                    <w:rPr>
+                      <w:rFonts w:ascii="Cambria Math" w:hAnsi="Cambria Math"/>
+                      <w:sz w:val="28"/>
+                      <w:szCs w:val="28"/>
+                    </w:rPr>
+                    <m:t>A</m:t>
+                  </m:r>
+                  <m:r>
+                    <m:rPr>
+                      <m:sty m:val="p"/>
+                    </m:rPr>
+                    <w:rPr>
+                      <w:rFonts w:ascii="Cambria Math" w:hAnsi="Cambria Math"/>
+                      <w:sz w:val="28"/>
+                      <w:szCs w:val="28"/>
+                      <w:lang w:val="en-US"/>
+                    </w:rPr>
+                    <m:t>, </m:t>
+                  </m:r>
+                  <m:r>
+                    <w:rPr>
+                      <w:rFonts w:ascii="Cambria Math" w:hAnsi="Cambria Math"/>
+                      <w:sz w:val="28"/>
+                      <w:szCs w:val="28"/>
+                    </w:rPr>
+                    <m:t>|A</m:t>
+                  </m:r>
+                  <m:r>
+                    <w:rPr>
+                      <w:rFonts w:ascii="Cambria Math" w:hAnsi="Cambria Math"/>
+                      <w:sz w:val="28"/>
+                      <w:szCs w:val="28"/>
+                      <w:lang w:val="en-US"/>
+                    </w:rPr>
+                    <m:t>6-</m:t>
+                  </m:r>
+                  <m:r>
+                    <w:rPr>
+                      <w:rFonts w:ascii="Cambria Math" w:hAnsi="Cambria Math"/>
+                      <w:sz w:val="28"/>
+                      <w:szCs w:val="28"/>
+                    </w:rPr>
+                    <m:t>A</m:t>
+                  </m:r>
+                  <m:r>
+                    <w:rPr>
+                      <w:rFonts w:ascii="Cambria Math" w:hAnsi="Cambria Math"/>
+                      <w:sz w:val="28"/>
+                      <w:szCs w:val="28"/>
+                      <w:lang w:val="en-US"/>
+                    </w:rPr>
+                    <m:t>5|&gt;10</m:t>
+                  </m:r>
+                </m:sub>
+              </m:sSub>
+              <m:d>
+                <m:dPr>
+                  <m:ctrlPr>
+                    <w:rPr>
+                      <w:rFonts w:ascii="Cambria Math" w:hAnsi="Cambria Math"/>
+                      <w:i/>
+                      <w:sz w:val="28"/>
+                      <w:szCs w:val="28"/>
+                    </w:rPr>
+                  </m:ctrlPr>
+                </m:dPr>
+                <m:e>
+                  <m:r>
+                    <w:rPr>
+                      <w:rFonts w:ascii="Cambria Math" w:hAnsi="Cambria Math"/>
+                      <w:sz w:val="28"/>
+                      <w:szCs w:val="28"/>
+                    </w:rPr>
+                    <m:t>R</m:t>
+                  </m:r>
+                  <m:r>
+                    <w:rPr>
+                      <w:rFonts w:ascii="Cambria Math" w:hAnsi="Cambria Math"/>
+                      <w:sz w:val="28"/>
+                      <w:szCs w:val="28"/>
+                      <w:lang w:val="en-US"/>
+                    </w:rPr>
+                    <m:t>5</m:t>
+                  </m:r>
+                  <m:r>
+                    <m:rPr>
+                      <m:sty m:val="p"/>
+                    </m:rPr>
+                    <w:rPr>
+                      <w:rFonts w:ascii="Cambria Math" w:hAnsi="Cambria Math"/>
+                      <w:sz w:val="28"/>
+                      <w:szCs w:val="28"/>
+                      <w:lang w:val="en-US"/>
+                    </w:rPr>
+                    <m:t>⋈</m:t>
+                  </m:r>
+                  <m:r>
+                    <w:rPr>
+                      <w:rFonts w:ascii="Cambria Math" w:hAnsi="Cambria Math"/>
+                      <w:sz w:val="28"/>
+                      <w:szCs w:val="28"/>
+                    </w:rPr>
+                    <m:t>R</m:t>
+                  </m:r>
+                  <m:r>
+                    <w:rPr>
+                      <w:rFonts w:ascii="Cambria Math" w:hAnsi="Cambria Math"/>
+                      <w:sz w:val="28"/>
+                      <w:szCs w:val="28"/>
+                      <w:lang w:val="en-US"/>
+                    </w:rPr>
+                    <m:t>6</m:t>
+                  </m:r>
+                  <m:r>
+                    <m:rPr>
+                      <m:sty m:val="p"/>
+                    </m:rPr>
+                    <w:rPr>
+                      <w:rFonts w:ascii="Cambria Math" w:hAnsi="Cambria Math"/>
+                      <w:sz w:val="28"/>
+                      <w:szCs w:val="28"/>
+                      <w:lang w:val="en-US"/>
+                    </w:rPr>
+                    <m:t>⋈</m:t>
+                  </m:r>
+                  <m:r>
+                    <w:rPr>
+                      <w:rFonts w:ascii="Cambria Math" w:hAnsi="Cambria Math"/>
+                      <w:sz w:val="28"/>
+                      <w:szCs w:val="28"/>
+                    </w:rPr>
+                    <m:t>R</m:t>
+                  </m:r>
+                  <m:r>
+                    <w:rPr>
+                      <w:rFonts w:ascii="Cambria Math" w:hAnsi="Cambria Math"/>
+                      <w:sz w:val="28"/>
+                      <w:szCs w:val="28"/>
+                      <w:lang w:val="en-US"/>
+                    </w:rPr>
+                    <m:t>3</m:t>
+                  </m:r>
+                  <m:r>
+                    <m:rPr>
+                      <m:sty m:val="p"/>
+                    </m:rPr>
+                    <w:rPr>
+                      <w:rFonts w:ascii="Cambria Math" w:hAnsi="Cambria Math"/>
+                      <w:sz w:val="28"/>
+                      <w:szCs w:val="28"/>
+                      <w:lang w:val="en-US"/>
+                    </w:rPr>
+                    <m:t>⋈</m:t>
+                  </m:r>
+                  <m:r>
+                    <w:rPr>
+                      <w:rFonts w:ascii="Cambria Math" w:hAnsi="Cambria Math"/>
+                      <w:sz w:val="28"/>
+                      <w:szCs w:val="28"/>
+                    </w:rPr>
+                    <m:t>R</m:t>
+                  </m:r>
+                  <m:r>
+                    <w:rPr>
+                      <w:rFonts w:ascii="Cambria Math" w:hAnsi="Cambria Math"/>
+                      <w:sz w:val="28"/>
+                      <w:szCs w:val="28"/>
+                      <w:lang w:val="en-US"/>
+                    </w:rPr>
+                    <m:t>4</m:t>
+                  </m:r>
+                </m:e>
+              </m:d>
+            </m:e>
+          </m:d>
+        </m:oMath>
+      </m:oMathPara>
+    </w:p>
+    <w:p>
+      <w:pPr>
+        <w:jc w:val="both"/>
+        <w:rPr>
+          <w:sz w:val="28"/>
+          <w:szCs w:val="28"/>
+          <w:lang w:val="en-US"/>
+        </w:rPr>
+      </w:pPr>
+    </w:p>
+    <w:p>
+      <w:pPr>
+        <w:ind w:firstLine="709"/>
+        <w:jc w:val="both"/>
+        <w:rPr>
+          <w:sz w:val="28"/>
+          <w:szCs w:val="28"/>
+        </w:rPr>
+      </w:pPr>
+      <w:r>
+        <w:rPr>
+          <w:sz w:val="28"/>
+          <w:szCs w:val="28"/>
+        </w:rPr>
+        <w:t xml:space="preserve">Оптимизированный запрос:  </w:t>
+      </w:r>
+    </w:p>
+    <w:p>
+      <w:pPr>
+        <w:jc w:val="both"/>
+        <w:rPr>
+          <w:sz w:val="28"/>
+          <w:szCs w:val="28"/>
+        </w:rPr>
+      </w:pPr>
+      <m:oMathPara>
+        <m:oMathParaPr>
+          <m:jc m:val="center"/>
+        </m:oMathParaPr>
+        <m:oMath>
+          <m:sSub>
+            <m:sSubPr>
+              <m:ctrlPr>
+                <w:rPr>
+                  <w:rFonts w:ascii="Cambria Math" w:hAnsi="Cambria Math"/>
+                  <w:i/>
+                  <w:sz w:val="28"/>
+                  <w:szCs w:val="28"/>
+                </w:rPr>
+              </m:ctrlPr>
+            </m:sSubPr>
+            <m:e>
+              <m:r>
+                <m:rPr>
+                  <m:sty m:val="p"/>
+                </m:rPr>
+                <w:rPr>
+                  <w:rFonts w:ascii="Cambria Math" w:hAnsi="Cambria Math"/>
+                  <w:sz w:val="28"/>
+                  <w:szCs w:val="28"/>
+                </w:rPr>
+                <m:t>π</m:t>
+              </m:r>
+              <m:ctrlPr>
+                <w:rPr>
+                  <w:rFonts w:ascii="Cambria Math" w:hAnsi="Cambria Math"/>
+                  <w:sz w:val="28"/>
+                  <w:szCs w:val="28"/>
+                </w:rPr>
+              </m:ctrlPr>
+            </m:e>
+            <m:sub>
+              <m:r>
+                <w:rPr>
+                  <w:rFonts w:ascii="Cambria Math" w:hAnsi="Cambria Math"/>
+                  <w:sz w:val="28"/>
+                  <w:szCs w:val="28"/>
+                </w:rPr>
+                <m:t>A9</m:t>
+              </m:r>
+            </m:sub>
+          </m:sSub>
+          <m:d>
+            <m:dPr>
+              <m:ctrlPr>
+                <w:rPr>
+                  <w:rFonts w:ascii="Cambria Math" w:hAnsi="Cambria Math"/>
+                  <w:i/>
+                  <w:sz w:val="28"/>
+                  <w:szCs w:val="28"/>
+                </w:rPr>
+              </m:ctrlPr>
+            </m:dPr>
+            <m:e>
+              <m:sSub>
+                <m:sSubPr>
+                  <m:ctrlPr>
+                    <w:rPr>
+                      <w:rFonts w:ascii="Cambria Math" w:hAnsi="Cambria Math"/>
+                      <w:i/>
+                      <w:sz w:val="28"/>
+                      <w:szCs w:val="28"/>
+                    </w:rPr>
+                  </m:ctrlPr>
+                </m:sSubPr>
+                <m:e>
+                  <m:r>
+                    <m:rPr>
+                      <m:sty m:val="p"/>
+                    </m:rPr>
+                    <w:rPr>
+                      <w:rFonts w:ascii="Cambria Math" w:hAnsi="Cambria Math"/>
+                      <w:sz w:val="28"/>
+                      <w:szCs w:val="28"/>
+                    </w:rPr>
+                    <m:t>π</m:t>
+                  </m:r>
+                </m:e>
+                <m:sub>
+                  <m:r>
+                    <w:rPr>
+                      <w:rFonts w:ascii="Cambria Math" w:hAnsi="Cambria Math"/>
+                      <w:sz w:val="28"/>
+                      <w:szCs w:val="28"/>
+                    </w:rPr>
+                    <m:t>A8</m:t>
+                  </m:r>
+                </m:sub>
+              </m:sSub>
+              <m:d>
+                <m:dPr>
+                  <m:ctrlPr>
+                    <w:rPr>
+                      <w:rFonts w:ascii="Cambria Math" w:hAnsi="Cambria Math"/>
+                      <w:i/>
+                      <w:sz w:val="28"/>
+                      <w:szCs w:val="28"/>
+                    </w:rPr>
+                  </m:ctrlPr>
+                </m:dPr>
+                <m:e>
+                  <m:sSub>
+                    <m:sSubPr>
+                      <m:ctrlPr>
+                        <w:rPr>
+                          <w:rFonts w:ascii="Cambria Math" w:hAnsi="Cambria Math"/>
+                          <w:i/>
+                          <w:sz w:val="28"/>
+                          <w:szCs w:val="28"/>
+                        </w:rPr>
+                      </m:ctrlPr>
+                    </m:sSubPr>
+                    <m:e>
+                      <m:r>
+                        <m:rPr>
+                          <m:sty m:val="p"/>
+                        </m:rPr>
+                        <w:rPr>
+                          <w:rFonts w:ascii="Cambria Math" w:hAnsi="Cambria Math"/>
+                          <w:sz w:val="28"/>
+                          <w:szCs w:val="28"/>
+                        </w:rPr>
+                        <m:t>σ</m:t>
+                      </m:r>
+                    </m:e>
+                    <m:sub>
+                      <m:r>
+                        <m:rPr>
+                          <m:nor/>
+                        </m:rPr>
+                        <w:rPr>
+                          <w:rFonts w:ascii="Cambria Math" w:hAnsi="Cambria Math"/>
+                          <w:sz w:val="28"/>
+                          <w:szCs w:val="28"/>
+                        </w:rPr>
+                        <m:t>|</m:t>
+                      </m:r>
+                      <m:r>
+                        <w:rPr>
+                          <w:rFonts w:ascii="Cambria Math" w:hAnsi="Cambria Math"/>
+                          <w:sz w:val="28"/>
+                          <w:szCs w:val="28"/>
+                        </w:rPr>
+                        <m:t>A6-A5</m:t>
+                      </m:r>
+                      <m:r>
+                        <m:rPr>
+                          <m:nor/>
+                        </m:rPr>
+                        <w:rPr>
+                          <w:rFonts w:ascii="Cambria Math" w:hAnsi="Cambria Math"/>
+                          <w:sz w:val="28"/>
+                          <w:szCs w:val="28"/>
+                        </w:rPr>
+                        <m:t>|</m:t>
+                      </m:r>
+                      <m:r>
+                        <w:rPr>
+                          <w:rFonts w:ascii="Cambria Math" w:hAnsi="Cambria Math"/>
+                          <w:sz w:val="28"/>
+                          <w:szCs w:val="28"/>
+                        </w:rPr>
+                        <m:t>&gt;10</m:t>
+                      </m:r>
+                    </m:sub>
+                  </m:sSub>
+                  <m:d>
+                    <m:dPr>
+                      <m:ctrlPr>
+                        <w:rPr>
+                          <w:rFonts w:ascii="Cambria Math" w:hAnsi="Cambria Math"/>
+                          <w:i/>
+                          <w:sz w:val="28"/>
+                          <w:szCs w:val="28"/>
+                        </w:rPr>
+                      </m:ctrlPr>
+                    </m:dPr>
+                    <m:e>
+                      <m:r>
+                        <w:rPr>
+                          <w:rFonts w:ascii="Cambria Math" w:hAnsi="Cambria Math"/>
+                          <w:sz w:val="28"/>
+                          <w:szCs w:val="28"/>
+                        </w:rPr>
+                        <m:t>R5</m:t>
+                      </m:r>
+                      <m:r>
+                        <m:rPr>
+                          <m:sty m:val="p"/>
+                        </m:rPr>
+                        <w:rPr>
+                          <w:rFonts w:ascii="Cambria Math" w:hAnsi="Cambria Math"/>
+                          <w:sz w:val="28"/>
+                          <w:szCs w:val="28"/>
+                        </w:rPr>
+                        <m:t>⋈</m:t>
+                      </m:r>
+                      <m:r>
+                        <w:rPr>
+                          <w:rFonts w:ascii="Cambria Math" w:hAnsi="Cambria Math"/>
+                          <w:sz w:val="28"/>
+                          <w:szCs w:val="28"/>
+                        </w:rPr>
+                        <m:t>R4</m:t>
+                      </m:r>
+                    </m:e>
+                  </m:d>
+                </m:e>
+              </m:d>
+              <m:r>
+                <m:rPr>
+                  <m:sty m:val="p"/>
+                </m:rPr>
+                <w:rPr>
+                  <w:rFonts w:ascii="Cambria Math" w:hAnsi="Cambria Math"/>
+                  <w:sz w:val="28"/>
+                  <w:szCs w:val="28"/>
+                </w:rPr>
+                <m:t>⋈</m:t>
+              </m:r>
+              <m:sSub>
+                <m:sSubPr>
+                  <m:ctrlPr>
+                    <w:rPr>
+                      <w:rFonts w:ascii="Cambria Math" w:hAnsi="Cambria Math"/>
+                      <w:i/>
+                      <w:sz w:val="28"/>
+                      <w:szCs w:val="28"/>
+                    </w:rPr>
+                  </m:ctrlPr>
+                </m:sSubPr>
+                <m:e>
+                  <m:r>
+                    <m:rPr>
+                      <m:sty m:val="p"/>
+                    </m:rPr>
+                    <w:rPr>
+                      <w:rFonts w:ascii="Cambria Math" w:hAnsi="Cambria Math"/>
+                      <w:sz w:val="28"/>
+                      <w:szCs w:val="28"/>
+                    </w:rPr>
+                    <m:t>π</m:t>
+                  </m:r>
+                  <m:ctrlPr>
+                    <w:rPr>
+                      <w:rFonts w:ascii="Cambria Math" w:hAnsi="Cambria Math"/>
+                      <w:sz w:val="28"/>
+                      <w:szCs w:val="28"/>
+                    </w:rPr>
+                  </m:ctrlPr>
+                </m:e>
+                <m:sub>
+                  <m:r>
+                    <w:rPr>
+                      <w:rFonts w:ascii="Cambria Math" w:hAnsi="Cambria Math"/>
+                      <w:sz w:val="28"/>
+                      <w:szCs w:val="28"/>
+                    </w:rPr>
+                    <m:t>A8,A11,A7,A1</m:t>
+                  </m:r>
+                </m:sub>
+              </m:sSub>
+              <m:d>
+                <m:dPr>
+                  <m:ctrlPr>
+                    <w:rPr>
+                      <w:rFonts w:ascii="Cambria Math" w:hAnsi="Cambria Math"/>
+                      <w:i/>
+                      <w:sz w:val="28"/>
+                      <w:szCs w:val="28"/>
+                    </w:rPr>
+                  </m:ctrlPr>
+                </m:dPr>
+                <m:e>
+                  <m:sSub>
+                    <m:sSubPr>
+                      <m:ctrlPr>
+                        <w:rPr>
+                          <w:rFonts w:ascii="Cambria Math" w:hAnsi="Cambria Math"/>
+                          <w:i/>
+                          <w:sz w:val="28"/>
+                          <w:szCs w:val="28"/>
+                        </w:rPr>
+                      </m:ctrlPr>
+                    </m:sSubPr>
+                    <m:e>
+                      <m:r>
+                        <m:rPr>
+                          <m:sty m:val="p"/>
+                        </m:rPr>
+                        <w:rPr>
+                          <w:rFonts w:ascii="Cambria Math" w:hAnsi="Cambria Math"/>
+                          <w:sz w:val="28"/>
+                          <w:szCs w:val="28"/>
+                        </w:rPr>
+                        <m:t>σ</m:t>
+                      </m:r>
+                    </m:e>
+                    <m:sub>
+                      <m:r>
+                        <w:rPr>
+                          <w:rFonts w:ascii="Cambria Math" w:hAnsi="Cambria Math"/>
+                          <w:sz w:val="28"/>
+                          <w:szCs w:val="28"/>
+                        </w:rPr>
+                        <m:t>A11=123,A7=15.05.2024,A1=31A</m:t>
+                      </m:r>
+                    </m:sub>
+                  </m:sSub>
+                  <m:d>
+                    <m:dPr>
+                      <m:ctrlPr>
+                        <w:rPr>
+                          <w:rFonts w:ascii="Cambria Math" w:hAnsi="Cambria Math"/>
+                          <w:i/>
+                          <w:sz w:val="28"/>
+                          <w:szCs w:val="28"/>
+                        </w:rPr>
+                      </m:ctrlPr>
+                    </m:dPr>
+                    <m:e>
+                      <m:r>
+                        <w:rPr>
+                          <w:rFonts w:ascii="Cambria Math" w:hAnsi="Cambria Math"/>
+                          <w:sz w:val="28"/>
+                          <w:szCs w:val="28"/>
+                        </w:rPr>
+                        <m:t>R3</m:t>
+                      </m:r>
+                      <m:r>
+                        <m:rPr>
+                          <m:sty m:val="p"/>
+                        </m:rPr>
+                        <w:rPr>
+                          <w:rFonts w:ascii="Cambria Math" w:hAnsi="Cambria Math"/>
+                          <w:sz w:val="28"/>
+                          <w:szCs w:val="28"/>
+                        </w:rPr>
+                        <m:t>⋈</m:t>
+                      </m:r>
+                      <m:r>
+                        <w:rPr>
+                          <w:rFonts w:ascii="Cambria Math" w:hAnsi="Cambria Math"/>
+                          <w:sz w:val="28"/>
+                          <w:szCs w:val="28"/>
+                        </w:rPr>
+                        <m:t>R6</m:t>
+                      </m:r>
+                    </m:e>
+                  </m:d>
+                </m:e>
+              </m:d>
+              <m:r>
+                <m:rPr>
+                  <m:sty m:val="p"/>
+                </m:rPr>
+                <w:rPr>
+                  <w:rFonts w:ascii="Cambria Math" w:hAnsi="Cambria Math"/>
+                  <w:sz w:val="28"/>
+                  <w:szCs w:val="28"/>
+                </w:rPr>
+                <m:t>⋈</m:t>
+              </m:r>
+              <m:r>
+                <w:rPr>
+                  <w:rFonts w:ascii="Cambria Math" w:hAnsi="Cambria Math"/>
+                  <w:sz w:val="28"/>
+                  <w:szCs w:val="28"/>
+                </w:rPr>
+                <m:t>R2</m:t>
+              </m:r>
+            </m:e>
+          </m:d>
+        </m:oMath>
+      </m:oMathPara>
+    </w:p>
+    <w:p>
+      <w:pPr>
+        <w:jc w:val="both"/>
+        <w:rPr>
+          <w:sz w:val="28"/>
+          <w:szCs w:val="28"/>
+        </w:rPr>
+      </w:pPr>
+    </w:p>
+    <w:p>
+      <w:pPr>
+        <w:ind w:firstLine="709"/>
+        <w:jc w:val="both"/>
+        <w:rPr>
+          <w:sz w:val="28"/>
+          <w:szCs w:val="28"/>
+        </w:rPr>
+      </w:pPr>
+      <w:r>
+        <w:rPr>
+          <w:sz w:val="28"/>
+          <w:szCs w:val="28"/>
+        </w:rPr>
+        <w:t>Обоснование:</w:t>
+      </w:r>
+    </w:p>
+    <w:p>
+      <w:pPr>
+        <w:ind w:firstLine="709"/>
+        <w:jc w:val="both"/>
+        <w:rPr>
+          <w:sz w:val="28"/>
+          <w:szCs w:val="28"/>
+        </w:rPr>
+      </w:pPr>
+      <w:r>
+        <w:rPr>
+          <w:sz w:val="28"/>
+          <w:szCs w:val="28"/>
+        </w:rPr>
+        <w:t xml:space="preserve">Обобщенный ключ [A7, A11, A1, A12] (Дата работы, Номер рейса, Номер </w:t>
+      </w:r>
+      <w:r>
+        <w:rPr>
+          <w:sz w:val="28"/>
+          <w:szCs w:val="28"/>
+        </w:rPr>
+        <w:lastRenderedPageBreak/>
+        <w:t xml:space="preserve">маршрута, Номер транспорта) является </w:t>
+      </w:r>
+      <w:proofErr w:type="spellStart"/>
+      <w:r>
+        <w:rPr>
+          <w:sz w:val="28"/>
+          <w:szCs w:val="28"/>
+        </w:rPr>
+        <w:t>суперключом</w:t>
+      </w:r>
+      <w:proofErr w:type="spellEnd"/>
+      <w:r>
+        <w:rPr>
+          <w:sz w:val="28"/>
+          <w:szCs w:val="28"/>
+        </w:rPr>
+        <w:t>, покрывающим все атрибуты запроса.</w:t>
+      </w:r>
+    </w:p>
+    <w:p>
+      <w:pPr>
+        <w:ind w:firstLine="709"/>
+        <w:jc w:val="both"/>
+        <w:rPr>
+          <w:sz w:val="28"/>
+          <w:szCs w:val="28"/>
+        </w:rPr>
+      </w:pPr>
+      <w:r>
+        <w:rPr>
+          <w:sz w:val="28"/>
+          <w:szCs w:val="28"/>
+        </w:rPr>
+        <w:t>Оптимизация:</w:t>
+      </w:r>
+    </w:p>
+    <w:p>
+      <w:pPr>
+        <w:pStyle w:val="a5"/>
+        <w:numPr>
+          <w:ilvl w:val="0"/>
+          <w:numId w:val="42"/>
+        </w:numPr>
+        <w:ind w:left="1134" w:hanging="295"/>
+        <w:jc w:val="both"/>
+        <w:rPr>
+          <w:sz w:val="28"/>
+          <w:szCs w:val="28"/>
+        </w:rPr>
+      </w:pPr>
+      <w:r>
+        <w:rPr>
+          <w:sz w:val="28"/>
+          <w:szCs w:val="28"/>
+        </w:rPr>
+        <w:t>Ранняя фильтрация по условиям (A11=123, A7=15.05.2024, A1=31A) и отклонению времени (|A6-A5|&gt;10) уменьшает объем данных до соединения.</w:t>
+      </w:r>
+    </w:p>
+    <w:p>
+      <w:pPr>
+        <w:pStyle w:val="a5"/>
+        <w:numPr>
+          <w:ilvl w:val="0"/>
+          <w:numId w:val="42"/>
+        </w:numPr>
+        <w:ind w:left="1134" w:hanging="295"/>
+        <w:jc w:val="both"/>
+        <w:rPr>
+          <w:sz w:val="28"/>
+          <w:szCs w:val="28"/>
+        </w:rPr>
+      </w:pPr>
+      <w:r>
+        <w:rPr>
+          <w:sz w:val="28"/>
+          <w:szCs w:val="28"/>
+        </w:rPr>
+        <w:t>Проекция на A8 (Табельный номер) и A9 (ФИО) исключает избыточные поля.</w:t>
+      </w:r>
+    </w:p>
+    <w:p>
+      <w:pPr>
+        <w:pStyle w:val="a5"/>
+        <w:numPr>
+          <w:ilvl w:val="0"/>
+          <w:numId w:val="42"/>
+        </w:numPr>
+        <w:ind w:left="1134" w:hanging="295"/>
+        <w:jc w:val="both"/>
+        <w:rPr>
+          <w:sz w:val="28"/>
+          <w:szCs w:val="28"/>
+        </w:rPr>
+      </w:pPr>
+      <w:r>
+        <w:rPr>
+          <w:sz w:val="28"/>
+          <w:szCs w:val="28"/>
+        </w:rPr>
+        <w:t xml:space="preserve">Свойство соединения: </w:t>
+      </w:r>
+      <w:r>
+        <w:rPr>
+          <w:sz w:val="28"/>
+          <w:szCs w:val="28"/>
+        </w:rPr>
+        <w:t>г</w:t>
+      </w:r>
+      <w:r>
+        <w:rPr>
+          <w:sz w:val="28"/>
+          <w:szCs w:val="28"/>
+        </w:rPr>
+        <w:t xml:space="preserve">арантировано, так как </w:t>
+      </w:r>
+      <w:proofErr w:type="spellStart"/>
+      <w:r>
+        <w:rPr>
+          <w:sz w:val="28"/>
+          <w:szCs w:val="28"/>
+        </w:rPr>
+        <w:t>суперключ</w:t>
+      </w:r>
+      <w:proofErr w:type="spellEnd"/>
+      <w:r>
+        <w:rPr>
+          <w:sz w:val="28"/>
+          <w:szCs w:val="28"/>
+        </w:rPr>
+        <w:t xml:space="preserve"> присутствует в отношениях R3, R5, R6.</w:t>
+      </w:r>
+    </w:p>
+    <w:p>
+      <w:pPr>
+        <w:jc w:val="both"/>
+        <w:rPr>
+          <w:sz w:val="28"/>
+          <w:szCs w:val="28"/>
+        </w:rPr>
+      </w:pPr>
+    </w:p>
+    <w:p>
+      <w:pPr>
+        <w:ind w:firstLine="709"/>
+        <w:jc w:val="both"/>
+        <w:rPr>
+          <w:sz w:val="28"/>
+          <w:szCs w:val="28"/>
+        </w:rPr>
+      </w:pPr>
+      <w:r>
+        <w:rPr>
+          <w:sz w:val="28"/>
+          <w:szCs w:val="28"/>
+        </w:rPr>
+        <w:t xml:space="preserve">Б) Запрос без обобщенного ключа  </w:t>
+      </w:r>
+    </w:p>
+    <w:p>
+      <w:pPr>
+        <w:ind w:firstLine="709"/>
+        <w:jc w:val="both"/>
+        <w:rPr>
+          <w:sz w:val="28"/>
+          <w:szCs w:val="28"/>
+        </w:rPr>
+      </w:pPr>
+      <w:r>
+        <w:rPr>
+          <w:sz w:val="28"/>
+          <w:szCs w:val="28"/>
+        </w:rPr>
+        <w:t xml:space="preserve">Формулировка:  </w:t>
+      </w:r>
+    </w:p>
+    <w:p>
+      <w:pPr>
+        <w:ind w:firstLine="709"/>
+        <w:jc w:val="both"/>
+        <w:rPr>
+          <w:sz w:val="28"/>
+          <w:szCs w:val="28"/>
+        </w:rPr>
+      </w:pPr>
+      <w:r>
+        <w:rPr>
+          <w:sz w:val="28"/>
+          <w:szCs w:val="28"/>
+        </w:rPr>
+        <w:t>«Получить список остановок, через которые проходят маршруты с типом транспорта "Автобус", но где нет записей о фактическом времени прибытия».</w:t>
+      </w:r>
+    </w:p>
+    <w:p>
+      <w:pPr>
+        <w:ind w:firstLine="709"/>
+        <w:jc w:val="both"/>
+        <w:rPr>
+          <w:sz w:val="28"/>
+          <w:szCs w:val="28"/>
+        </w:rPr>
+      </w:pPr>
+    </w:p>
+    <w:p>
+      <w:pPr>
+        <w:ind w:firstLine="709"/>
+        <w:jc w:val="both"/>
+        <w:rPr>
+          <w:sz w:val="28"/>
+          <w:szCs w:val="28"/>
+        </w:rPr>
+      </w:pPr>
+      <w:r>
+        <w:rPr>
+          <w:sz w:val="28"/>
+          <w:szCs w:val="28"/>
+        </w:rPr>
+        <w:t xml:space="preserve">Исходный запрос:  </w:t>
+      </w:r>
+    </w:p>
+    <w:p>
+      <w:pPr>
+        <w:jc w:val="both"/>
+        <w:rPr>
+          <w:sz w:val="28"/>
+          <w:szCs w:val="28"/>
+        </w:rPr>
+      </w:pPr>
+      <m:oMathPara>
+        <m:oMath>
+          <m:sSub>
+            <m:sSubPr>
+              <m:ctrlPr>
+                <w:rPr>
+                  <w:rFonts w:ascii="Cambria Math" w:hAnsi="Cambria Math"/>
+                  <w:i/>
+                  <w:sz w:val="28"/>
+                  <w:szCs w:val="28"/>
+                  <w:lang w:val="en-US"/>
+                </w:rPr>
+              </m:ctrlPr>
+            </m:sSubPr>
+            <m:e>
+              <m:r>
+                <m:rPr>
+                  <m:sty m:val="p"/>
+                </m:rPr>
+                <w:rPr>
+                  <w:rFonts w:ascii="Cambria Math" w:hAnsi="Cambria Math"/>
+                  <w:sz w:val="28"/>
+                  <w:szCs w:val="28"/>
+                  <w:lang w:val="en-US"/>
+                </w:rPr>
+                <m:t>π</m:t>
+              </m:r>
+              <m:ctrlPr>
+                <w:rPr>
+                  <w:rFonts w:ascii="Cambria Math" w:hAnsi="Cambria Math"/>
+                  <w:sz w:val="28"/>
+                  <w:szCs w:val="28"/>
+                  <w:lang w:val="en-US"/>
+                </w:rPr>
+              </m:ctrlPr>
+            </m:e>
+            <m:sub>
+              <m:r>
+                <w:rPr>
+                  <w:rFonts w:ascii="Cambria Math" w:hAnsi="Cambria Math"/>
+                  <w:sz w:val="28"/>
+                  <w:szCs w:val="28"/>
+                  <w:lang w:val="en-US"/>
+                </w:rPr>
+                <m:t>A</m:t>
+              </m:r>
+              <m:r>
+                <w:rPr>
+                  <w:rFonts w:ascii="Cambria Math" w:hAnsi="Cambria Math"/>
+                  <w:sz w:val="28"/>
+                  <w:szCs w:val="28"/>
+                </w:rPr>
+                <m:t>3</m:t>
+              </m:r>
+            </m:sub>
+          </m:sSub>
+          <m:d>
+            <m:dPr>
+              <m:ctrlPr>
+                <w:rPr>
+                  <w:rFonts w:ascii="Cambria Math" w:hAnsi="Cambria Math"/>
+                  <w:i/>
+                  <w:sz w:val="28"/>
+                  <w:szCs w:val="28"/>
+                  <w:lang w:val="en-US"/>
+                </w:rPr>
+              </m:ctrlPr>
+            </m:dPr>
+            <m:e>
+              <m:sSub>
+                <m:sSubPr>
+                  <m:ctrlPr>
+                    <w:rPr>
+                      <w:rFonts w:ascii="Cambria Math" w:hAnsi="Cambria Math"/>
+                      <w:i/>
+                      <w:sz w:val="28"/>
+                      <w:szCs w:val="28"/>
+                      <w:lang w:val="en-US"/>
+                    </w:rPr>
+                  </m:ctrlPr>
+                </m:sSubPr>
+                <m:e>
+                  <m:r>
+                    <m:rPr>
+                      <m:sty m:val="p"/>
+                    </m:rPr>
+                    <w:rPr>
+                      <w:rFonts w:ascii="Cambria Math" w:hAnsi="Cambria Math"/>
+                      <w:sz w:val="28"/>
+                      <w:szCs w:val="28"/>
+                      <w:lang w:val="en-US"/>
+                    </w:rPr>
+                    <m:t>σ</m:t>
+                  </m:r>
+                </m:e>
+                <m:sub>
+                  <m:r>
+                    <w:rPr>
+                      <w:rFonts w:ascii="Cambria Math" w:hAnsi="Cambria Math"/>
+                      <w:sz w:val="28"/>
+                      <w:szCs w:val="28"/>
+                      <w:lang w:val="en-US"/>
+                    </w:rPr>
+                    <m:t>A</m:t>
+                  </m:r>
+                  <m:r>
+                    <w:rPr>
+                      <w:rFonts w:ascii="Cambria Math" w:hAnsi="Cambria Math"/>
+                      <w:sz w:val="28"/>
+                      <w:szCs w:val="28"/>
+                    </w:rPr>
+                    <m:t>2=</m:t>
+                  </m:r>
+                  <m:r>
+                    <m:rPr>
+                      <m:nor/>
+                    </m:rPr>
+                    <w:rPr>
+                      <w:rFonts w:ascii="Cambria Math" w:hAnsi="Cambria Math"/>
+                      <w:sz w:val="28"/>
+                      <w:szCs w:val="28"/>
+                    </w:rPr>
+                    <m:t>Автобус</m:t>
+                  </m:r>
+                  <m:r>
+                    <w:rPr>
+                      <w:rFonts w:ascii="Cambria Math" w:hAnsi="Cambria Math"/>
+                      <w:sz w:val="28"/>
+                      <w:szCs w:val="28"/>
+                    </w:rPr>
+                    <m:t>,</m:t>
+                  </m:r>
+                  <m:r>
+                    <w:rPr>
+                      <w:rFonts w:ascii="Cambria Math" w:hAnsi="Cambria Math"/>
+                      <w:sz w:val="28"/>
+                      <w:szCs w:val="28"/>
+                      <w:lang w:val="en-US"/>
+                    </w:rPr>
+                    <m:t>A</m:t>
+                  </m:r>
+                  <m:r>
+                    <w:rPr>
+                      <w:rFonts w:ascii="Cambria Math" w:hAnsi="Cambria Math"/>
+                      <w:sz w:val="28"/>
+                      <w:szCs w:val="28"/>
+                    </w:rPr>
+                    <m:t>6=</m:t>
+                  </m:r>
+                  <m:r>
+                    <m:rPr>
+                      <m:nor/>
+                    </m:rPr>
+                    <w:rPr>
+                      <w:rFonts w:ascii="Cambria Math" w:hAnsi="Cambria Math"/>
+                      <w:sz w:val="28"/>
+                      <w:szCs w:val="28"/>
+                      <w:lang w:val="en-US"/>
+                    </w:rPr>
+                    <m:t>NULL</m:t>
+                  </m:r>
+                </m:sub>
+              </m:sSub>
+              <m:d>
+                <m:dPr>
+                  <m:ctrlPr>
+                    <w:rPr>
+                      <w:rFonts w:ascii="Cambria Math" w:hAnsi="Cambria Math"/>
+                      <w:i/>
+                      <w:sz w:val="28"/>
+                      <w:szCs w:val="28"/>
+                      <w:lang w:val="en-US"/>
+                    </w:rPr>
+                  </m:ctrlPr>
+                </m:dPr>
+                <m:e>
+                  <m:r>
+                    <w:rPr>
+                      <w:rFonts w:ascii="Cambria Math" w:hAnsi="Cambria Math"/>
+                      <w:sz w:val="28"/>
+                      <w:szCs w:val="28"/>
+                      <w:lang w:val="en-US"/>
+                    </w:rPr>
+                    <m:t>R</m:t>
+                  </m:r>
+                  <m:r>
+                    <w:rPr>
+                      <w:rFonts w:ascii="Cambria Math" w:hAnsi="Cambria Math"/>
+                      <w:sz w:val="28"/>
+                      <w:szCs w:val="28"/>
+                    </w:rPr>
+                    <m:t>1</m:t>
+                  </m:r>
+                  <m:r>
+                    <m:rPr>
+                      <m:sty m:val="p"/>
+                    </m:rPr>
+                    <w:rPr>
+                      <w:rFonts w:ascii="Cambria Math" w:hAnsi="Cambria Math"/>
+                      <w:sz w:val="28"/>
+                      <w:szCs w:val="28"/>
+                    </w:rPr>
+                    <m:t>⋈</m:t>
+                  </m:r>
+                  <m:r>
+                    <w:rPr>
+                      <w:rFonts w:ascii="Cambria Math" w:hAnsi="Cambria Math"/>
+                      <w:sz w:val="28"/>
+                      <w:szCs w:val="28"/>
+                      <w:lang w:val="en-US"/>
+                    </w:rPr>
+                    <m:t>R</m:t>
+                  </m:r>
+                  <m:r>
+                    <w:rPr>
+                      <w:rFonts w:ascii="Cambria Math" w:hAnsi="Cambria Math"/>
+                      <w:sz w:val="28"/>
+                      <w:szCs w:val="28"/>
+                    </w:rPr>
+                    <m:t>4</m:t>
+                  </m:r>
+                  <m:r>
+                    <m:rPr>
+                      <m:sty m:val="p"/>
+                    </m:rPr>
+                    <w:rPr>
+                      <w:rFonts w:ascii="Cambria Math" w:hAnsi="Cambria Math"/>
+                      <w:sz w:val="28"/>
+                      <w:szCs w:val="28"/>
+                    </w:rPr>
+                    <m:t>⋈</m:t>
+                  </m:r>
+                  <m:r>
+                    <w:rPr>
+                      <w:rFonts w:ascii="Cambria Math" w:hAnsi="Cambria Math"/>
+                      <w:sz w:val="28"/>
+                      <w:szCs w:val="28"/>
+                      <w:lang w:val="en-US"/>
+                    </w:rPr>
+                    <m:t>R</m:t>
+                  </m:r>
+                  <m:r>
+                    <w:rPr>
+                      <w:rFonts w:ascii="Cambria Math" w:hAnsi="Cambria Math"/>
+                      <w:sz w:val="28"/>
+                      <w:szCs w:val="28"/>
+                    </w:rPr>
+                    <m:t>3</m:t>
+                  </m:r>
+                  <m:r>
+                    <m:rPr>
+                      <m:sty m:val="p"/>
+                    </m:rPr>
+                    <w:rPr>
+                      <w:rFonts w:ascii="Cambria Math" w:hAnsi="Cambria Math"/>
+                      <w:sz w:val="28"/>
+                      <w:szCs w:val="28"/>
+                    </w:rPr>
+                    <m:t>⋈</m:t>
+                  </m:r>
+                  <m:r>
+                    <w:rPr>
+                      <w:rFonts w:ascii="Cambria Math" w:hAnsi="Cambria Math"/>
+                      <w:sz w:val="28"/>
+                      <w:szCs w:val="28"/>
+                      <w:lang w:val="en-US"/>
+                    </w:rPr>
+                    <m:t>R</m:t>
+                  </m:r>
+                  <m:r>
+                    <w:rPr>
+                      <w:rFonts w:ascii="Cambria Math" w:hAnsi="Cambria Math"/>
+                      <w:sz w:val="28"/>
+                      <w:szCs w:val="28"/>
+                    </w:rPr>
+                    <m:t>5</m:t>
+                  </m:r>
+                </m:e>
+              </m:d>
+            </m:e>
+          </m:d>
+        </m:oMath>
+      </m:oMathPara>
+    </w:p>
+    <w:p>
+      <w:pPr>
+        <w:ind w:firstLine="709"/>
+        <w:jc w:val="both"/>
+        <w:rPr>
+          <w:sz w:val="28"/>
+          <w:szCs w:val="28"/>
+        </w:rPr>
+      </w:pPr>
+    </w:p>
+    <w:p>
+      <w:pPr>
+        <w:ind w:firstLine="709"/>
+        <w:jc w:val="both"/>
+        <w:rPr>
+          <w:sz w:val="28"/>
+          <w:szCs w:val="28"/>
+        </w:rPr>
+      </w:pPr>
+      <w:r>
+        <w:rPr>
+          <w:sz w:val="28"/>
+          <w:szCs w:val="28"/>
+        </w:rPr>
+        <w:t xml:space="preserve">Оптимизированный запрос:  </w:t>
+      </w:r>
+    </w:p>
+    <w:p>
+      <w:pPr>
+        <w:jc w:val="both"/>
+        <w:rPr>
+          <w:sz w:val="28"/>
+          <w:szCs w:val="28"/>
+        </w:rPr>
+      </w:pPr>
+      <m:oMathPara>
+        <m:oMathParaPr>
+          <m:jc m:val="center"/>
+        </m:oMathParaPr>
+        <m:oMath>
+          <m:sSub>
+            <m:sSubPr>
+              <m:ctrlPr>
+                <w:rPr>
+                  <w:rFonts w:ascii="Cambria Math" w:hAnsi="Cambria Math"/>
+                  <w:i/>
+                  <w:sz w:val="28"/>
+                  <w:szCs w:val="28"/>
+                </w:rPr>
+              </m:ctrlPr>
+            </m:sSubPr>
+            <m:e>
+              <m:r>
+                <m:rPr>
+                  <m:sty m:val="p"/>
+                </m:rPr>
+                <w:rPr>
+                  <w:rFonts w:ascii="Cambria Math" w:hAnsi="Cambria Math"/>
+                  <w:sz w:val="28"/>
+                  <w:szCs w:val="28"/>
+                </w:rPr>
+                <m:t>π</m:t>
+              </m:r>
+              <m:ctrlPr>
+                <w:rPr>
+                  <w:rFonts w:ascii="Cambria Math" w:hAnsi="Cambria Math"/>
+                  <w:sz w:val="28"/>
+                  <w:szCs w:val="28"/>
+                </w:rPr>
+              </m:ctrlPr>
+            </m:e>
+            <m:sub>
+              <m:r>
+                <w:rPr>
+                  <w:rFonts w:ascii="Cambria Math" w:hAnsi="Cambria Math"/>
+                  <w:sz w:val="28"/>
+                  <w:szCs w:val="28"/>
+                </w:rPr>
+                <m:t>A3</m:t>
+              </m:r>
+            </m:sub>
+          </m:sSub>
+          <m:d>
+            <m:dPr>
+              <m:ctrlPr>
+                <w:rPr>
+                  <w:rFonts w:ascii="Cambria Math" w:hAnsi="Cambria Math"/>
+                  <w:i/>
+                  <w:sz w:val="28"/>
+                  <w:szCs w:val="28"/>
+                </w:rPr>
+              </m:ctrlPr>
+            </m:dPr>
+            <m:e>
+              <m:r>
+                <w:rPr>
+                  <w:rFonts w:ascii="Cambria Math" w:hAnsi="Cambria Math"/>
+                  <w:sz w:val="28"/>
+                  <w:szCs w:val="28"/>
+                </w:rPr>
+                <m:t>R1</m:t>
+              </m:r>
+              <m:r>
+                <m:rPr>
+                  <m:sty m:val="p"/>
+                </m:rPr>
+                <w:rPr>
+                  <w:rFonts w:ascii="Cambria Math" w:hAnsi="Cambria Math"/>
+                  <w:sz w:val="28"/>
+                  <w:szCs w:val="28"/>
+                </w:rPr>
+                <m:t>⋈</m:t>
+              </m:r>
+              <m:d>
+                <m:dPr>
+                  <m:ctrlPr>
+                    <w:rPr>
+                      <w:rFonts w:ascii="Cambria Math" w:hAnsi="Cambria Math"/>
+                      <w:i/>
+                      <w:sz w:val="28"/>
+                      <w:szCs w:val="28"/>
+                    </w:rPr>
+                  </m:ctrlPr>
+                </m:dPr>
+                <m:e>
+                  <m:sSub>
+                    <m:sSubPr>
+                      <m:ctrlPr>
+                        <w:rPr>
+                          <w:rFonts w:ascii="Cambria Math" w:hAnsi="Cambria Math"/>
+                          <w:i/>
+                          <w:sz w:val="28"/>
+                          <w:szCs w:val="28"/>
+                        </w:rPr>
+                      </m:ctrlPr>
+                    </m:sSubPr>
+                    <m:e>
+                      <m:r>
+                        <m:rPr>
+                          <m:sty m:val="p"/>
+                        </m:rPr>
+                        <w:rPr>
+                          <w:rFonts w:ascii="Cambria Math" w:hAnsi="Cambria Math"/>
+                          <w:sz w:val="28"/>
+                          <w:szCs w:val="28"/>
+                        </w:rPr>
+                        <m:t>π</m:t>
+                      </m:r>
+                    </m:e>
+                    <m:sub>
+                      <m:r>
+                        <w:rPr>
+                          <w:rFonts w:ascii="Cambria Math" w:hAnsi="Cambria Math"/>
+                          <w:sz w:val="28"/>
+                          <w:szCs w:val="28"/>
+                        </w:rPr>
+                        <m:t>A4</m:t>
+                      </m:r>
+                    </m:sub>
+                  </m:sSub>
+                  <m:d>
+                    <m:dPr>
+                      <m:ctrlPr>
+                        <w:rPr>
+                          <w:rFonts w:ascii="Cambria Math" w:hAnsi="Cambria Math"/>
+                          <w:i/>
+                          <w:sz w:val="28"/>
+                          <w:szCs w:val="28"/>
+                        </w:rPr>
+                      </m:ctrlPr>
+                    </m:dPr>
+                    <m:e>
+                      <m:sSub>
+                        <m:sSubPr>
+                          <m:ctrlPr>
+                            <w:rPr>
+                              <w:rFonts w:ascii="Cambria Math" w:hAnsi="Cambria Math"/>
+                              <w:i/>
+                              <w:sz w:val="28"/>
+                              <w:szCs w:val="28"/>
+                            </w:rPr>
+                          </m:ctrlPr>
+                        </m:sSubPr>
+                        <m:e>
+                          <m:r>
+                            <m:rPr>
+                              <m:sty m:val="p"/>
+                            </m:rPr>
+                            <w:rPr>
+                              <w:rFonts w:ascii="Cambria Math" w:hAnsi="Cambria Math"/>
+                              <w:sz w:val="28"/>
+                              <w:szCs w:val="28"/>
+                            </w:rPr>
+                            <m:t>π</m:t>
+                          </m:r>
+                        </m:e>
+                        <m:sub>
+                          <m:r>
+                            <w:rPr>
+                              <w:rFonts w:ascii="Cambria Math" w:hAnsi="Cambria Math"/>
+                              <w:sz w:val="28"/>
+                              <w:szCs w:val="28"/>
+                            </w:rPr>
+                            <m:t>A1,A12</m:t>
+                          </m:r>
+                        </m:sub>
+                      </m:sSub>
+                      <m:d>
+                        <m:dPr>
+                          <m:ctrlPr>
+                            <w:rPr>
+                              <w:rFonts w:ascii="Cambria Math" w:hAnsi="Cambria Math"/>
+                              <w:i/>
+                              <w:sz w:val="28"/>
+                              <w:szCs w:val="28"/>
+                            </w:rPr>
+                          </m:ctrlPr>
+                        </m:dPr>
+                        <m:e>
+                          <m:sSub>
+                            <m:sSubPr>
+                              <m:ctrlPr>
+                                <w:rPr>
+                                  <w:rFonts w:ascii="Cambria Math" w:hAnsi="Cambria Math"/>
+                                  <w:i/>
+                                  <w:sz w:val="28"/>
+                                  <w:szCs w:val="28"/>
+                                </w:rPr>
+                              </m:ctrlPr>
+                            </m:sSubPr>
+                            <m:e>
+                              <m:r>
+                                <m:rPr>
+                                  <m:sty m:val="p"/>
+                                </m:rPr>
+                                <w:rPr>
+                                  <w:rFonts w:ascii="Cambria Math" w:hAnsi="Cambria Math"/>
+                                  <w:sz w:val="28"/>
+                                  <w:szCs w:val="28"/>
+                                </w:rPr>
+                                <m:t>σ</m:t>
+                              </m:r>
+                            </m:e>
+                            <m:sub>
+                              <m:r>
+                                <w:rPr>
+                                  <w:rFonts w:ascii="Cambria Math" w:hAnsi="Cambria Math"/>
+                                  <w:sz w:val="28"/>
+                                  <w:szCs w:val="28"/>
+                                </w:rPr>
+                                <m:t>A2=</m:t>
+                              </m:r>
+                              <m:r>
+                                <m:rPr>
+                                  <m:nor/>
+                                </m:rPr>
+                                <w:rPr>
+                                  <w:rFonts w:ascii="Cambria Math" w:hAnsi="Cambria Math"/>
+                                  <w:sz w:val="28"/>
+                                  <w:szCs w:val="28"/>
+                                </w:rPr>
+                                <m:t>Автобус</m:t>
+                              </m:r>
+                            </m:sub>
+                          </m:sSub>
+                          <m:d>
+                            <m:dPr>
+                              <m:ctrlPr>
+                                <w:rPr>
+                                  <w:rFonts w:ascii="Cambria Math" w:hAnsi="Cambria Math"/>
+                                  <w:i/>
+                                  <w:sz w:val="28"/>
+                                  <w:szCs w:val="28"/>
+                                </w:rPr>
+                              </m:ctrlPr>
+                            </m:dPr>
+                            <m:e>
+                              <m:r>
+                                <w:rPr>
+                                  <w:rFonts w:ascii="Cambria Math" w:hAnsi="Cambria Math"/>
+                                  <w:sz w:val="28"/>
+                                  <w:szCs w:val="28"/>
+                                </w:rPr>
+                                <m:t>R3</m:t>
+                              </m:r>
+                            </m:e>
+                          </m:d>
+                        </m:e>
+                      </m:d>
+                      <m:r>
+                        <m:rPr>
+                          <m:sty m:val="p"/>
+                        </m:rPr>
+                        <w:rPr>
+                          <w:rFonts w:ascii="Cambria Math" w:hAnsi="Cambria Math"/>
+                          <w:sz w:val="28"/>
+                          <w:szCs w:val="28"/>
+                        </w:rPr>
+                        <m:t>⋈</m:t>
+                      </m:r>
+                      <m:r>
+                        <w:rPr>
+                          <w:rFonts w:ascii="Cambria Math" w:hAnsi="Cambria Math"/>
+                          <w:sz w:val="28"/>
+                          <w:szCs w:val="28"/>
+                        </w:rPr>
+                        <m:t>R4</m:t>
+                      </m:r>
+                    </m:e>
+                  </m:d>
+                  <m:r>
+                    <w:rPr>
+                      <w:rFonts w:ascii="Cambria Math" w:hAnsi="Cambria Math"/>
+                      <w:sz w:val="28"/>
+                      <w:szCs w:val="28"/>
+                    </w:rPr>
+                    <m:t>-</m:t>
+                  </m:r>
+                  <m:sSub>
+                    <m:sSubPr>
+                      <m:ctrlPr>
+                        <w:rPr>
+                          <w:rFonts w:ascii="Cambria Math" w:hAnsi="Cambria Math"/>
+                          <w:i/>
+                          <w:sz w:val="28"/>
+                          <w:szCs w:val="28"/>
+                        </w:rPr>
+                      </m:ctrlPr>
+                    </m:sSubPr>
+                    <m:e>
+                      <m:r>
+                        <m:rPr>
+                          <m:sty m:val="p"/>
+                        </m:rPr>
+                        <w:rPr>
+                          <w:rFonts w:ascii="Cambria Math" w:hAnsi="Cambria Math"/>
+                          <w:sz w:val="28"/>
+                          <w:szCs w:val="28"/>
+                        </w:rPr>
+                        <m:t>π</m:t>
+                      </m:r>
+                    </m:e>
+                    <m:sub>
+                      <m:r>
+                        <w:rPr>
+                          <w:rFonts w:ascii="Cambria Math" w:hAnsi="Cambria Math"/>
+                          <w:sz w:val="28"/>
+                          <w:szCs w:val="28"/>
+                        </w:rPr>
+                        <m:t>A4</m:t>
+                      </m:r>
+                    </m:sub>
+                  </m:sSub>
+                  <m:d>
+                    <m:dPr>
+                      <m:ctrlPr>
+                        <w:rPr>
+                          <w:rFonts w:ascii="Cambria Math" w:hAnsi="Cambria Math"/>
+                          <w:i/>
+                          <w:sz w:val="28"/>
+                          <w:szCs w:val="28"/>
+                        </w:rPr>
+                      </m:ctrlPr>
+                    </m:dPr>
+                    <m:e>
+                      <m:sSub>
+                        <m:sSubPr>
+                          <m:ctrlPr>
+                            <w:rPr>
+                              <w:rFonts w:ascii="Cambria Math" w:hAnsi="Cambria Math"/>
+                              <w:i/>
+                              <w:sz w:val="28"/>
+                              <w:szCs w:val="28"/>
+                            </w:rPr>
+                          </m:ctrlPr>
+                        </m:sSubPr>
+                        <m:e>
+                          <m:r>
+                            <m:rPr>
+                              <m:sty m:val="p"/>
+                            </m:rPr>
+                            <w:rPr>
+                              <w:rFonts w:ascii="Cambria Math" w:hAnsi="Cambria Math"/>
+                              <w:sz w:val="28"/>
+                              <w:szCs w:val="28"/>
+                            </w:rPr>
+                            <m:t>π</m:t>
+                          </m:r>
+                        </m:e>
+                        <m:sub>
+                          <m:r>
+                            <w:rPr>
+                              <w:rFonts w:ascii="Cambria Math" w:hAnsi="Cambria Math"/>
+                              <w:sz w:val="28"/>
+                              <w:szCs w:val="28"/>
+                            </w:rPr>
+                            <m:t>A1,A12</m:t>
+                          </m:r>
+                        </m:sub>
+                      </m:sSub>
+                      <m:d>
+                        <m:dPr>
+                          <m:ctrlPr>
+                            <w:rPr>
+                              <w:rFonts w:ascii="Cambria Math" w:hAnsi="Cambria Math"/>
+                              <w:i/>
+                              <w:sz w:val="28"/>
+                              <w:szCs w:val="28"/>
+                            </w:rPr>
+                          </m:ctrlPr>
+                        </m:dPr>
+                        <m:e>
+                          <m:sSub>
+                            <m:sSubPr>
+                              <m:ctrlPr>
+                                <w:rPr>
+                                  <w:rFonts w:ascii="Cambria Math" w:hAnsi="Cambria Math"/>
+                                  <w:i/>
+                                  <w:sz w:val="28"/>
+                                  <w:szCs w:val="28"/>
+                                </w:rPr>
+                              </m:ctrlPr>
+                            </m:sSubPr>
+                            <m:e>
+                              <m:r>
+                                <m:rPr>
+                                  <m:sty m:val="p"/>
+                                </m:rPr>
+                                <w:rPr>
+                                  <w:rFonts w:ascii="Cambria Math" w:hAnsi="Cambria Math"/>
+                                  <w:sz w:val="28"/>
+                                  <w:szCs w:val="28"/>
+                                </w:rPr>
+                                <m:t>σ</m:t>
+                              </m:r>
+                            </m:e>
+                            <m:sub>
+                              <m:r>
+                                <w:rPr>
+                                  <w:rFonts w:ascii="Cambria Math" w:hAnsi="Cambria Math"/>
+                                  <w:sz w:val="28"/>
+                                  <w:szCs w:val="28"/>
+                                </w:rPr>
+                                <m:t>A2=</m:t>
+                              </m:r>
+                              <m:r>
+                                <m:rPr>
+                                  <m:nor/>
+                                </m:rPr>
+                                <w:rPr>
+                                  <w:rFonts w:ascii="Cambria Math" w:hAnsi="Cambria Math"/>
+                                  <w:sz w:val="28"/>
+                                  <w:szCs w:val="28"/>
+                                </w:rPr>
+                                <m:t>Автобус</m:t>
+                              </m:r>
+                            </m:sub>
+                          </m:sSub>
+                          <m:d>
+                            <m:dPr>
+                              <m:ctrlPr>
+                                <w:rPr>
+                                  <w:rFonts w:ascii="Cambria Math" w:hAnsi="Cambria Math"/>
+                                  <w:i/>
+                                  <w:sz w:val="28"/>
+                                  <w:szCs w:val="28"/>
+                                </w:rPr>
+                              </m:ctrlPr>
+                            </m:dPr>
+                            <m:e>
+                              <m:r>
+                                <w:rPr>
+                                  <w:rFonts w:ascii="Cambria Math" w:hAnsi="Cambria Math"/>
+                                  <w:sz w:val="28"/>
+                                  <w:szCs w:val="28"/>
+                                </w:rPr>
+                                <m:t>R3</m:t>
+                              </m:r>
+                            </m:e>
+                          </m:d>
+                        </m:e>
+                      </m:d>
+                      <m:r>
+                        <m:rPr>
+                          <m:sty m:val="p"/>
+                        </m:rPr>
+                        <w:rPr>
+                          <w:rFonts w:ascii="Cambria Math" w:hAnsi="Cambria Math"/>
+                          <w:sz w:val="28"/>
+                          <w:szCs w:val="28"/>
+                        </w:rPr>
+                        <m:t>⋈</m:t>
+                      </m:r>
+                      <m:r>
+                        <w:rPr>
+                          <w:rFonts w:ascii="Cambria Math" w:hAnsi="Cambria Math"/>
+                          <w:sz w:val="28"/>
+                          <w:szCs w:val="28"/>
+                        </w:rPr>
+                        <m:t>R4</m:t>
+                      </m:r>
+                      <m:r>
+                        <m:rPr>
+                          <m:sty m:val="p"/>
+                        </m:rPr>
+                        <w:rPr>
+                          <w:rFonts w:ascii="Cambria Math" w:hAnsi="Cambria Math"/>
+                          <w:sz w:val="28"/>
+                          <w:szCs w:val="28"/>
+                        </w:rPr>
+                        <m:t>⋈</m:t>
+                      </m:r>
+                      <m:r>
+                        <w:rPr>
+                          <w:rFonts w:ascii="Cambria Math" w:hAnsi="Cambria Math"/>
+                          <w:sz w:val="28"/>
+                          <w:szCs w:val="28"/>
+                        </w:rPr>
+                        <m:t>R5</m:t>
+                      </m:r>
+                    </m:e>
+                  </m:d>
+                </m:e>
+              </m:d>
+            </m:e>
+          </m:d>
+        </m:oMath>
+      </m:oMathPara>
+    </w:p>
+    <w:p>
+      <w:pPr>
+        <w:jc w:val="both"/>
+        <w:rPr>
+          <w:sz w:val="28"/>
+          <w:szCs w:val="28"/>
+        </w:rPr>
+      </w:pPr>
+    </w:p>
+    <w:p>
+      <w:pPr>
+        <w:ind w:firstLine="709"/>
+        <w:jc w:val="both"/>
+        <w:rPr>
+          <w:sz w:val="28"/>
+          <w:szCs w:val="28"/>
+        </w:rPr>
+      </w:pPr>
+      <w:r>
+        <w:rPr>
+          <w:sz w:val="28"/>
+          <w:szCs w:val="28"/>
+        </w:rPr>
+        <w:t>Обоснование:</w:t>
+      </w:r>
+    </w:p>
+    <w:p>
+      <w:pPr>
+        <w:ind w:firstLine="709"/>
+        <w:jc w:val="both"/>
+        <w:rPr>
+          <w:sz w:val="28"/>
+          <w:szCs w:val="28"/>
+        </w:rPr>
+      </w:pPr>
+      <w:r>
+        <w:rPr>
+          <w:sz w:val="28"/>
+          <w:szCs w:val="28"/>
+        </w:rPr>
+        <w:t>Отсутствие общего ключа компенсируется замыканием ключа R3 ([A7, A11, A1, A12]), которое включает атрибуты A1, A2, A3, A4, A5, A6 через функциональные зависимости.</w:t>
+      </w:r>
+    </w:p>
+    <w:p>
+      <w:pPr>
+        <w:ind w:firstLine="709"/>
+        <w:jc w:val="both"/>
+        <w:rPr>
+          <w:sz w:val="28"/>
+          <w:szCs w:val="28"/>
+        </w:rPr>
+      </w:pPr>
+    </w:p>
+    <w:p>
+      <w:pPr>
+        <w:ind w:firstLine="709"/>
+        <w:jc w:val="both"/>
+        <w:rPr>
+          <w:sz w:val="28"/>
+          <w:szCs w:val="28"/>
+        </w:rPr>
+      </w:pPr>
+      <w:r>
+        <w:rPr>
+          <w:sz w:val="28"/>
+          <w:szCs w:val="28"/>
+        </w:rPr>
+        <w:t>Оптимизация:</w:t>
+      </w:r>
+    </w:p>
+    <w:p>
+      <w:pPr>
+        <w:pStyle w:val="a5"/>
+        <w:numPr>
+          <w:ilvl w:val="0"/>
+          <w:numId w:val="43"/>
+        </w:numPr>
+        <w:ind w:left="1134" w:hanging="283"/>
+        <w:jc w:val="both"/>
+        <w:rPr>
+          <w:sz w:val="28"/>
+          <w:szCs w:val="28"/>
+        </w:rPr>
+      </w:pPr>
+      <w:r>
+        <w:rPr>
+          <w:sz w:val="28"/>
+          <w:szCs w:val="28"/>
+        </w:rPr>
+        <w:t>Использование разности вместо анти-соединения сокращает вычислительные ресурсы.</w:t>
+      </w:r>
+    </w:p>
+    <w:p>
+      <w:pPr>
+        <w:pStyle w:val="a5"/>
+        <w:numPr>
+          <w:ilvl w:val="0"/>
+          <w:numId w:val="43"/>
+        </w:numPr>
+        <w:ind w:left="1134" w:hanging="283"/>
+        <w:jc w:val="both"/>
+        <w:rPr>
+          <w:sz w:val="28"/>
+          <w:szCs w:val="28"/>
+        </w:rPr>
+      </w:pPr>
+      <w:r>
+        <w:rPr>
+          <w:sz w:val="28"/>
+          <w:szCs w:val="28"/>
+        </w:rPr>
+        <w:t>Фильтрация A2=Автобус на раннем этапе снижает размер промежуточных отношений.</w:t>
+      </w:r>
+    </w:p>
+    <w:p>
+      <w:pPr>
+        <w:pStyle w:val="a5"/>
+        <w:numPr>
+          <w:ilvl w:val="0"/>
+          <w:numId w:val="43"/>
+        </w:numPr>
+        <w:ind w:left="1134" w:hanging="283"/>
+        <w:jc w:val="both"/>
+        <w:rPr>
+          <w:sz w:val="28"/>
+          <w:szCs w:val="28"/>
+        </w:rPr>
+      </w:pPr>
+      <w:r>
+        <w:rPr>
+          <w:sz w:val="28"/>
+          <w:szCs w:val="28"/>
+        </w:rPr>
+        <w:t xml:space="preserve">Свойство соединения: </w:t>
+      </w:r>
+      <w:r>
+        <w:rPr>
+          <w:sz w:val="28"/>
+          <w:szCs w:val="28"/>
+        </w:rPr>
+        <w:t>в</w:t>
+      </w:r>
+      <w:r>
+        <w:rPr>
+          <w:sz w:val="28"/>
+          <w:szCs w:val="28"/>
+        </w:rPr>
+        <w:t>ыполняется, так как замыкание ключа покрывает все атрибуты запроса.</w:t>
+      </w:r>
+    </w:p>
+    <w:p>
+      <w:pPr>
+        <w:ind w:firstLine="709"/>
+        <w:jc w:val="both"/>
+        <w:rPr>
+          <w:sz w:val="28"/>
+          <w:szCs w:val="28"/>
+        </w:rPr>
+      </w:pPr>
+    </w:p>
+    <w:p>
+      <w:pPr>
+        <w:ind w:firstLine="709"/>
+        <w:jc w:val="both"/>
+        <w:rPr>
+          <w:sz w:val="28"/>
+          <w:szCs w:val="28"/>
+        </w:rPr>
+      </w:pPr>
+      <w:r>
+        <w:rPr>
+          <w:sz w:val="28"/>
+          <w:szCs w:val="28"/>
+        </w:rPr>
+        <w:t xml:space="preserve">В) Запрос на вычитание  </w:t>
+      </w:r>
+    </w:p>
+    <w:p>
+      <w:pPr>
+        <w:ind w:firstLine="709"/>
+        <w:jc w:val="both"/>
+        <w:rPr>
+          <w:sz w:val="28"/>
+          <w:szCs w:val="28"/>
+        </w:rPr>
+      </w:pPr>
+      <w:r>
+        <w:rPr>
+          <w:sz w:val="28"/>
+          <w:szCs w:val="28"/>
+        </w:rPr>
+        <w:t xml:space="preserve">Формулировка:  </w:t>
+      </w:r>
+    </w:p>
+    <w:p>
+      <w:pPr>
+        <w:ind w:firstLine="709"/>
+        <w:jc w:val="both"/>
+        <w:rPr>
+          <w:sz w:val="28"/>
+          <w:szCs w:val="28"/>
+        </w:rPr>
+      </w:pPr>
+      <w:r>
+        <w:rPr>
+          <w:sz w:val="28"/>
+          <w:szCs w:val="28"/>
+        </w:rPr>
+        <w:t>«Получить ФИО сотрудников с должностью "Водитель", которые не были назначены ни на один рейс 15.05.2024».</w:t>
+      </w:r>
+    </w:p>
+    <w:p>
+      <w:pPr>
+        <w:ind w:firstLine="709"/>
+        <w:jc w:val="both"/>
+        <w:rPr>
+          <w:sz w:val="28"/>
+          <w:szCs w:val="28"/>
+        </w:rPr>
+      </w:pPr>
+    </w:p>
+    <w:p>
+      <w:pPr>
+        <w:ind w:firstLine="709"/>
+        <w:jc w:val="both"/>
+        <w:rPr>
+          <w:sz w:val="28"/>
+          <w:szCs w:val="28"/>
+        </w:rPr>
+      </w:pPr>
+      <w:r>
+        <w:rPr>
+          <w:sz w:val="28"/>
+          <w:szCs w:val="28"/>
+        </w:rPr>
+        <w:lastRenderedPageBreak/>
+        <w:t xml:space="preserve">Исходный запрос:  </w:t>
+      </w:r>
+    </w:p>
+    <w:p>
+      <w:pPr>
+        <w:jc w:val="both"/>
+        <w:rPr>
+          <w:sz w:val="28"/>
+          <w:szCs w:val="28"/>
+        </w:rPr>
+      </w:pPr>
+      <m:oMathPara>
+        <m:oMath>
+          <m:sSub>
+            <m:sSubPr>
+              <m:ctrlPr>
+                <w:rPr>
+                  <w:rFonts w:ascii="Cambria Math" w:hAnsi="Cambria Math"/>
+                  <w:i/>
+                  <w:sz w:val="28"/>
+                  <w:szCs w:val="28"/>
+                  <w:lang w:val="en-US"/>
+                </w:rPr>
+              </m:ctrlPr>
+            </m:sSubPr>
+            <m:e>
+              <m:r>
+                <m:rPr>
+                  <m:sty m:val="p"/>
+                </m:rPr>
+                <w:rPr>
+                  <w:rFonts w:ascii="Cambria Math" w:hAnsi="Cambria Math"/>
+                  <w:sz w:val="28"/>
+                  <w:szCs w:val="28"/>
+                  <w:lang w:val="en-US"/>
+                </w:rPr>
+                <m:t>π</m:t>
+              </m:r>
+              <m:ctrlPr>
+                <w:rPr>
+                  <w:rFonts w:ascii="Cambria Math" w:hAnsi="Cambria Math"/>
+                  <w:sz w:val="28"/>
+                  <w:szCs w:val="28"/>
+                  <w:lang w:val="en-US"/>
+                </w:rPr>
+              </m:ctrlPr>
+            </m:e>
+            <m:sub>
+              <m:r>
+                <w:rPr>
+                  <w:rFonts w:ascii="Cambria Math" w:hAnsi="Cambria Math"/>
+                  <w:sz w:val="28"/>
+                  <w:szCs w:val="28"/>
+                  <w:lang w:val="en-US"/>
+                </w:rPr>
+                <m:t>A</m:t>
+              </m:r>
+              <m:r>
+                <w:rPr>
+                  <w:rFonts w:ascii="Cambria Math" w:hAnsi="Cambria Math"/>
+                  <w:sz w:val="28"/>
+                  <w:szCs w:val="28"/>
+                </w:rPr>
+                <m:t>9</m:t>
+              </m:r>
+            </m:sub>
+          </m:sSub>
+          <m:d>
+            <m:dPr>
+              <m:ctrlPr>
+                <w:rPr>
+                  <w:rFonts w:ascii="Cambria Math" w:hAnsi="Cambria Math"/>
+                  <w:i/>
+                  <w:sz w:val="28"/>
+                  <w:szCs w:val="28"/>
+                  <w:lang w:val="en-US"/>
+                </w:rPr>
+              </m:ctrlPr>
+            </m:dPr>
+            <m:e>
+              <m:sSub>
+                <m:sSubPr>
+                  <m:ctrlPr>
+                    <w:rPr>
+                      <w:rFonts w:ascii="Cambria Math" w:hAnsi="Cambria Math"/>
+                      <w:i/>
+                      <w:sz w:val="28"/>
+                      <w:szCs w:val="28"/>
+                      <w:lang w:val="en-US"/>
+                    </w:rPr>
+                  </m:ctrlPr>
+                </m:sSubPr>
+                <m:e>
+                  <m:r>
+                    <m:rPr>
+                      <m:sty m:val="p"/>
+                    </m:rPr>
+                    <w:rPr>
+                      <w:rFonts w:ascii="Cambria Math" w:hAnsi="Cambria Math"/>
+                      <w:sz w:val="28"/>
+                      <w:szCs w:val="28"/>
+                      <w:lang w:val="en-US"/>
+                    </w:rPr>
+                    <m:t>σ</m:t>
+                  </m:r>
+                </m:e>
+                <m:sub>
+                  <m:r>
+                    <w:rPr>
+                      <w:rFonts w:ascii="Cambria Math" w:hAnsi="Cambria Math"/>
+                      <w:sz w:val="28"/>
+                      <w:szCs w:val="28"/>
+                      <w:lang w:val="en-US"/>
+                    </w:rPr>
+                    <m:t>A</m:t>
+                  </m:r>
+                  <m:r>
+                    <w:rPr>
+                      <w:rFonts w:ascii="Cambria Math" w:hAnsi="Cambria Math"/>
+                      <w:sz w:val="28"/>
+                      <w:szCs w:val="28"/>
+                    </w:rPr>
+                    <m:t>10=</m:t>
+                  </m:r>
+                  <m:r>
+                    <m:rPr>
+                      <m:nor/>
+                    </m:rPr>
+                    <w:rPr>
+                      <w:rFonts w:ascii="Cambria Math" w:hAnsi="Cambria Math"/>
+                      <w:sz w:val="28"/>
+                      <w:szCs w:val="28"/>
+                    </w:rPr>
+                    <m:t>Водитель</m:t>
+                  </m:r>
+                </m:sub>
+              </m:sSub>
+              <m:d>
+                <m:dPr>
+                  <m:ctrlPr>
+                    <w:rPr>
+                      <w:rFonts w:ascii="Cambria Math" w:hAnsi="Cambria Math"/>
+                      <w:i/>
+                      <w:sz w:val="28"/>
+                      <w:szCs w:val="28"/>
+                      <w:lang w:val="en-US"/>
+                    </w:rPr>
+                  </m:ctrlPr>
+                </m:dPr>
+                <m:e>
+                  <m:r>
+                    <w:rPr>
+                      <w:rFonts w:ascii="Cambria Math" w:hAnsi="Cambria Math"/>
+                      <w:sz w:val="28"/>
+                      <w:szCs w:val="28"/>
+                      <w:lang w:val="en-US"/>
+                    </w:rPr>
+                    <m:t>R</m:t>
+                  </m:r>
+                  <m:r>
+                    <w:rPr>
+                      <w:rFonts w:ascii="Cambria Math" w:hAnsi="Cambria Math"/>
+                      <w:sz w:val="28"/>
+                      <w:szCs w:val="28"/>
+                    </w:rPr>
+                    <m:t>2</m:t>
+                  </m:r>
+                </m:e>
+              </m:d>
+            </m:e>
+          </m:d>
+          <m:r>
+            <w:rPr>
+              <w:rFonts w:ascii="Cambria Math" w:hAnsi="Cambria Math"/>
+              <w:sz w:val="28"/>
+              <w:szCs w:val="28"/>
+            </w:rPr>
+            <m:t>-</m:t>
+          </m:r>
+          <m:sSub>
+            <m:sSubPr>
+              <m:ctrlPr>
+                <w:rPr>
+                  <w:rFonts w:ascii="Cambria Math" w:hAnsi="Cambria Math"/>
+                  <w:i/>
+                  <w:sz w:val="28"/>
+                  <w:szCs w:val="28"/>
+                  <w:lang w:val="en-US"/>
+                </w:rPr>
+              </m:ctrlPr>
+            </m:sSubPr>
+            <m:e>
+              <m:r>
+                <m:rPr>
+                  <m:sty m:val="p"/>
+                </m:rPr>
+                <w:rPr>
+                  <w:rFonts w:ascii="Cambria Math" w:hAnsi="Cambria Math"/>
+                  <w:sz w:val="28"/>
+                  <w:szCs w:val="28"/>
+                  <w:lang w:val="en-US"/>
+                </w:rPr>
+                <m:t>π</m:t>
+              </m:r>
+            </m:e>
+            <m:sub>
+              <m:r>
+                <w:rPr>
+                  <w:rFonts w:ascii="Cambria Math" w:hAnsi="Cambria Math"/>
+                  <w:sz w:val="28"/>
+                  <w:szCs w:val="28"/>
+                  <w:lang w:val="en-US"/>
+                </w:rPr>
+                <m:t>A</m:t>
+              </m:r>
+              <m:r>
+                <w:rPr>
+                  <w:rFonts w:ascii="Cambria Math" w:hAnsi="Cambria Math"/>
+                  <w:sz w:val="28"/>
+                  <w:szCs w:val="28"/>
+                </w:rPr>
+                <m:t>9</m:t>
+              </m:r>
+            </m:sub>
+          </m:sSub>
+          <m:d>
+            <m:dPr>
+              <m:ctrlPr>
+                <w:rPr>
+                  <w:rFonts w:ascii="Cambria Math" w:hAnsi="Cambria Math"/>
+                  <w:i/>
+                  <w:sz w:val="28"/>
+                  <w:szCs w:val="28"/>
+                  <w:lang w:val="en-US"/>
+                </w:rPr>
+              </m:ctrlPr>
+            </m:dPr>
+            <m:e>
+              <m:sSub>
+                <m:sSubPr>
+                  <m:ctrlPr>
+                    <w:rPr>
+                      <w:rFonts w:ascii="Cambria Math" w:hAnsi="Cambria Math"/>
+                      <w:i/>
+                      <w:sz w:val="28"/>
+                      <w:szCs w:val="28"/>
+                      <w:lang w:val="en-US"/>
+                    </w:rPr>
+                  </m:ctrlPr>
+                </m:sSubPr>
+                <m:e>
+                  <m:r>
+                    <m:rPr>
+                      <m:sty m:val="p"/>
+                    </m:rPr>
+                    <w:rPr>
+                      <w:rFonts w:ascii="Cambria Math" w:hAnsi="Cambria Math"/>
+                      <w:sz w:val="28"/>
+                      <w:szCs w:val="28"/>
+                      <w:lang w:val="en-US"/>
+                    </w:rPr>
+                    <m:t>σ</m:t>
+                  </m:r>
+                </m:e>
+                <m:sub>
+                  <m:r>
+                    <w:rPr>
+                      <w:rFonts w:ascii="Cambria Math" w:hAnsi="Cambria Math"/>
+                      <w:sz w:val="28"/>
+                      <w:szCs w:val="28"/>
+                      <w:lang w:val="en-US"/>
+                    </w:rPr>
+                    <m:t>A</m:t>
+                  </m:r>
+                  <m:r>
+                    <w:rPr>
+                      <w:rFonts w:ascii="Cambria Math" w:hAnsi="Cambria Math"/>
+                      <w:sz w:val="28"/>
+                      <w:szCs w:val="28"/>
+                    </w:rPr>
+                    <m:t>7=15.05.2024</m:t>
+                  </m:r>
+                </m:sub>
+              </m:sSub>
+              <m:d>
+                <m:dPr>
+                  <m:ctrlPr>
+                    <w:rPr>
+                      <w:rFonts w:ascii="Cambria Math" w:hAnsi="Cambria Math"/>
+                      <w:i/>
+                      <w:sz w:val="28"/>
+                      <w:szCs w:val="28"/>
+                      <w:lang w:val="en-US"/>
+                    </w:rPr>
+                  </m:ctrlPr>
+                </m:dPr>
+                <m:e>
+                  <m:r>
+                    <w:rPr>
+                      <w:rFonts w:ascii="Cambria Math" w:hAnsi="Cambria Math"/>
+                      <w:sz w:val="28"/>
+                      <w:szCs w:val="28"/>
+                      <w:lang w:val="en-US"/>
+                    </w:rPr>
+                    <m:t>R</m:t>
+                  </m:r>
+                  <m:r>
+                    <w:rPr>
+                      <w:rFonts w:ascii="Cambria Math" w:hAnsi="Cambria Math"/>
+                      <w:sz w:val="28"/>
+                      <w:szCs w:val="28"/>
+                    </w:rPr>
+                    <m:t>2</m:t>
+                  </m:r>
+                  <m:r>
+                    <m:rPr>
+                      <m:sty m:val="p"/>
+                    </m:rPr>
+                    <w:rPr>
+                      <w:rFonts w:ascii="Cambria Math" w:hAnsi="Cambria Math"/>
+                      <w:sz w:val="28"/>
+                      <w:szCs w:val="28"/>
+                    </w:rPr>
+                    <m:t>⋈</m:t>
+                  </m:r>
+                  <m:r>
+                    <w:rPr>
+                      <w:rFonts w:ascii="Cambria Math" w:hAnsi="Cambria Math"/>
+                      <w:sz w:val="28"/>
+                      <w:szCs w:val="28"/>
+                      <w:lang w:val="en-US"/>
+                    </w:rPr>
+                    <m:t>R</m:t>
+                  </m:r>
+                  <m:r>
+                    <w:rPr>
+                      <w:rFonts w:ascii="Cambria Math" w:hAnsi="Cambria Math"/>
+                      <w:sz w:val="28"/>
+                      <w:szCs w:val="28"/>
+                    </w:rPr>
+                    <m:t>6</m:t>
+                  </m:r>
+                </m:e>
+              </m:d>
+            </m:e>
+          </m:d>
+        </m:oMath>
+      </m:oMathPara>
+    </w:p>
+    <w:p>
+      <w:pPr>
+        <w:jc w:val="both"/>
+        <w:rPr>
+          <w:sz w:val="28"/>
+          <w:szCs w:val="28"/>
+        </w:rPr>
+      </w:pPr>
+    </w:p>
+    <w:p>
+      <w:pPr>
+        <w:ind w:firstLine="709"/>
+        <w:jc w:val="both"/>
+        <w:rPr>
+          <w:sz w:val="28"/>
+          <w:szCs w:val="28"/>
+        </w:rPr>
+      </w:pPr>
+      <w:r>
+        <w:rPr>
+          <w:sz w:val="28"/>
+          <w:szCs w:val="28"/>
+        </w:rPr>
+        <w:t xml:space="preserve">Оптимизированный запрос:  </w:t>
+      </w:r>
+    </w:p>
+    <w:p>
+      <w:pPr>
+        <w:jc w:val="both"/>
+        <w:rPr>
+          <w:sz w:val="28"/>
+          <w:szCs w:val="28"/>
+        </w:rPr>
+      </w:pPr>
+      <m:oMathPara>
+        <m:oMathParaPr>
+          <m:jc m:val="center"/>
+        </m:oMathParaPr>
+        <m:oMath>
+          <m:sSub>
+            <m:sSubPr>
+              <m:ctrlPr>
+                <w:rPr>
+                  <w:rFonts w:ascii="Cambria Math" w:hAnsi="Cambria Math"/>
+                  <w:i/>
+                  <w:sz w:val="28"/>
+                  <w:szCs w:val="28"/>
+                </w:rPr>
+              </m:ctrlPr>
+            </m:sSubPr>
+            <m:e>
+              <m:r>
+                <m:rPr>
+                  <m:sty m:val="p"/>
+                </m:rPr>
+                <w:rPr>
+                  <w:rFonts w:ascii="Cambria Math" w:hAnsi="Cambria Math"/>
+                  <w:sz w:val="28"/>
+                  <w:szCs w:val="28"/>
+                </w:rPr>
+                <m:t>π</m:t>
+              </m:r>
+              <m:ctrlPr>
+                <w:rPr>
+                  <w:rFonts w:ascii="Cambria Math" w:hAnsi="Cambria Math"/>
+                  <w:sz w:val="28"/>
+                  <w:szCs w:val="28"/>
+                </w:rPr>
+              </m:ctrlPr>
+            </m:e>
+            <m:sub>
+              <m:r>
+                <w:rPr>
+                  <w:rFonts w:ascii="Cambria Math" w:hAnsi="Cambria Math"/>
+                  <w:sz w:val="28"/>
+                  <w:szCs w:val="28"/>
+                </w:rPr>
+                <m:t>A9</m:t>
+              </m:r>
+            </m:sub>
+          </m:sSub>
+          <m:d>
+            <m:dPr>
+              <m:ctrlPr>
+                <w:rPr>
+                  <w:rFonts w:ascii="Cambria Math" w:hAnsi="Cambria Math"/>
+                  <w:i/>
+                  <w:sz w:val="28"/>
+                  <w:szCs w:val="28"/>
+                </w:rPr>
+              </m:ctrlPr>
+            </m:dPr>
+            <m:e>
+              <m:d>
+                <m:dPr>
+                  <m:ctrlPr>
+                    <w:rPr>
+                      <w:rFonts w:ascii="Cambria Math" w:hAnsi="Cambria Math"/>
+                      <w:i/>
+                      <w:sz w:val="28"/>
+                      <w:szCs w:val="28"/>
+                    </w:rPr>
+                  </m:ctrlPr>
+                </m:dPr>
+                <m:e>
+                  <m:sSub>
+                    <m:sSubPr>
+                      <m:ctrlPr>
+                        <w:rPr>
+                          <w:rFonts w:ascii="Cambria Math" w:hAnsi="Cambria Math"/>
+                          <w:i/>
+                          <w:sz w:val="28"/>
+                          <w:szCs w:val="28"/>
+                        </w:rPr>
+                      </m:ctrlPr>
+                    </m:sSubPr>
+                    <m:e>
+                      <m:r>
+                        <m:rPr>
+                          <m:sty m:val="p"/>
+                        </m:rPr>
+                        <w:rPr>
+                          <w:rFonts w:ascii="Cambria Math" w:hAnsi="Cambria Math"/>
+                          <w:sz w:val="28"/>
+                          <w:szCs w:val="28"/>
+                        </w:rPr>
+                        <m:t>π</m:t>
+                      </m:r>
+                    </m:e>
+                    <m:sub>
+                      <m:r>
+                        <w:rPr>
+                          <w:rFonts w:ascii="Cambria Math" w:hAnsi="Cambria Math"/>
+                          <w:sz w:val="28"/>
+                          <w:szCs w:val="28"/>
+                        </w:rPr>
+                        <m:t>A8</m:t>
+                      </m:r>
+                    </m:sub>
+                  </m:sSub>
+                  <m:d>
+                    <m:dPr>
+                      <m:ctrlPr>
+                        <w:rPr>
+                          <w:rFonts w:ascii="Cambria Math" w:hAnsi="Cambria Math"/>
+                          <w:i/>
+                          <w:sz w:val="28"/>
+                          <w:szCs w:val="28"/>
+                        </w:rPr>
+                      </m:ctrlPr>
+                    </m:dPr>
+                    <m:e>
+                      <m:sSub>
+                        <m:sSubPr>
+                          <m:ctrlPr>
+                            <w:rPr>
+                              <w:rFonts w:ascii="Cambria Math" w:hAnsi="Cambria Math"/>
+                              <w:i/>
+                              <w:sz w:val="28"/>
+                              <w:szCs w:val="28"/>
+                            </w:rPr>
+                          </m:ctrlPr>
+                        </m:sSubPr>
+                        <m:e>
+                          <m:r>
+                            <m:rPr>
+                              <m:sty m:val="p"/>
+                            </m:rPr>
+                            <w:rPr>
+                              <w:rFonts w:ascii="Cambria Math" w:hAnsi="Cambria Math"/>
+                              <w:sz w:val="28"/>
+                              <w:szCs w:val="28"/>
+                            </w:rPr>
+                            <m:t>σ</m:t>
+                          </m:r>
+                        </m:e>
+                        <m:sub>
+                          <m:r>
+                            <w:rPr>
+                              <w:rFonts w:ascii="Cambria Math" w:hAnsi="Cambria Math"/>
+                              <w:sz w:val="28"/>
+                              <w:szCs w:val="28"/>
+                            </w:rPr>
+                            <m:t>A10=</m:t>
+                          </m:r>
+                          <m:r>
+                            <m:rPr>
+                              <m:nor/>
+                            </m:rPr>
+                            <w:rPr>
+                              <w:rFonts w:ascii="Cambria Math" w:hAnsi="Cambria Math"/>
+                              <w:sz w:val="28"/>
+                              <w:szCs w:val="28"/>
+                            </w:rPr>
+                            <m:t>Водитель</m:t>
+                          </m:r>
+                        </m:sub>
+                      </m:sSub>
+                      <m:d>
+                        <m:dPr>
+                          <m:ctrlPr>
+                            <w:rPr>
+                              <w:rFonts w:ascii="Cambria Math" w:hAnsi="Cambria Math"/>
+                              <w:i/>
+                              <w:sz w:val="28"/>
+                              <w:szCs w:val="28"/>
+                            </w:rPr>
+                          </m:ctrlPr>
+                        </m:dPr>
+                        <m:e>
+                          <m:r>
+                            <w:rPr>
+                              <w:rFonts w:ascii="Cambria Math" w:hAnsi="Cambria Math"/>
+                              <w:sz w:val="28"/>
+                              <w:szCs w:val="28"/>
+                            </w:rPr>
+                            <m:t>R2</m:t>
+                          </m:r>
+                        </m:e>
+                      </m:d>
+                    </m:e>
+                  </m:d>
+                  <m:r>
+                    <w:rPr>
+                      <w:rFonts w:ascii="Cambria Math" w:hAnsi="Cambria Math"/>
+                      <w:sz w:val="28"/>
+                      <w:szCs w:val="28"/>
+                    </w:rPr>
+                    <m:t>-</m:t>
+                  </m:r>
+                  <m:sSub>
+                    <m:sSubPr>
+                      <m:ctrlPr>
+                        <w:rPr>
+                          <w:rFonts w:ascii="Cambria Math" w:hAnsi="Cambria Math"/>
+                          <w:i/>
+                          <w:sz w:val="28"/>
+                          <w:szCs w:val="28"/>
+                        </w:rPr>
+                      </m:ctrlPr>
+                    </m:sSubPr>
+                    <m:e>
+                      <m:r>
+                        <m:rPr>
+                          <m:sty m:val="p"/>
+                        </m:rPr>
+                        <w:rPr>
+                          <w:rFonts w:ascii="Cambria Math" w:hAnsi="Cambria Math"/>
+                          <w:sz w:val="28"/>
+                          <w:szCs w:val="28"/>
+                        </w:rPr>
+                        <m:t>π</m:t>
+                      </m:r>
+                    </m:e>
+                    <m:sub>
+                      <m:r>
+                        <w:rPr>
+                          <w:rFonts w:ascii="Cambria Math" w:hAnsi="Cambria Math"/>
+                          <w:sz w:val="28"/>
+                          <w:szCs w:val="28"/>
+                        </w:rPr>
+                        <m:t>A8</m:t>
+                      </m:r>
+                    </m:sub>
+                  </m:sSub>
+                  <m:d>
+                    <m:dPr>
+                      <m:ctrlPr>
+                        <w:rPr>
+                          <w:rFonts w:ascii="Cambria Math" w:hAnsi="Cambria Math"/>
+                          <w:i/>
+                          <w:sz w:val="28"/>
+                          <w:szCs w:val="28"/>
+                        </w:rPr>
+                      </m:ctrlPr>
+                    </m:dPr>
+                    <m:e>
+                      <m:sSub>
+                        <m:sSubPr>
+                          <m:ctrlPr>
+                            <w:rPr>
+                              <w:rFonts w:ascii="Cambria Math" w:hAnsi="Cambria Math"/>
+                              <w:i/>
+                              <w:sz w:val="28"/>
+                              <w:szCs w:val="28"/>
+                            </w:rPr>
+                          </m:ctrlPr>
+                        </m:sSubPr>
+                        <m:e>
+                          <m:r>
+                            <m:rPr>
+                              <m:sty m:val="p"/>
+                            </m:rPr>
+                            <w:rPr>
+                              <w:rFonts w:ascii="Cambria Math" w:hAnsi="Cambria Math"/>
+                              <w:sz w:val="28"/>
+                              <w:szCs w:val="28"/>
+                            </w:rPr>
+                            <m:t>σ</m:t>
+                          </m:r>
+                        </m:e>
+                        <m:sub>
+                          <m:r>
+                            <w:rPr>
+                              <w:rFonts w:ascii="Cambria Math" w:hAnsi="Cambria Math"/>
+                              <w:sz w:val="28"/>
+                              <w:szCs w:val="28"/>
+                            </w:rPr>
+                            <m:t>A7=15.05.2024</m:t>
+                          </m:r>
+                        </m:sub>
+                      </m:sSub>
+                      <m:d>
+                        <m:dPr>
+                          <m:ctrlPr>
+                            <w:rPr>
+                              <w:rFonts w:ascii="Cambria Math" w:hAnsi="Cambria Math"/>
+                              <w:i/>
+                              <w:sz w:val="28"/>
+                              <w:szCs w:val="28"/>
+                            </w:rPr>
+                          </m:ctrlPr>
+                        </m:dPr>
+                        <m:e>
+                          <m:r>
+                            <w:rPr>
+                              <w:rFonts w:ascii="Cambria Math" w:hAnsi="Cambria Math"/>
+                              <w:sz w:val="28"/>
+                              <w:szCs w:val="28"/>
+                            </w:rPr>
+                            <m:t>R6</m:t>
+                          </m:r>
+                        </m:e>
+                      </m:d>
+                    </m:e>
+                  </m:d>
+                </m:e>
+              </m:d>
+              <m:r>
+                <m:rPr>
+                  <m:sty m:val="p"/>
+                </m:rPr>
+                <w:rPr>
+                  <w:rFonts w:ascii="Cambria Math" w:hAnsi="Cambria Math"/>
+                  <w:sz w:val="28"/>
+                  <w:szCs w:val="28"/>
+                </w:rPr>
+                <m:t>⋈</m:t>
+              </m:r>
+              <m:r>
+                <w:rPr>
+                  <w:rFonts w:ascii="Cambria Math" w:hAnsi="Cambria Math"/>
+                  <w:sz w:val="28"/>
+                  <w:szCs w:val="28"/>
+                </w:rPr>
+                <m:t>R2</m:t>
+              </m:r>
+            </m:e>
+          </m:d>
+        </m:oMath>
+      </m:oMathPara>
+    </w:p>
+    <w:p>
+      <w:pPr>
+        <w:ind w:firstLine="709"/>
+        <w:jc w:val="both"/>
+        <w:rPr>
+          <w:sz w:val="28"/>
+          <w:szCs w:val="28"/>
+        </w:rPr>
+      </w:pPr>
+    </w:p>
+    <w:p>
+      <w:pPr>
+        <w:ind w:firstLine="709"/>
+        <w:jc w:val="both"/>
+        <w:rPr>
+          <w:sz w:val="28"/>
+          <w:szCs w:val="28"/>
+        </w:rPr>
+      </w:pPr>
+      <w:r>
+        <w:rPr>
+          <w:sz w:val="28"/>
+          <w:szCs w:val="28"/>
+        </w:rPr>
+        <w:t>Обоснование:</w:t>
+      </w:r>
+    </w:p>
+    <w:p>
+      <w:pPr>
+        <w:ind w:firstLine="709"/>
+        <w:jc w:val="both"/>
+        <w:rPr>
+          <w:sz w:val="28"/>
+          <w:szCs w:val="28"/>
+        </w:rPr>
+      </w:pPr>
+      <w:r>
+        <w:rPr>
+          <w:sz w:val="28"/>
+          <w:szCs w:val="28"/>
+        </w:rPr>
+        <w:t>Запрос ищет сотрудников, отсутствующих в назначениях на конкретную дату.</w:t>
+      </w:r>
+    </w:p>
+    <w:p>
+      <w:pPr>
+        <w:ind w:firstLine="709"/>
+        <w:jc w:val="both"/>
+        <w:rPr>
+          <w:sz w:val="28"/>
+          <w:szCs w:val="28"/>
+        </w:rPr>
+      </w:pPr>
+    </w:p>
+    <w:p>
+      <w:pPr>
+        <w:ind w:firstLine="709"/>
+        <w:jc w:val="both"/>
+        <w:rPr>
+          <w:sz w:val="28"/>
+          <w:szCs w:val="28"/>
+        </w:rPr>
+      </w:pPr>
+      <w:r>
+        <w:rPr>
+          <w:sz w:val="28"/>
+          <w:szCs w:val="28"/>
+        </w:rPr>
+        <w:t>Оптимизация:</w:t>
+      </w:r>
+    </w:p>
+    <w:p>
+      <w:pPr>
+        <w:pStyle w:val="a5"/>
+        <w:numPr>
+          <w:ilvl w:val="0"/>
+          <w:numId w:val="44"/>
+        </w:numPr>
+        <w:ind w:left="1134" w:hanging="283"/>
+        <w:jc w:val="both"/>
+        <w:rPr>
+          <w:sz w:val="28"/>
+          <w:szCs w:val="28"/>
+        </w:rPr>
+      </w:pPr>
+      <w:r>
+        <w:rPr>
+          <w:sz w:val="28"/>
+          <w:szCs w:val="28"/>
+        </w:rPr>
+        <w:t>Операция вычитания применена к проекциям на A8 (Табельный номер), что минимизирует объем данных.</w:t>
+      </w:r>
+    </w:p>
+    <w:p>
+      <w:pPr>
+        <w:pStyle w:val="a5"/>
+        <w:numPr>
+          <w:ilvl w:val="0"/>
+          <w:numId w:val="44"/>
+        </w:numPr>
+        <w:ind w:left="1134" w:hanging="283"/>
+        <w:jc w:val="both"/>
+        <w:rPr>
+          <w:sz w:val="28"/>
+          <w:szCs w:val="28"/>
+        </w:rPr>
+      </w:pPr>
+      <w:r>
+        <w:rPr>
+          <w:sz w:val="28"/>
+          <w:szCs w:val="28"/>
+        </w:rPr>
+        <w:t>Фильтрация A10=Водитель до вычитания ускоряет выполнение.</w:t>
+      </w:r>
+    </w:p>
+    <w:p>
+      <w:pPr>
+        <w:pStyle w:val="a5"/>
+        <w:numPr>
+          <w:ilvl w:val="0"/>
+          <w:numId w:val="44"/>
+        </w:numPr>
+        <w:ind w:left="1134" w:hanging="283"/>
+        <w:jc w:val="both"/>
+        <w:rPr>
+          <w:sz w:val="28"/>
+          <w:szCs w:val="28"/>
+        </w:rPr>
+      </w:pPr>
+      <w:r>
+        <w:rPr>
+          <w:sz w:val="28"/>
+          <w:szCs w:val="28"/>
+        </w:rPr>
+        <w:t>Свойство соединения: Гарантировано, так как ключ A8 связывает отношения R2 и R6.</w:t>
+      </w:r>
+    </w:p>
+    <w:p>
+      <w:pPr>
+        <w:jc w:val="both"/>
+        <w:rPr>
+          <w:sz w:val="28"/>
+          <w:szCs w:val="28"/>
+        </w:rPr>
+      </w:pPr>
+    </w:p>
+    <w:p>
+      <w:pPr>
+        <w:outlineLvl w:val="1"/>
+        <w:rPr>
+          <w:b/>
+          <w:bCs/>
+          <w:sz w:val="28"/>
+          <w:szCs w:val="28"/>
+        </w:rPr>
+      </w:pPr>
+      <w:bookmarkStart w:id="6" w:name="_Toc198372143"/>
+      <w:r>
+        <w:rPr>
+          <w:b/>
+          <w:bCs/>
+          <w:sz w:val="28"/>
+          <w:szCs w:val="28"/>
+        </w:rPr>
+        <w:t xml:space="preserve">Этап </w:t>
+      </w:r>
+      <w:r>
+        <w:rPr>
+          <w:b/>
+          <w:bCs/>
+          <w:sz w:val="28"/>
+          <w:szCs w:val="28"/>
+        </w:rPr>
+        <w:t>5</w:t>
+      </w:r>
+      <w:r>
+        <w:rPr>
+          <w:b/>
+          <w:bCs/>
+          <w:sz w:val="28"/>
+          <w:szCs w:val="28"/>
+        </w:rPr>
+        <w:t xml:space="preserve">. </w:t>
+      </w:r>
+      <w:r>
+        <w:rPr>
+          <w:b/>
+          <w:bCs/>
+          <w:sz w:val="28"/>
+          <w:szCs w:val="28"/>
+        </w:rPr>
+        <w:t>Физическое представление данных</w:t>
+      </w:r>
+      <w:bookmarkEnd w:id="6"/>
+    </w:p>
+    <w:p>
+      <w:pPr>
+        <w:ind w:firstLine="709"/>
+        <w:rPr>
+          <w:b/>
+          <w:bCs/>
+          <w:sz w:val="28"/>
+          <w:szCs w:val="28"/>
+        </w:rPr>
+      </w:pPr>
+    </w:p>
+    <w:p>
+      <w:pPr>
+        <w:ind w:firstLine="709"/>
+        <w:jc w:val="both"/>
+        <w:rPr>
+          <w:sz w:val="28"/>
+          <w:szCs w:val="28"/>
+        </w:rPr>
+      </w:pPr>
+      <w:r>
+        <w:rPr>
+          <w:sz w:val="28"/>
+          <w:szCs w:val="28"/>
+        </w:rPr>
+        <w:t>Для эффективного хранения и доступа к данным необходимо определить структуру файлов базы данных, типы полей и методы доступа.</w:t>
+      </w:r>
+    </w:p>
+    <w:p>
+      <w:pPr>
+        <w:ind w:firstLine="709"/>
+        <w:jc w:val="both"/>
+        <w:rPr>
+          <w:b/>
+          <w:bCs/>
+          <w:sz w:val="28"/>
+          <w:szCs w:val="28"/>
+        </w:rPr>
+      </w:pPr>
+    </w:p>
+    <w:p>
+      <w:pPr>
+        <w:ind w:firstLine="709"/>
+        <w:jc w:val="both"/>
+        <w:rPr>
+          <w:sz w:val="28"/>
+          <w:szCs w:val="28"/>
+        </w:rPr>
+      </w:pPr>
+      <w:r>
+        <w:rPr>
+          <w:sz w:val="28"/>
+          <w:szCs w:val="28"/>
+        </w:rPr>
+        <w:t>Введем обозначения:</w:t>
+      </w:r>
+    </w:p>
+    <w:p>
+      <w:pPr>
+        <w:pStyle w:val="a5"/>
+        <w:numPr>
+          <w:ilvl w:val="0"/>
+          <w:numId w:val="44"/>
+        </w:numPr>
+        <w:ind w:left="1134" w:hanging="283"/>
+        <w:jc w:val="both"/>
+        <w:rPr>
+          <w:sz w:val="28"/>
+          <w:szCs w:val="28"/>
+        </w:rPr>
+      </w:pPr>
+      <w:proofErr w:type="spellStart"/>
+      <w:r>
+        <w:rPr>
+          <w:sz w:val="28"/>
+          <w:szCs w:val="28"/>
+        </w:rPr>
+        <w:t>sN</w:t>
+      </w:r>
+      <w:proofErr w:type="spellEnd"/>
+      <w:r>
+        <w:rPr>
+          <w:sz w:val="28"/>
+          <w:szCs w:val="28"/>
+        </w:rPr>
+        <w:t> – строка фиксированной длины N (в байтах).</w:t>
+      </w:r>
+    </w:p>
+    <w:p>
+      <w:pPr>
+        <w:pStyle w:val="a5"/>
+        <w:numPr>
+          <w:ilvl w:val="0"/>
+          <w:numId w:val="44"/>
+        </w:numPr>
+        <w:ind w:left="1134" w:hanging="283"/>
+        <w:jc w:val="both"/>
+        <w:rPr>
+          <w:sz w:val="28"/>
+          <w:szCs w:val="28"/>
+        </w:rPr>
+      </w:pPr>
+      <w:proofErr w:type="spellStart"/>
+      <w:r>
+        <w:rPr>
+          <w:sz w:val="28"/>
+          <w:szCs w:val="28"/>
+        </w:rPr>
+        <w:t>inN</w:t>
+      </w:r>
+      <w:proofErr w:type="spellEnd"/>
+      <w:r>
+        <w:rPr>
+          <w:sz w:val="28"/>
+          <w:szCs w:val="28"/>
+        </w:rPr>
+        <w:t> – целое число (N байт).</w:t>
+      </w:r>
+    </w:p>
+    <w:p>
+      <w:pPr>
+        <w:pStyle w:val="a5"/>
+        <w:numPr>
+          <w:ilvl w:val="0"/>
+          <w:numId w:val="44"/>
+        </w:numPr>
+        <w:ind w:left="1134" w:hanging="283"/>
+        <w:jc w:val="both"/>
+        <w:rPr>
+          <w:sz w:val="28"/>
+          <w:szCs w:val="28"/>
+        </w:rPr>
+      </w:pPr>
+      <w:r>
+        <w:rPr>
+          <w:sz w:val="28"/>
+          <w:szCs w:val="28"/>
+        </w:rPr>
+        <w:t>d – дата (формат YYYY-MM-DD, 4 байта).</w:t>
+      </w:r>
+    </w:p>
+    <w:p>
+      <w:pPr>
+        <w:pStyle w:val="a5"/>
+        <w:numPr>
+          <w:ilvl w:val="0"/>
+          <w:numId w:val="44"/>
+        </w:numPr>
+        <w:ind w:left="1134" w:hanging="283"/>
+        <w:jc w:val="both"/>
+        <w:rPr>
+          <w:sz w:val="28"/>
+          <w:szCs w:val="28"/>
+        </w:rPr>
+      </w:pPr>
+      <w:r>
+        <w:rPr>
+          <w:sz w:val="28"/>
+          <w:szCs w:val="28"/>
+        </w:rPr>
+        <w:t>t – время (формат HH:MM:SS, 3 байта).</w:t>
+      </w:r>
+    </w:p>
+    <w:p>
+      <w:pPr>
+        <w:pStyle w:val="a5"/>
+        <w:numPr>
+          <w:ilvl w:val="0"/>
+          <w:numId w:val="44"/>
+        </w:numPr>
+        <w:ind w:left="1134" w:hanging="283"/>
+        <w:jc w:val="both"/>
+        <w:rPr>
+          <w:sz w:val="28"/>
+          <w:szCs w:val="28"/>
+        </w:rPr>
+      </w:pPr>
+      <w:proofErr w:type="spellStart"/>
+      <w:r>
+        <w:rPr>
+          <w:sz w:val="28"/>
+          <w:szCs w:val="28"/>
+        </w:rPr>
+        <w:t>dec</w:t>
+      </w:r>
+      <w:proofErr w:type="spellEnd"/>
+      <w:r>
+        <w:rPr>
+          <w:sz w:val="28"/>
+          <w:szCs w:val="28"/>
+        </w:rPr>
+        <w:t>(N,M) – десятичное число с точностью N цифр, из которых M после запятой.</w:t>
+      </w:r>
+    </w:p>
+    <w:p>
+      <w:pPr>
+        <w:rPr>
+          <w:sz w:val="28"/>
+          <w:szCs w:val="28"/>
+        </w:rPr>
+      </w:pPr>
+    </w:p>
+    <w:tbl>
+      <w:tblPr>
+        <w:tblStyle w:val="12"/>
+        <w:tblW w:w="0" w:type="auto"/>
+        <w:tblLook w:val="04A0" w:firstRow="1" w:lastRow="0" w:firstColumn="1" w:lastColumn="0" w:noHBand="0" w:noVBand="1"/>
+      </w:tblPr>
+      <w:tblGrid>
+        <w:gridCol w:w="2118"/>
+        <w:gridCol w:w="1641"/>
+        <w:gridCol w:w="2928"/>
+        <w:gridCol w:w="3228"/>
+      </w:tblGrid>
+      <w:tr>
+        <w:trPr>
+          <w:cnfStyle w:val="100000000000" w:firstRow="1" w:lastRow="0" w:firstColumn="0" w:lastColumn="0" w:oddVBand="0" w:evenVBand="0" w:oddHBand="0" w:evenHBand="0" w:firstRowFirstColumn="0" w:firstRowLastColumn="0" w:lastRowFirstColumn="0" w:lastRowLastColumn="0"/>
+        </w:trPr>
+        <w:tc>
+          <w:tcPr>
+            <w:cnfStyle w:val="001000000000" w:firstRow="0" w:lastRow="0" w:firstColumn="1" w:lastColumn="0" w:oddVBand="0" w:evenVBand="0" w:oddHBand="0" w:evenHBand="0" w:firstRowFirstColumn="0" w:firstRowLastColumn="0" w:lastRowFirstColumn="0" w:lastRowLastColumn="0"/>
+            <w:tcW w:w="0" w:type="auto"/>
+            <w:hideMark/>
+          </w:tcPr>
+          <w:p>
+            <w:pPr>
+              <w:jc w:val="center"/>
+              <w:rPr>
+                <w:sz w:val="28"/>
+                <w:szCs w:val="28"/>
+              </w:rPr>
+            </w:pPr>
+            <w:r>
+              <w:rPr>
+                <w:sz w:val="28"/>
+                <w:szCs w:val="28"/>
+              </w:rPr>
+              <w:t>Файл</w:t>
+            </w:r>
+          </w:p>
+        </w:tc>
+        <w:tc>
+          <w:tcPr>
+            <w:tcW w:w="0" w:type="auto"/>
+            <w:hideMark/>
+          </w:tcPr>
+          <w:p>
+            <w:pPr>
+              <w:jc w:val="center"/>
+              <w:cnfStyle w:val="100000000000" w:firstRow="1" w:lastRow="0" w:firstColumn="0" w:lastColumn="0" w:oddVBand="0" w:evenVBand="0" w:oddHBand="0" w:evenHBand="0" w:firstRowFirstColumn="0" w:firstRowLastColumn="0" w:lastRowFirstColumn="0" w:lastRowLastColumn="0"/>
+              <w:rPr>
+                <w:sz w:val="28"/>
+                <w:szCs w:val="28"/>
+              </w:rPr>
+            </w:pPr>
+            <w:r>
+              <w:rPr>
+                <w:sz w:val="28"/>
+                <w:szCs w:val="28"/>
+              </w:rPr>
+              <w:t>Тип записи</w:t>
+            </w:r>
+          </w:p>
+        </w:tc>
+        <w:tc>
+          <w:tcPr>
+            <w:tcW w:w="0" w:type="auto"/>
+            <w:hideMark/>
+          </w:tcPr>
+          <w:p>
+            <w:pPr>
+              <w:jc w:val="center"/>
+              <w:cnfStyle w:val="100000000000" w:firstRow="1" w:lastRow="0" w:firstColumn="0" w:lastColumn="0" w:oddVBand="0" w:evenVBand="0" w:oddHBand="0" w:evenHBand="0" w:firstRowFirstColumn="0" w:firstRowLastColumn="0" w:lastRowFirstColumn="0" w:lastRowLastColumn="0"/>
+              <w:rPr>
+                <w:sz w:val="28"/>
+                <w:szCs w:val="28"/>
+              </w:rPr>
+            </w:pPr>
+            <w:r>
+              <w:rPr>
+                <w:sz w:val="28"/>
+                <w:szCs w:val="28"/>
+              </w:rPr>
+              <w:t>Метод доступа</w:t>
+            </w:r>
+          </w:p>
+        </w:tc>
+        <w:tc>
+          <w:tcPr>
+            <w:tcW w:w="0" w:type="auto"/>
+            <w:hideMark/>
+          </w:tcPr>
+          <w:p>
+            <w:pPr>
+              <w:jc w:val="center"/>
+              <w:cnfStyle w:val="100000000000" w:firstRow="1" w:lastRow="0" w:firstColumn="0" w:lastColumn="0" w:oddVBand="0" w:evenVBand="0" w:oddHBand="0" w:evenHBand="0" w:firstRowFirstColumn="0" w:firstRowLastColumn="0" w:lastRowFirstColumn="0" w:lastRowLastColumn="0"/>
+              <w:rPr>
+                <w:sz w:val="28"/>
+                <w:szCs w:val="28"/>
+              </w:rPr>
+            </w:pPr>
+            <w:r>
+              <w:rPr>
+                <w:sz w:val="28"/>
+                <w:szCs w:val="28"/>
+              </w:rPr>
+              <w:t>Обоснование</w:t>
+            </w:r>
+          </w:p>
+        </w:tc>
+      </w:tr>
+      <w:tr>
+        <w:trPr>
+          <w:cnfStyle w:val="000000100000" w:firstRow="0" w:lastRow="0" w:firstColumn="0" w:lastColumn="0" w:oddVBand="0" w:evenVBand="0" w:oddHBand="1" w:evenHBand="0" w:firstRowFirstColumn="0" w:firstRowLastColumn="0" w:lastRowFirstColumn="0" w:lastRowLastColumn="0"/>
+        </w:trPr>
+        <w:tc>
+          <w:tcPr>
+            <w:cnfStyle w:val="001000000000" w:firstRow="0" w:lastRow="0" w:firstColumn="1" w:lastColumn="0" w:oddVBand="0" w:evenVBand="0" w:oddHBand="0" w:evenHBand="0" w:firstRowFirstColumn="0" w:firstRowLastColumn="0" w:lastRowFirstColumn="0" w:lastRowLastColumn="0"/>
+            <w:tcW w:w="0" w:type="auto"/>
+            <w:hideMark/>
+          </w:tcPr>
+          <w:p>
+            <w:pPr>
+              <w:jc w:val="center"/>
+              <w:rPr>
+                <w:sz w:val="28"/>
+                <w:szCs w:val="28"/>
+              </w:rPr>
+            </w:pPr>
+            <w:r>
+              <w:rPr>
+                <w:sz w:val="28"/>
+                <w:szCs w:val="28"/>
+              </w:rPr>
+              <w:t>R1 Остановки</w:t>
+            </w:r>
+          </w:p>
+        </w:tc>
+        <w:tc>
+          <w:tcPr>
+            <w:tcW w:w="0" w:type="auto"/>
+            <w:hideMark/>
+          </w:tcPr>
+          <w:p>
+            <w:pPr>
+              <w:jc w:val="center"/>
+              <w:cnfStyle w:val="000000100000" w:firstRow="0" w:lastRow="0" w:firstColumn="0" w:lastColumn="0" w:oddVBand="0" w:evenVBand="0" w:oddHBand="1" w:evenHBand="0" w:firstRowFirstColumn="0" w:firstRowLastColumn="0" w:lastRowFirstColumn="0" w:lastRowLastColumn="0"/>
+              <w:rPr>
+                <w:sz w:val="28"/>
+                <w:szCs w:val="28"/>
+              </w:rPr>
+            </w:pPr>
+            <w:r>
+              <w:rPr>
+                <w:sz w:val="28"/>
+                <w:szCs w:val="28"/>
+              </w:rPr>
+              <w:t>A4 (in4),</w:t>
+            </w:r>
+          </w:p>
+          <w:p>
+            <w:pPr>
+              <w:jc w:val="center"/>
+              <w:cnfStyle w:val="000000100000" w:firstRow="0" w:lastRow="0" w:firstColumn="0" w:lastColumn="0" w:oddVBand="0" w:evenVBand="0" w:oddHBand="1" w:evenHBand="0" w:firstRowFirstColumn="0" w:firstRowLastColumn="0" w:lastRowFirstColumn="0" w:lastRowLastColumn="0"/>
+              <w:rPr>
+                <w:sz w:val="28"/>
+                <w:szCs w:val="28"/>
+              </w:rPr>
+            </w:pPr>
+            <w:r>
+              <w:rPr>
+                <w:sz w:val="28"/>
+                <w:szCs w:val="28"/>
+              </w:rPr>
+              <w:t>A3 (s50)</w:t>
+            </w:r>
+          </w:p>
+        </w:tc>
+        <w:tc>
+          <w:tcPr>
+            <w:tcW w:w="0" w:type="auto"/>
+            <w:hideMark/>
+          </w:tcPr>
+          <w:p>
+            <w:pPr>
+              <w:jc w:val="center"/>
+              <w:cnfStyle w:val="000000100000" w:firstRow="0" w:lastRow="0" w:firstColumn="0" w:lastColumn="0" w:oddVBand="0" w:evenVBand="0" w:oddHBand="1" w:evenHBand="0" w:firstRowFirstColumn="0" w:firstRowLastColumn="0" w:lastRowFirstColumn="0" w:lastRowLastColumn="0"/>
+              <w:rPr>
+                <w:sz w:val="28"/>
+                <w:szCs w:val="28"/>
+              </w:rPr>
+            </w:pPr>
+            <w:r>
+              <w:rPr>
+                <w:sz w:val="28"/>
+                <w:szCs w:val="28"/>
+              </w:rPr>
+              <w:t>Хеширование (по A4)</w:t>
+            </w:r>
+          </w:p>
+        </w:tc>
+        <w:tc>
+          <w:tcPr>
+            <w:tcW w:w="0" w:type="auto"/>
+            <w:hideMark/>
+          </w:tcPr>
+          <w:p>
+            <w:pPr>
+              <w:jc w:val="center"/>
+              <w:cnfStyle w:val="000000100000" w:firstRow="0" w:lastRow="0" w:firstColumn="0" w:lastColumn="0" w:oddVBand="0" w:evenVBand="0" w:oddHBand="1" w:evenHBand="0" w:firstRowFirstColumn="0" w:firstRowLastColumn="0" w:lastRowFirstColumn="0" w:lastRowLastColumn="0"/>
+              <w:rPr>
+                <w:sz w:val="28"/>
+                <w:szCs w:val="28"/>
+              </w:rPr>
+            </w:pPr>
+            <w:r>
+              <w:rPr>
+                <w:sz w:val="28"/>
+                <w:szCs w:val="28"/>
+              </w:rPr>
+              <w:t>Быстрый доступ по коду остановки.</w:t>
+            </w:r>
+          </w:p>
+        </w:tc>
+      </w:tr>
+      <w:tr>
+        <w:tc>
+          <w:tcPr>
+            <w:cnfStyle w:val="001000000000" w:firstRow="0" w:lastRow="0" w:firstColumn="1" w:lastColumn="0" w:oddVBand="0" w:evenVBand="0" w:oddHBand="0" w:evenHBand="0" w:firstRowFirstColumn="0" w:firstRowLastColumn="0" w:lastRowFirstColumn="0" w:lastRowLastColumn="0"/>
+            <w:tcW w:w="0" w:type="auto"/>
+            <w:hideMark/>
+          </w:tcPr>
+          <w:p>
+            <w:pPr>
+              <w:jc w:val="center"/>
+              <w:rPr>
+                <w:sz w:val="28"/>
+                <w:szCs w:val="28"/>
+              </w:rPr>
+            </w:pPr>
+            <w:r>
+              <w:rPr>
+                <w:sz w:val="28"/>
+                <w:szCs w:val="28"/>
+              </w:rPr>
+              <w:t>R2 Сотрудники</w:t>
+            </w:r>
+          </w:p>
+        </w:tc>
+        <w:tc>
+          <w:tcPr>
+            <w:tcW w:w="0" w:type="auto"/>
+            <w:hideMark/>
+          </w:tcPr>
+          <w:p>
+            <w:pPr>
+              <w:jc w:val="center"/>
+              <w:cnfStyle w:val="000000000000" w:firstRow="0" w:lastRow="0" w:firstColumn="0" w:lastColumn="0" w:oddVBand="0" w:evenVBand="0" w:oddHBand="0" w:evenHBand="0" w:firstRowFirstColumn="0" w:firstRowLastColumn="0" w:lastRowFirstColumn="0" w:lastRowLastColumn="0"/>
+              <w:rPr>
+                <w:sz w:val="28"/>
+                <w:szCs w:val="28"/>
+              </w:rPr>
+            </w:pPr>
+            <w:r>
+              <w:rPr>
+                <w:sz w:val="28"/>
+                <w:szCs w:val="28"/>
+              </w:rPr>
+              <w:t>A8 (in4),</w:t>
+            </w:r>
+          </w:p>
+          <w:p>
+            <w:pPr>
+              <w:jc w:val="center"/>
+              <w:cnfStyle w:val="000000000000" w:firstRow="0" w:lastRow="0" w:firstColumn="0" w:lastColumn="0" w:oddVBand="0" w:evenVBand="0" w:oddHBand="0" w:evenHBand="0" w:firstRowFirstColumn="0" w:firstRowLastColumn="0" w:lastRowFirstColumn="0" w:lastRowLastColumn="0"/>
+              <w:rPr>
+                <w:sz w:val="28"/>
+                <w:szCs w:val="28"/>
+              </w:rPr>
+            </w:pPr>
+            <w:r>
+              <w:rPr>
+                <w:sz w:val="28"/>
+                <w:szCs w:val="28"/>
+              </w:rPr>
+              <w:t>A9 (s60),</w:t>
+            </w:r>
+          </w:p>
+          <w:p>
+            <w:pPr>
+              <w:jc w:val="center"/>
+              <w:cnfStyle w:val="000000000000" w:firstRow="0" w:lastRow="0" w:firstColumn="0" w:lastColumn="0" w:oddVBand="0" w:evenVBand="0" w:oddHBand="0" w:evenHBand="0" w:firstRowFirstColumn="0" w:firstRowLastColumn="0" w:lastRowFirstColumn="0" w:lastRowLastColumn="0"/>
+              <w:rPr>
+                <w:sz w:val="28"/>
+                <w:szCs w:val="28"/>
+              </w:rPr>
+            </w:pPr>
+            <w:r>
+              <w:rPr>
+                <w:sz w:val="28"/>
+                <w:szCs w:val="28"/>
+              </w:rPr>
+              <w:t>A10 (s30)</w:t>
+            </w:r>
+          </w:p>
+        </w:tc>
+        <w:tc>
+          <w:tcPr>
+            <w:tcW w:w="0" w:type="auto"/>
+            <w:hideMark/>
+          </w:tcPr>
+          <w:p>
+            <w:pPr>
+              <w:jc w:val="center"/>
+              <w:cnfStyle w:val="000000000000" w:firstRow="0" w:lastRow="0" w:firstColumn="0" w:lastColumn="0" w:oddVBand="0" w:evenVBand="0" w:oddHBand="0" w:evenHBand="0" w:firstRowFirstColumn="0" w:firstRowLastColumn="0" w:lastRowFirstColumn="0" w:lastRowLastColumn="0"/>
+              <w:rPr>
+                <w:sz w:val="28"/>
+                <w:szCs w:val="28"/>
+              </w:rPr>
+            </w:pPr>
+            <w:r>
+              <w:rPr>
+                <w:sz w:val="28"/>
+                <w:szCs w:val="28"/>
+              </w:rPr>
+              <w:t>Хеширование (по A8)</w:t>
+            </w:r>
+          </w:p>
+        </w:tc>
+        <w:tc>
+          <w:tcPr>
+            <w:tcW w:w="0" w:type="auto"/>
+            <w:hideMark/>
+          </w:tcPr>
+          <w:p>
+            <w:pPr>
+              <w:jc w:val="center"/>
+              <w:cnfStyle w:val="000000000000" w:firstRow="0" w:lastRow="0" w:firstColumn="0" w:lastColumn="0" w:oddVBand="0" w:evenVBand="0" w:oddHBand="0" w:evenHBand="0" w:firstRowFirstColumn="0" w:firstRowLastColumn="0" w:lastRowFirstColumn="0" w:lastRowLastColumn="0"/>
+              <w:rPr>
+                <w:sz w:val="28"/>
+                <w:szCs w:val="28"/>
+              </w:rPr>
+            </w:pPr>
+            <w:r>
+              <w:rPr>
+                <w:sz w:val="28"/>
+                <w:szCs w:val="28"/>
+              </w:rPr>
+              <w:t>Частые точечные запросы по табельному номеру.</w:t>
+            </w:r>
+          </w:p>
+        </w:tc>
+      </w:tr>
+      <w:tr>
+        <w:trPr>
+          <w:cnfStyle w:val="000000100000" w:firstRow="0" w:lastRow="0" w:firstColumn="0" w:lastColumn="0" w:oddVBand="0" w:evenVBand="0" w:oddHBand="1" w:evenHBand="0" w:firstRowFirstColumn="0" w:firstRowLastColumn="0" w:lastRowFirstColumn="0" w:lastRowLastColumn="0"/>
+        </w:trPr>
+        <w:tc>
+          <w:tcPr>
+            <w:cnfStyle w:val="001000000000" w:firstRow="0" w:lastRow="0" w:firstColumn="1" w:lastColumn="0" w:oddVBand="0" w:evenVBand="0" w:oddHBand="0" w:evenHBand="0" w:firstRowFirstColumn="0" w:firstRowLastColumn="0" w:lastRowFirstColumn="0" w:lastRowLastColumn="0"/>
+            <w:tcW w:w="0" w:type="auto"/>
+            <w:hideMark/>
+          </w:tcPr>
+          <w:p>
+            <w:pPr>
+              <w:jc w:val="center"/>
+              <w:rPr>
+                <w:sz w:val="28"/>
+                <w:szCs w:val="28"/>
+              </w:rPr>
+            </w:pPr>
+            <w:r>
+              <w:rPr>
+                <w:sz w:val="28"/>
+                <w:szCs w:val="28"/>
+              </w:rPr>
+              <w:t>R3 Назначение транспорта</w:t>
+            </w:r>
+          </w:p>
+        </w:tc>
+        <w:tc>
+          <w:tcPr>
+            <w:tcW w:w="0" w:type="auto"/>
+            <w:hideMark/>
+          </w:tcPr>
+          <w:p>
+            <w:pPr>
+              <w:jc w:val="center"/>
+              <w:cnfStyle w:val="000000100000" w:firstRow="0" w:lastRow="0" w:firstColumn="0" w:lastColumn="0" w:oddVBand="0" w:evenVBand="0" w:oddHBand="1" w:evenHBand="0" w:firstRowFirstColumn="0" w:firstRowLastColumn="0" w:lastRowFirstColumn="0" w:lastRowLastColumn="0"/>
+              <w:rPr>
+                <w:sz w:val="28"/>
+                <w:szCs w:val="28"/>
+              </w:rPr>
+            </w:pPr>
+            <w:r>
+              <w:rPr>
+                <w:sz w:val="28"/>
+                <w:szCs w:val="28"/>
+                <w:lang w:val="en-US"/>
+              </w:rPr>
+              <w:t>A7 (d),</w:t>
+            </w:r>
+          </w:p>
+          <w:p>
+            <w:pPr>
+              <w:jc w:val="center"/>
+              <w:cnfStyle w:val="000000100000" w:firstRow="0" w:lastRow="0" w:firstColumn="0" w:lastColumn="0" w:oddVBand="0" w:evenVBand="0" w:oddHBand="1" w:evenHBand="0" w:firstRowFirstColumn="0" w:firstRowLastColumn="0" w:lastRowFirstColumn="0" w:lastRowLastColumn="0"/>
+              <w:rPr>
+                <w:sz w:val="28"/>
+                <w:szCs w:val="28"/>
+                <w:lang w:val="en-US"/>
+              </w:rPr>
+            </w:pPr>
+            <w:r>
+              <w:rPr>
+                <w:sz w:val="28"/>
+                <w:szCs w:val="28"/>
+                <w:lang w:val="en-US"/>
+              </w:rPr>
+              <w:t>A11 (in4),</w:t>
+            </w:r>
+          </w:p>
+          <w:p>
+            <w:pPr>
+              <w:jc w:val="center"/>
+              <w:cnfStyle w:val="000000100000" w:firstRow="0" w:lastRow="0" w:firstColumn="0" w:lastColumn="0" w:oddVBand="0" w:evenVBand="0" w:oddHBand="1" w:evenHBand="0" w:firstRowFirstColumn="0" w:firstRowLastColumn="0" w:lastRowFirstColumn="0" w:lastRowLastColumn="0"/>
+              <w:rPr>
+                <w:sz w:val="28"/>
+                <w:szCs w:val="28"/>
+                <w:lang w:val="en-US"/>
+              </w:rPr>
+            </w:pPr>
+            <w:r>
+              <w:rPr>
+                <w:sz w:val="28"/>
+                <w:szCs w:val="28"/>
+                <w:lang w:val="en-US"/>
+              </w:rPr>
+              <w:t>A1 (s10),</w:t>
+            </w:r>
+          </w:p>
+          <w:p>
+            <w:pPr>
+              <w:jc w:val="center"/>
+              <w:cnfStyle w:val="000000100000" w:firstRow="0" w:lastRow="0" w:firstColumn="0" w:lastColumn="0" w:oddVBand="0" w:evenVBand="0" w:oddHBand="1" w:evenHBand="0" w:firstRowFirstColumn="0" w:firstRowLastColumn="0" w:lastRowFirstColumn="0" w:lastRowLastColumn="0"/>
+              <w:rPr>
+                <w:sz w:val="28"/>
+                <w:szCs w:val="28"/>
+                <w:lang w:val="en-US"/>
+              </w:rPr>
+            </w:pPr>
+            <w:r>
+              <w:rPr>
+                <w:sz w:val="28"/>
+                <w:szCs w:val="28"/>
+                <w:lang w:val="en-US"/>
+              </w:rPr>
+              <w:t>A12 (in4),</w:t>
+            </w:r>
+          </w:p>
+          <w:p>
+            <w:pPr>
+              <w:jc w:val="center"/>
+              <w:cnfStyle w:val="000000100000" w:firstRow="0" w:lastRow="0" w:firstColumn="0" w:lastColumn="0" w:oddVBand="0" w:evenVBand="0" w:oddHBand="1" w:evenHBand="0" w:firstRowFirstColumn="0" w:firstRowLastColumn="0" w:lastRowFirstColumn="0" w:lastRowLastColumn="0"/>
+              <w:rPr>
+                <w:sz w:val="28"/>
+                <w:szCs w:val="28"/>
+                <w:lang w:val="en-US"/>
+              </w:rPr>
+            </w:pPr>
+            <w:r>
+              <w:rPr>
+                <w:sz w:val="28"/>
+                <w:szCs w:val="28"/>
+                <w:lang w:val="en-US"/>
+              </w:rPr>
+              <w:t>A2 (s20)</w:t>
+            </w:r>
+          </w:p>
+        </w:tc>
+        <w:tc>
+          <w:tcPr>
+            <w:tcW w:w="0" w:type="auto"/>
+            <w:hideMark/>
+          </w:tcPr>
+          <w:p>
+            <w:pPr>
+              <w:jc w:val="center"/>
+              <w:cnfStyle w:val="000000100000" w:firstRow="0" w:lastRow="0" w:firstColumn="0" w:lastColumn="0" w:oddVBand="0" w:evenVBand="0" w:oddHBand="1" w:evenHBand="0" w:firstRowFirstColumn="0" w:firstRowLastColumn="0" w:lastRowFirstColumn="0" w:lastRowLastColumn="0"/>
+              <w:rPr>
+                <w:sz w:val="28"/>
+                <w:szCs w:val="28"/>
+              </w:rPr>
+            </w:pPr>
+            <w:r>
+              <w:rPr>
+                <w:sz w:val="28"/>
+                <w:szCs w:val="28"/>
+              </w:rPr>
+              <w:t>Инвертированный индекс (по A7, A11, A1, A12)</w:t>
+            </w:r>
+          </w:p>
+        </w:tc>
+        <w:tc>
+          <w:tcPr>
+            <w:tcW w:w="0" w:type="auto"/>
+            <w:hideMark/>
+          </w:tcPr>
+          <w:p>
+            <w:pPr>
+              <w:jc w:val="center"/>
+              <w:cnfStyle w:val="000000100000" w:firstRow="0" w:lastRow="0" w:firstColumn="0" w:lastColumn="0" w:oddVBand="0" w:evenVBand="0" w:oddHBand="1" w:evenHBand="0" w:firstRowFirstColumn="0" w:firstRowLastColumn="0" w:lastRowFirstColumn="0" w:lastRowLastColumn="0"/>
+              <w:rPr>
+                <w:sz w:val="28"/>
+                <w:szCs w:val="28"/>
+              </w:rPr>
+            </w:pPr>
+            <w:r>
+              <w:rPr>
+                <w:sz w:val="28"/>
+                <w:szCs w:val="28"/>
+              </w:rPr>
+              <w:t>Оптимизация соединений по составному ключу.</w:t>
+            </w:r>
+          </w:p>
+        </w:tc>
+      </w:tr>
+      <w:tr>
+        <w:tc>
+          <w:tcPr>
+            <w:cnfStyle w:val="001000000000" w:firstRow="0" w:lastRow="0" w:firstColumn="1" w:lastColumn="0" w:oddVBand="0" w:evenVBand="0" w:oddHBand="0" w:evenHBand="0" w:firstRowFirstColumn="0" w:firstRowLastColumn="0" w:lastRowFirstColumn="0" w:lastRowLastColumn="0"/>
+            <w:tcW w:w="0" w:type="auto"/>
+            <w:hideMark/>
+          </w:tcPr>
+          <w:p>
+            <w:pPr>
+              <w:jc w:val="center"/>
+              <w:rPr>
+                <w:sz w:val="28"/>
+                <w:szCs w:val="28"/>
+              </w:rPr>
+            </w:pPr>
+            <w:r>
+              <w:rPr>
+                <w:sz w:val="28"/>
+                <w:szCs w:val="28"/>
+              </w:rPr>
+              <w:lastRenderedPageBreak/>
+              <w:t>R4 Расписание</w:t>
+            </w:r>
+          </w:p>
+        </w:tc>
+        <w:tc>
+          <w:tcPr>
+            <w:tcW w:w="0" w:type="auto"/>
+            <w:hideMark/>
+          </w:tcPr>
+          <w:p>
+            <w:pPr>
+              <w:jc w:val="center"/>
+              <w:cnfStyle w:val="000000000000" w:firstRow="0" w:lastRow="0" w:firstColumn="0" w:lastColumn="0" w:oddVBand="0" w:evenVBand="0" w:oddHBand="0" w:evenHBand="0" w:firstRowFirstColumn="0" w:firstRowLastColumn="0" w:lastRowFirstColumn="0" w:lastRowLastColumn="0"/>
+              <w:rPr>
+                <w:sz w:val="28"/>
+                <w:szCs w:val="28"/>
+                <w:lang w:val="en-US"/>
+              </w:rPr>
+            </w:pPr>
+            <w:r>
+              <w:rPr>
+                <w:sz w:val="28"/>
+                <w:szCs w:val="28"/>
+                <w:lang w:val="en-US"/>
+              </w:rPr>
+              <w:t>A1 (s10),</w:t>
+            </w:r>
+          </w:p>
+          <w:p>
+            <w:pPr>
+              <w:jc w:val="center"/>
+              <w:cnfStyle w:val="000000000000" w:firstRow="0" w:lastRow="0" w:firstColumn="0" w:lastColumn="0" w:oddVBand="0" w:evenVBand="0" w:oddHBand="0" w:evenHBand="0" w:firstRowFirstColumn="0" w:firstRowLastColumn="0" w:lastRowFirstColumn="0" w:lastRowLastColumn="0"/>
+              <w:rPr>
+                <w:sz w:val="28"/>
+                <w:szCs w:val="28"/>
+                <w:lang w:val="en-US"/>
+              </w:rPr>
+            </w:pPr>
+            <w:r>
+              <w:rPr>
+                <w:sz w:val="28"/>
+                <w:szCs w:val="28"/>
+                <w:lang w:val="en-US"/>
+              </w:rPr>
+              <w:t>A13 (in2), A11 (in4), A12 (in4),</w:t>
+            </w:r>
+          </w:p>
+          <w:p>
+            <w:pPr>
+              <w:jc w:val="center"/>
+              <w:cnfStyle w:val="000000000000" w:firstRow="0" w:lastRow="0" w:firstColumn="0" w:lastColumn="0" w:oddVBand="0" w:evenVBand="0" w:oddHBand="0" w:evenHBand="0" w:firstRowFirstColumn="0" w:firstRowLastColumn="0" w:lastRowFirstColumn="0" w:lastRowLastColumn="0"/>
+              <w:rPr>
+                <w:sz w:val="28"/>
+                <w:szCs w:val="28"/>
+              </w:rPr>
+            </w:pPr>
+            <w:r>
+              <w:rPr>
+                <w:sz w:val="28"/>
+                <w:szCs w:val="28"/>
+                <w:lang w:val="en-US"/>
+              </w:rPr>
+              <w:t>A5 (t),</w:t>
+            </w:r>
+          </w:p>
+          <w:p>
+            <w:pPr>
+              <w:jc w:val="center"/>
+              <w:cnfStyle w:val="000000000000" w:firstRow="0" w:lastRow="0" w:firstColumn="0" w:lastColumn="0" w:oddVBand="0" w:evenVBand="0" w:oddHBand="0" w:evenHBand="0" w:firstRowFirstColumn="0" w:firstRowLastColumn="0" w:lastRowFirstColumn="0" w:lastRowLastColumn="0"/>
+              <w:rPr>
+                <w:sz w:val="28"/>
+                <w:szCs w:val="28"/>
+                <w:lang w:val="en-US"/>
+              </w:rPr>
+            </w:pPr>
+            <w:r>
+              <w:rPr>
+                <w:sz w:val="28"/>
+                <w:szCs w:val="28"/>
+                <w:lang w:val="en-US"/>
+              </w:rPr>
+              <w:t>A4 (in4)</w:t>
+            </w:r>
+          </w:p>
+        </w:tc>
+        <w:tc>
+          <w:tcPr>
+            <w:tcW w:w="0" w:type="auto"/>
+            <w:hideMark/>
+          </w:tcPr>
+          <w:p>
+            <w:pPr>
+              <w:jc w:val="center"/>
+              <w:cnfStyle w:val="000000000000" w:firstRow="0" w:lastRow="0" w:firstColumn="0" w:lastColumn="0" w:oddVBand="0" w:evenVBand="0" w:oddHBand="0" w:evenHBand="0" w:firstRowFirstColumn="0" w:firstRowLastColumn="0" w:lastRowFirstColumn="0" w:lastRowLastColumn="0"/>
+              <w:rPr>
+                <w:sz w:val="28"/>
+                <w:szCs w:val="28"/>
+                <w:lang w:val="en-US"/>
+              </w:rPr>
+            </w:pPr>
+            <w:r>
+              <w:rPr>
+                <w:sz w:val="28"/>
+                <w:szCs w:val="28"/>
+                <w:lang w:val="en-US"/>
+              </w:rPr>
+              <w:t>B-</w:t>
+            </w:r>
+            <w:r>
+              <w:rPr>
+                <w:sz w:val="28"/>
+                <w:szCs w:val="28"/>
+              </w:rPr>
+              <w:t>дерево</w:t>
+            </w:r>
+            <w:r>
+              <w:rPr>
+                <w:sz w:val="28"/>
+                <w:szCs w:val="28"/>
+                <w:lang w:val="en-US"/>
+              </w:rPr>
+              <w:t xml:space="preserve"> (</w:t>
+            </w:r>
+            <w:r>
+              <w:rPr>
+                <w:sz w:val="28"/>
+                <w:szCs w:val="28"/>
+              </w:rPr>
+              <w:t>по</w:t>
+            </w:r>
+            <w:r>
+              <w:rPr>
+                <w:sz w:val="28"/>
+                <w:szCs w:val="28"/>
+                <w:lang w:val="en-US"/>
+              </w:rPr>
+              <w:t xml:space="preserve"> A1, A13, A11, A12)</w:t>
+            </w:r>
+          </w:p>
+        </w:tc>
+        <w:tc>
+          <w:tcPr>
+            <w:tcW w:w="0" w:type="auto"/>
+            <w:hideMark/>
+          </w:tcPr>
+          <w:p>
+            <w:pPr>
+              <w:jc w:val="center"/>
+              <w:cnfStyle w:val="000000000000" w:firstRow="0" w:lastRow="0" w:firstColumn="0" w:lastColumn="0" w:oddVBand="0" w:evenVBand="0" w:oddHBand="0" w:evenHBand="0" w:firstRowFirstColumn="0" w:firstRowLastColumn="0" w:lastRowFirstColumn="0" w:lastRowLastColumn="0"/>
+              <w:rPr>
+                <w:sz w:val="28"/>
+                <w:szCs w:val="28"/>
+              </w:rPr>
+            </w:pPr>
+            <w:r>
+              <w:rPr>
+                <w:sz w:val="28"/>
+                <w:szCs w:val="28"/>
+              </w:rPr>
+              <w:t>Упорядоченный доступ для диапазонных и составных запросов.</w:t>
+            </w:r>
+          </w:p>
+        </w:tc>
+      </w:tr>
+      <w:tr>
+        <w:trPr>
+          <w:cnfStyle w:val="000000100000" w:firstRow="0" w:lastRow="0" w:firstColumn="0" w:lastColumn="0" w:oddVBand="0" w:evenVBand="0" w:oddHBand="1" w:evenHBand="0" w:firstRowFirstColumn="0" w:firstRowLastColumn="0" w:lastRowFirstColumn="0" w:lastRowLastColumn="0"/>
+        </w:trPr>
+        <w:tc>
+          <w:tcPr>
+            <w:cnfStyle w:val="001000000000" w:firstRow="0" w:lastRow="0" w:firstColumn="1" w:lastColumn="0" w:oddVBand="0" w:evenVBand="0" w:oddHBand="0" w:evenHBand="0" w:firstRowFirstColumn="0" w:firstRowLastColumn="0" w:lastRowFirstColumn="0" w:lastRowLastColumn="0"/>
+            <w:tcW w:w="0" w:type="auto"/>
+            <w:hideMark/>
+          </w:tcPr>
+          <w:p>
+            <w:pPr>
+              <w:jc w:val="center"/>
+              <w:rPr>
+                <w:sz w:val="28"/>
+                <w:szCs w:val="28"/>
+              </w:rPr>
+            </w:pPr>
+            <w:r>
+              <w:rPr>
+                <w:sz w:val="28"/>
+                <w:szCs w:val="28"/>
+              </w:rPr>
+              <w:t>R5 Контроль движения</w:t>
+            </w:r>
+          </w:p>
+        </w:tc>
+        <w:tc>
+          <w:tcPr>
+            <w:tcW w:w="0" w:type="auto"/>
+            <w:hideMark/>
+          </w:tcPr>
+          <w:p>
+            <w:pPr>
+              <w:jc w:val="center"/>
+              <w:cnfStyle w:val="000000100000" w:firstRow="0" w:lastRow="0" w:firstColumn="0" w:lastColumn="0" w:oddVBand="0" w:evenVBand="0" w:oddHBand="1" w:evenHBand="0" w:firstRowFirstColumn="0" w:firstRowLastColumn="0" w:lastRowFirstColumn="0" w:lastRowLastColumn="0"/>
+              <w:rPr>
+                <w:sz w:val="28"/>
+                <w:szCs w:val="28"/>
+              </w:rPr>
+            </w:pPr>
+            <w:r>
+              <w:rPr>
+                <w:sz w:val="28"/>
+                <w:szCs w:val="28"/>
+                <w:lang w:val="en-US"/>
+              </w:rPr>
+              <w:t>A1 (s10), A13 (in2), A11 (in4), A12 (in4),</w:t>
+            </w:r>
+          </w:p>
+          <w:p>
+            <w:pPr>
+              <w:jc w:val="center"/>
+              <w:cnfStyle w:val="000000100000" w:firstRow="0" w:lastRow="0" w:firstColumn="0" w:lastColumn="0" w:oddVBand="0" w:evenVBand="0" w:oddHBand="1" w:evenHBand="0" w:firstRowFirstColumn="0" w:firstRowLastColumn="0" w:lastRowFirstColumn="0" w:lastRowLastColumn="0"/>
+              <w:rPr>
+                <w:sz w:val="28"/>
+                <w:szCs w:val="28"/>
+              </w:rPr>
+            </w:pPr>
+            <w:r>
+              <w:rPr>
+                <w:sz w:val="28"/>
+                <w:szCs w:val="28"/>
+                <w:lang w:val="en-US"/>
+              </w:rPr>
+              <w:t>A7 (d),</w:t>
+            </w:r>
+          </w:p>
+          <w:p>
+            <w:pPr>
+              <w:jc w:val="center"/>
+              <w:cnfStyle w:val="000000100000" w:firstRow="0" w:lastRow="0" w:firstColumn="0" w:lastColumn="0" w:oddVBand="0" w:evenVBand="0" w:oddHBand="1" w:evenHBand="0" w:firstRowFirstColumn="0" w:firstRowLastColumn="0" w:lastRowFirstColumn="0" w:lastRowLastColumn="0"/>
+              <w:rPr>
+                <w:sz w:val="28"/>
+                <w:szCs w:val="28"/>
+                <w:lang w:val="en-US"/>
+              </w:rPr>
+            </w:pPr>
+            <w:r>
+              <w:rPr>
+                <w:sz w:val="28"/>
+                <w:szCs w:val="28"/>
+                <w:lang w:val="en-US"/>
+              </w:rPr>
+              <w:t>A6 (t)</w:t>
+            </w:r>
+          </w:p>
+        </w:tc>
+        <w:tc>
+          <w:tcPr>
+            <w:tcW w:w="0" w:type="auto"/>
+            <w:hideMark/>
+          </w:tcPr>
+          <w:p>
+            <w:pPr>
+              <w:jc w:val="center"/>
+              <w:cnfStyle w:val="000000100000" w:firstRow="0" w:lastRow="0" w:firstColumn="0" w:lastColumn="0" w:oddVBand="0" w:evenVBand="0" w:oddHBand="1" w:evenHBand="0" w:firstRowFirstColumn="0" w:firstRowLastColumn="0" w:lastRowFirstColumn="0" w:lastRowLastColumn="0"/>
+              <w:rPr>
+                <w:sz w:val="28"/>
+                <w:szCs w:val="28"/>
+              </w:rPr>
+            </w:pPr>
+            <w:r>
+              <w:rPr>
+                <w:sz w:val="28"/>
+                <w:szCs w:val="28"/>
+              </w:rPr>
+              <w:t>Инвертированный индекс (по A7, A11, A1, A12)</w:t>
+            </w:r>
+          </w:p>
+        </w:tc>
+        <w:tc>
+          <w:tcPr>
+            <w:tcW w:w="0" w:type="auto"/>
+            <w:hideMark/>
+          </w:tcPr>
+          <w:p>
+            <w:pPr>
+              <w:jc w:val="center"/>
+              <w:cnfStyle w:val="000000100000" w:firstRow="0" w:lastRow="0" w:firstColumn="0" w:lastColumn="0" w:oddVBand="0" w:evenVBand="0" w:oddHBand="1" w:evenHBand="0" w:firstRowFirstColumn="0" w:firstRowLastColumn="0" w:lastRowFirstColumn="0" w:lastRowLastColumn="0"/>
+              <w:rPr>
+                <w:sz w:val="28"/>
+                <w:szCs w:val="28"/>
+              </w:rPr>
+            </w:pPr>
+            <w:r>
+              <w:rPr>
+                <w:sz w:val="28"/>
+                <w:szCs w:val="28"/>
+              </w:rPr>
+              <w:t>Частые сложные соединения по рейсам и дате, гибкий фильтр.</w:t>
+            </w:r>
+          </w:p>
+        </w:tc>
+      </w:tr>
+      <w:tr>
+        <w:tc>
+          <w:tcPr>
+            <w:cnfStyle w:val="001000000000" w:firstRow="0" w:lastRow="0" w:firstColumn="1" w:lastColumn="0" w:oddVBand="0" w:evenVBand="0" w:oddHBand="0" w:evenHBand="0" w:firstRowFirstColumn="0" w:firstRowLastColumn="0" w:lastRowFirstColumn="0" w:lastRowLastColumn="0"/>
+            <w:tcW w:w="0" w:type="auto"/>
+            <w:hideMark/>
+          </w:tcPr>
+          <w:p>
+            <w:pPr>
+              <w:jc w:val="center"/>
+              <w:rPr>
+                <w:sz w:val="28"/>
+                <w:szCs w:val="28"/>
+              </w:rPr>
+            </w:pPr>
+            <w:r>
+              <w:rPr>
+                <w:sz w:val="28"/>
+                <w:szCs w:val="28"/>
+              </w:rPr>
+              <w:t>R6 Назначение сотрудников</w:t>
+            </w:r>
+          </w:p>
+        </w:tc>
+        <w:tc>
+          <w:tcPr>
+            <w:tcW w:w="0" w:type="auto"/>
+            <w:hideMark/>
+          </w:tcPr>
+          <w:p>
+            <w:pPr>
+              <w:jc w:val="center"/>
+              <w:cnfStyle w:val="000000000000" w:firstRow="0" w:lastRow="0" w:firstColumn="0" w:lastColumn="0" w:oddVBand="0" w:evenVBand="0" w:oddHBand="0" w:evenHBand="0" w:firstRowFirstColumn="0" w:firstRowLastColumn="0" w:lastRowFirstColumn="0" w:lastRowLastColumn="0"/>
+              <w:rPr>
+                <w:sz w:val="28"/>
+                <w:szCs w:val="28"/>
+              </w:rPr>
+            </w:pPr>
+            <w:r>
+              <w:rPr>
+                <w:sz w:val="28"/>
+                <w:szCs w:val="28"/>
+                <w:lang w:val="en-US"/>
+              </w:rPr>
+              <w:t>A7 (d),</w:t>
+            </w:r>
+          </w:p>
+          <w:p>
+            <w:pPr>
+              <w:jc w:val="center"/>
+              <w:cnfStyle w:val="000000000000" w:firstRow="0" w:lastRow="0" w:firstColumn="0" w:lastColumn="0" w:oddVBand="0" w:evenVBand="0" w:oddHBand="0" w:evenHBand="0" w:firstRowFirstColumn="0" w:firstRowLastColumn="0" w:lastRowFirstColumn="0" w:lastRowLastColumn="0"/>
+              <w:rPr>
+                <w:sz w:val="28"/>
+                <w:szCs w:val="28"/>
+                <w:lang w:val="en-US"/>
+              </w:rPr>
+            </w:pPr>
+            <w:r>
+              <w:rPr>
+                <w:sz w:val="28"/>
+                <w:szCs w:val="28"/>
+                <w:lang w:val="en-US"/>
+              </w:rPr>
+              <w:t>A11 (in4), A1 (s10), A12 (in4), A8 (in4)</w:t>
+            </w:r>
+          </w:p>
+        </w:tc>
+        <w:tc>
+          <w:tcPr>
+            <w:tcW w:w="0" w:type="auto"/>
+            <w:hideMark/>
+          </w:tcPr>
+          <w:p>
+            <w:pPr>
+              <w:jc w:val="center"/>
+              <w:cnfStyle w:val="000000000000" w:firstRow="0" w:lastRow="0" w:firstColumn="0" w:lastColumn="0" w:oddVBand="0" w:evenVBand="0" w:oddHBand="0" w:evenHBand="0" w:firstRowFirstColumn="0" w:firstRowLastColumn="0" w:lastRowFirstColumn="0" w:lastRowLastColumn="0"/>
+              <w:rPr>
+                <w:sz w:val="28"/>
+                <w:szCs w:val="28"/>
+                <w:lang w:val="en-US"/>
+              </w:rPr>
+            </w:pPr>
+            <w:r>
+              <w:rPr>
+                <w:sz w:val="28"/>
+                <w:szCs w:val="28"/>
+                <w:lang w:val="en-US"/>
+              </w:rPr>
+              <w:t>B-</w:t>
+            </w:r>
+            <w:r>
+              <w:rPr>
+                <w:sz w:val="28"/>
+                <w:szCs w:val="28"/>
+              </w:rPr>
+              <w:t>дерево</w:t>
+            </w:r>
+            <w:r>
+              <w:rPr>
+                <w:sz w:val="28"/>
+                <w:szCs w:val="28"/>
+                <w:lang w:val="en-US"/>
+              </w:rPr>
+              <w:t xml:space="preserve"> (</w:t>
+            </w:r>
+            <w:r>
+              <w:rPr>
+                <w:sz w:val="28"/>
+                <w:szCs w:val="28"/>
+              </w:rPr>
+              <w:t>по</w:t>
+            </w:r>
+            <w:r>
+              <w:rPr>
+                <w:sz w:val="28"/>
+                <w:szCs w:val="28"/>
+                <w:lang w:val="en-US"/>
+              </w:rPr>
+              <w:t xml:space="preserve"> A7, A11, A1, A12)</w:t>
+            </w:r>
+          </w:p>
+        </w:tc>
+        <w:tc>
+          <w:tcPr>
+            <w:tcW w:w="0" w:type="auto"/>
+            <w:hideMark/>
+          </w:tcPr>
+          <w:p>
+            <w:pPr>
+              <w:jc w:val="center"/>
+              <w:cnfStyle w:val="000000000000" w:firstRow="0" w:lastRow="0" w:firstColumn="0" w:lastColumn="0" w:oddVBand="0" w:evenVBand="0" w:oddHBand="0" w:evenHBand="0" w:firstRowFirstColumn="0" w:firstRowLastColumn="0" w:lastRowFirstColumn="0" w:lastRowLastColumn="0"/>
+              <w:rPr>
+                <w:sz w:val="28"/>
+                <w:szCs w:val="28"/>
+              </w:rPr>
+            </w:pPr>
+            <w:r>
+              <w:rPr>
+                <w:sz w:val="28"/>
+                <w:szCs w:val="28"/>
+              </w:rPr>
+              <w:t>Упорядоченный доступ, необходимый для поиска и анализа по рейсам и дате.</w:t>
+            </w:r>
+          </w:p>
+        </w:tc>
+      </w:tr>
+    </w:tbl>
+    <w:p>
+      <w:pPr>
+        <w:jc w:val="both"/>
+        <w:rPr>
+          <w:sz w:val="28"/>
+          <w:szCs w:val="28"/>
+        </w:rPr>
+      </w:pPr>
+    </w:p>
+    <w:p>
+      <w:pPr>
+        <w:outlineLvl w:val="1"/>
+        <w:rPr>
+          <w:b/>
+          <w:bCs/>
+          <w:sz w:val="28"/>
+          <w:szCs w:val="28"/>
+        </w:rPr>
+      </w:pPr>
+      <w:bookmarkStart w:id="7" w:name="_Toc198372144"/>
+      <w:r>
+        <w:rPr>
+          <w:b/>
+          <w:bCs/>
+          <w:sz w:val="28"/>
+          <w:szCs w:val="28"/>
+        </w:rPr>
+        <w:t>Этап 6. Анализ особенностей реализации информационной системы</w:t>
+      </w:r>
+      <w:bookmarkEnd w:id="7"/>
+    </w:p>
+    <w:p>
+      <w:pPr>
+        <w:jc w:val="both"/>
+        <w:rPr>
+          <w:sz w:val="28"/>
+          <w:szCs w:val="28"/>
+        </w:rPr>
+      </w:pPr>
+    </w:p>
+    <w:p>
+      <w:pPr>
+        <w:ind w:firstLine="709"/>
+        <w:jc w:val="both"/>
+        <w:rPr>
+          <w:sz w:val="28"/>
+          <w:szCs w:val="28"/>
+        </w:rPr>
+      </w:pPr>
+      <w:r>
+        <w:rPr>
+          <w:sz w:val="28"/>
+          <w:szCs w:val="28"/>
+        </w:rPr>
+        <w:t>Все данные транспортной информационной системы должны храниться на центральном сервере транспортного оператора, за исключением временно буферизуемых данных в транспортных средствах при отсутствии связи. Отношения, соответствующие справочной информации (R1, R2, R5, R6, R7), заполняются централизованно перед началом операционного дня. Динамические отношения (R3, R4, R6) обновляются в реальном времени или по мере необходимости.</w:t>
+      </w:r>
+    </w:p>
+    <w:p>
+      <w:pPr>
+        <w:ind w:firstLine="709"/>
+        <w:rPr>
+          <w:sz w:val="28"/>
+          <w:szCs w:val="28"/>
+        </w:rPr>
+      </w:pPr>
+      <w:r>
+        <w:rPr>
+          <w:sz w:val="28"/>
+          <w:szCs w:val="28"/>
+        </w:rPr>
+        <w:t>Перед выходом</w:t>
+      </w:r>
+      <w:r>
+        <w:rPr>
+          <w:sz w:val="28"/>
+          <w:szCs w:val="28"/>
+        </w:rPr>
+        <w:t xml:space="preserve"> транспорта</w:t>
+      </w:r>
+      <w:r>
+        <w:rPr>
+          <w:sz w:val="28"/>
+          <w:szCs w:val="28"/>
+        </w:rPr>
+        <w:t xml:space="preserve"> на маршрут диспетчер на своём терминале инициирует загрузку локальной базы данных в транспортное средство, включающей</w:t>
+      </w:r>
+      <w:r>
+        <w:rPr>
+          <w:sz w:val="28"/>
+          <w:szCs w:val="28"/>
+        </w:rPr>
+        <w:t>:</w:t>
+      </w:r>
+    </w:p>
+    <w:p>
+      <w:pPr>
+        <w:pStyle w:val="a5"/>
+        <w:numPr>
+          <w:ilvl w:val="0"/>
+          <w:numId w:val="44"/>
+        </w:numPr>
+        <w:ind w:left="1134" w:hanging="283"/>
+        <w:jc w:val="both"/>
+        <w:rPr>
+          <w:sz w:val="28"/>
+          <w:szCs w:val="28"/>
+        </w:rPr>
+      </w:pPr>
+      <w:r>
+        <w:rPr>
+          <w:sz w:val="28"/>
+          <w:szCs w:val="28"/>
+        </w:rPr>
+        <w:t>текущий маршрут,</w:t>
+      </w:r>
+    </w:p>
+    <w:p>
+      <w:pPr>
+        <w:pStyle w:val="a5"/>
+        <w:numPr>
+          <w:ilvl w:val="0"/>
+          <w:numId w:val="44"/>
+        </w:numPr>
+        <w:ind w:left="1134" w:hanging="283"/>
+        <w:jc w:val="both"/>
+        <w:rPr>
+          <w:sz w:val="28"/>
+          <w:szCs w:val="28"/>
+        </w:rPr>
+      </w:pPr>
+      <w:r>
+        <w:rPr>
+          <w:sz w:val="28"/>
+          <w:szCs w:val="28"/>
+        </w:rPr>
+        <w:t>плановые расписания (из отношений R1, R2, R5),</w:t>
+      </w:r>
+    </w:p>
+    <w:p>
+      <w:pPr>
+        <w:pStyle w:val="a5"/>
+        <w:numPr>
+          <w:ilvl w:val="0"/>
+          <w:numId w:val="44"/>
+        </w:numPr>
+        <w:ind w:left="1134" w:hanging="283"/>
+        <w:jc w:val="both"/>
+        <w:rPr>
+          <w:sz w:val="28"/>
+          <w:szCs w:val="28"/>
+        </w:rPr>
+      </w:pPr>
+      <w:r>
+        <w:rPr>
+          <w:sz w:val="28"/>
+          <w:szCs w:val="28"/>
+        </w:rPr>
+        <w:t>данные о назначениях (R6),</w:t>
+      </w:r>
+    </w:p>
+    <w:p>
+      <w:pPr>
+        <w:pStyle w:val="a5"/>
+        <w:numPr>
+          <w:ilvl w:val="0"/>
+          <w:numId w:val="44"/>
+        </w:numPr>
+        <w:ind w:left="1134" w:hanging="283"/>
+        <w:jc w:val="both"/>
+        <w:rPr>
+          <w:sz w:val="28"/>
+          <w:szCs w:val="28"/>
+        </w:rPr>
+      </w:pPr>
+      <w:r>
+        <w:rPr>
+          <w:sz w:val="28"/>
+          <w:szCs w:val="28"/>
+        </w:rPr>
+        <w:t>критически важные параметры из справочников (R7).</w:t>
+      </w:r>
+    </w:p>
+    <w:p>
+      <w:pPr>
+        <w:ind w:firstLine="709"/>
+        <w:jc w:val="both"/>
+        <w:rPr>
+          <w:sz w:val="28"/>
+          <w:szCs w:val="28"/>
+        </w:rPr>
+      </w:pPr>
+      <w:r>
+        <w:rPr>
+          <w:sz w:val="28"/>
+          <w:szCs w:val="28"/>
+        </w:rPr>
+        <w:t>В течение дня терминал водителя фиксирует в отношении R3 фактическое время прибытия, задержки и прочие события движения. Если фиксируется отклонение от расписания более чем на допустимое значение, автоматически срабатывает триггер, пересчитывающий последующие прибытия (на основе R5) и обновляющий информацию для диспетчеров и пассажиров.</w:t>
+      </w:r>
+    </w:p>
+    <w:p>
+      <w:pPr>
+        <w:ind w:firstLine="709"/>
+        <w:jc w:val="both"/>
+        <w:rPr>
+          <w:sz w:val="28"/>
+          <w:szCs w:val="28"/>
+        </w:rPr>
+      </w:pPr>
+      <w:r>
+        <w:rPr>
+          <w:sz w:val="28"/>
+          <w:szCs w:val="28"/>
+        </w:rPr>
+        <w:t>Диспетчерские пункты оперируют с полным набором данных и имеют возможность вносить изменения в назначения и расписания (R4, R6). При этом система автоматически проверяет наличие конфликтов (например, дублирование сотрудников на рейсах) и информирует ответственного оператора.</w:t>
+      </w:r>
+    </w:p>
+    <w:p>
+      <w:pPr>
+        <w:ind w:firstLine="709"/>
+        <w:jc w:val="both"/>
+        <w:rPr>
+          <w:sz w:val="28"/>
+          <w:szCs w:val="28"/>
+        </w:rPr>
+      </w:pPr>
+      <w:r>
+        <w:rPr>
+          <w:sz w:val="28"/>
+          <w:szCs w:val="28"/>
+        </w:rPr>
+        <w:t xml:space="preserve">Пассажирская информация (на остановках и в мобильных приложениях) формируется на основе актуальных данных из отношений R5 и R6 и обновляется в </w:t>
+      </w:r>
+      <w:r>
+        <w:rPr>
+          <w:sz w:val="28"/>
+          <w:szCs w:val="28"/>
+        </w:rPr>
+        <w:lastRenderedPageBreak/>
+        <w:t>режиме реального времени.</w:t>
+      </w:r>
+    </w:p>
+    <w:p>
+      <w:pPr>
+        <w:ind w:firstLine="709"/>
+        <w:jc w:val="both"/>
+        <w:rPr>
+          <w:sz w:val="28"/>
+          <w:szCs w:val="28"/>
+        </w:rPr>
+      </w:pPr>
+      <w:r>
+        <w:rPr>
+          <w:sz w:val="28"/>
+          <w:szCs w:val="28"/>
+        </w:rPr>
+        <w:t>Для обеспечения устойчивой работы в условиях нестабильной связи между транспортными средствами и сервером должна быть организована система локального хранения с последующей синхронизацией. Также предусматриваются резервные каналы связи для передачи критичных сообщений, включая аварийные ситуации.</w:t>
+      </w:r>
+    </w:p>
+    <w:p>
+      <w:pPr>
+        <w:ind w:firstLine="709"/>
+        <w:jc w:val="both"/>
+        <w:rPr>
+          <w:sz w:val="28"/>
+          <w:szCs w:val="28"/>
+        </w:rPr>
+      </w:pPr>
+      <w:r>
+        <w:rPr>
+          <w:sz w:val="28"/>
+          <w:szCs w:val="28"/>
+        </w:rPr>
+        <w:t>Следует обеспечить репликацию данных на резервные сервера и кэширование часто запрашиваемых сведений на терминалах и информационных табло. Интеграция с городскими системами мониторинга транспорта позволяет отображать движение маршрутов в сторонних сервисах.</w:t>
+      </w:r>
+    </w:p>
+    <w:p>
+      <w:pPr>
+        <w:ind w:firstLine="709"/>
+        <w:jc w:val="both"/>
+        <w:rPr>
+          <w:sz w:val="28"/>
+          <w:szCs w:val="28"/>
+        </w:rPr>
+      </w:pPr>
+      <w:r>
+        <w:rPr>
+          <w:sz w:val="28"/>
+          <w:szCs w:val="28"/>
+        </w:rPr>
+        <w:t>Таким образом, на период эксплуатации системы необходимо:</w:t>
+      </w:r>
+    </w:p>
+    <w:p>
+      <w:pPr>
+        <w:pStyle w:val="a5"/>
+        <w:numPr>
+          <w:ilvl w:val="0"/>
+          <w:numId w:val="44"/>
+        </w:numPr>
+        <w:ind w:left="1134" w:hanging="283"/>
+        <w:jc w:val="both"/>
+        <w:rPr>
+          <w:sz w:val="28"/>
+          <w:szCs w:val="28"/>
+        </w:rPr>
+      </w:pPr>
+      <w:r>
+        <w:rPr>
+          <w:sz w:val="28"/>
+          <w:szCs w:val="28"/>
+        </w:rPr>
+        <w:t>обеспечить централизованное управление и актуальность справочной информации;</w:t>
+      </w:r>
+    </w:p>
+    <w:p>
+      <w:pPr>
+        <w:pStyle w:val="a5"/>
+        <w:numPr>
+          <w:ilvl w:val="0"/>
+          <w:numId w:val="44"/>
+        </w:numPr>
+        <w:ind w:left="1134" w:hanging="283"/>
+        <w:jc w:val="both"/>
+        <w:rPr>
+          <w:sz w:val="28"/>
+          <w:szCs w:val="28"/>
+        </w:rPr>
+      </w:pPr>
+      <w:r>
+        <w:rPr>
+          <w:sz w:val="28"/>
+          <w:szCs w:val="28"/>
+        </w:rPr>
+        <w:t>реализовать автоматические механизмы обновления и пересчёта данных;</w:t>
+      </w:r>
+    </w:p>
+    <w:p>
+      <w:pPr>
+        <w:pStyle w:val="a5"/>
+        <w:numPr>
+          <w:ilvl w:val="0"/>
+          <w:numId w:val="44"/>
+        </w:numPr>
+        <w:ind w:left="1134" w:hanging="283"/>
+        <w:jc w:val="both"/>
+        <w:rPr>
+          <w:sz w:val="28"/>
+          <w:szCs w:val="28"/>
+        </w:rPr>
+      </w:pPr>
+      <w:r>
+        <w:rPr>
+          <w:sz w:val="28"/>
+          <w:szCs w:val="28"/>
+        </w:rPr>
+        <w:t>гарантировать работу в оффлайн-режиме с последующей синхронизацией;</w:t>
+      </w:r>
+    </w:p>
+    <w:p>
+      <w:pPr>
+        <w:pStyle w:val="a5"/>
+        <w:numPr>
+          <w:ilvl w:val="0"/>
+          <w:numId w:val="44"/>
+        </w:numPr>
+        <w:ind w:left="1134" w:hanging="283"/>
+        <w:jc w:val="both"/>
+        <w:rPr>
+          <w:sz w:val="28"/>
+          <w:szCs w:val="28"/>
+        </w:rPr>
+      </w:pPr>
+      <w:r>
+        <w:rPr>
+          <w:sz w:val="28"/>
+          <w:szCs w:val="28"/>
+        </w:rPr>
+        <w:t>внедрить механизмы отказоустойчивости и проверки на логические</w:t>
+      </w:r>
+    </w:p>
+    <w:p>
+      <w:pPr>
+        <w:pStyle w:val="a5"/>
+        <w:numPr>
+          <w:ilvl w:val="0"/>
+          <w:numId w:val="44"/>
+        </w:numPr>
+        <w:ind w:left="1134" w:hanging="283"/>
+        <w:jc w:val="both"/>
+        <w:rPr>
+          <w:sz w:val="28"/>
+          <w:szCs w:val="28"/>
+        </w:rPr>
+      </w:pPr>
+      <w:r>
+        <w:rPr>
+          <w:sz w:val="28"/>
+          <w:szCs w:val="28"/>
+        </w:rPr>
+        <w:t>противоречия в расписаниях и назначениях;</w:t>
+      </w:r>
+    </w:p>
+    <w:p>
+      <w:pPr>
+        <w:pStyle w:val="a5"/>
+        <w:numPr>
+          <w:ilvl w:val="0"/>
+          <w:numId w:val="44"/>
+        </w:numPr>
+        <w:ind w:left="1134" w:hanging="283"/>
+        <w:jc w:val="both"/>
+        <w:rPr>
+          <w:sz w:val="28"/>
+          <w:szCs w:val="28"/>
+        </w:rPr>
+      </w:pPr>
+      <w:r>
+        <w:rPr>
+          <w:sz w:val="28"/>
+          <w:szCs w:val="28"/>
+        </w:rPr>
+        <w:t>поддерживать непрерывную интеграцию с внешними системами и средствами визуализации.</w:t>
+      </w:r>
+    </w:p>
+    <w:p>
+      <w:pPr>
+        <w:jc w:val="both"/>
+        <w:rPr>
+          <w:sz w:val="28"/>
+          <w:szCs w:val="28"/>
+        </w:rPr>
+      </w:pPr>
+      <w:r>
+        <w:rPr>
+          <w:sz w:val="28"/>
+          <w:szCs w:val="28"/>
+        </w:rPr>
+        <w:t xml:space="preserve">Программисту, реализующему программную часть транспортной информационной системы, следует учитывать особенности структуры базы данных и выполнять SQL-запросы </w:t>
+      </w:r>
+      <w:r>
+        <w:rPr>
+          <w:b/>
+          <w:bCs/>
+          <w:sz w:val="28"/>
+          <w:szCs w:val="28"/>
+        </w:rPr>
+        <w:t>с соблюдением принципов соединения без потерь</w:t>
+      </w:r>
+      <w:r>
+        <w:rPr>
+          <w:sz w:val="28"/>
+          <w:szCs w:val="28"/>
+        </w:rPr>
+        <w:t>, исходя из следующего:</w:t>
+      </w:r>
+    </w:p>
+    <w:p>
+      <w:pPr>
+        <w:pStyle w:val="a5"/>
+        <w:numPr>
+          <w:ilvl w:val="0"/>
+          <w:numId w:val="44"/>
+        </w:numPr>
+        <w:ind w:left="1134" w:hanging="283"/>
+        <w:jc w:val="both"/>
+        <w:rPr>
+          <w:sz w:val="28"/>
+          <w:szCs w:val="28"/>
+        </w:rPr>
+      </w:pPr>
+      <w:r>
+        <w:rPr>
+          <w:sz w:val="28"/>
+          <w:szCs w:val="28"/>
+        </w:rPr>
+        <w:t>При работе с отношениями R3 (Назначение транспорта), R4 (Расписание), R5 (Контроль движения), R6 (Назначение сотрудников) следует использовать обобщённый ключ:</w:t>
+      </w:r>
+      <w:r>
+        <w:rPr>
+          <w:sz w:val="28"/>
+          <w:szCs w:val="28"/>
+        </w:rPr>
+        <w:br/>
+        <w:t>(A7, A11, A1, A12) – дата работы, номер рейса, номер маршрута, номер транспортного средства.</w:t>
+      </w:r>
+      <w:r>
+        <w:rPr>
+          <w:sz w:val="28"/>
+          <w:szCs w:val="28"/>
+        </w:rPr>
+        <w:br/>
+        <w:t xml:space="preserve">Он является </w:t>
+      </w:r>
+      <w:proofErr w:type="spellStart"/>
+      <w:r>
+        <w:rPr>
+          <w:sz w:val="28"/>
+          <w:szCs w:val="28"/>
+        </w:rPr>
+        <w:t>суперключом</w:t>
+      </w:r>
+      <w:proofErr w:type="spellEnd"/>
+      <w:r>
+        <w:rPr>
+          <w:sz w:val="28"/>
+          <w:szCs w:val="28"/>
+        </w:rPr>
+        <w:t>, обеспечивающим корректное связывание записей между таблицами.</w:t>
+      </w:r>
+    </w:p>
+    <w:p>
+      <w:pPr>
+        <w:pStyle w:val="a5"/>
+        <w:numPr>
+          <w:ilvl w:val="0"/>
+          <w:numId w:val="44"/>
+        </w:numPr>
+        <w:ind w:left="1134" w:hanging="283"/>
+        <w:jc w:val="both"/>
+        <w:rPr>
+          <w:sz w:val="28"/>
+          <w:szCs w:val="28"/>
+        </w:rPr>
+      </w:pPr>
+      <w:r>
+        <w:rPr>
+          <w:sz w:val="28"/>
+          <w:szCs w:val="28"/>
+        </w:rPr>
+        <w:t>Для соединения:</w:t>
+      </w:r>
+    </w:p>
+    <w:p>
+      <w:pPr>
+        <w:pStyle w:val="a5"/>
+        <w:numPr>
+          <w:ilvl w:val="0"/>
+          <w:numId w:val="50"/>
+        </w:numPr>
+        <w:ind w:left="1843"/>
+        <w:jc w:val="both"/>
+        <w:rPr>
+          <w:sz w:val="28"/>
+          <w:szCs w:val="28"/>
+        </w:rPr>
+      </w:pPr>
+      <w:r>
+        <w:rPr>
+          <w:sz w:val="28"/>
+          <w:szCs w:val="28"/>
+        </w:rPr>
+        <w:t>R5 (Контроль движения) и R4 (Расписание) – использовать ключ (A1, A13, A11, A12) (маршрут, остановка, рейс, транспорт);</w:t>
+      </w:r>
+    </w:p>
+    <w:p>
+      <w:pPr>
+        <w:pStyle w:val="a5"/>
+        <w:numPr>
+          <w:ilvl w:val="0"/>
+          <w:numId w:val="50"/>
+        </w:numPr>
+        <w:ind w:left="1843"/>
+        <w:jc w:val="both"/>
+        <w:rPr>
+          <w:sz w:val="28"/>
+          <w:szCs w:val="28"/>
+        </w:rPr>
+      </w:pPr>
+      <w:r>
+        <w:rPr>
+          <w:sz w:val="28"/>
+          <w:szCs w:val="28"/>
+        </w:rPr>
+        <w:t>R5 и R6 (Назначение сотрудников) – использовать (A7, A11, A1, A12);</w:t>
+      </w:r>
+    </w:p>
+    <w:p>
+      <w:pPr>
+        <w:pStyle w:val="a5"/>
+        <w:numPr>
+          <w:ilvl w:val="0"/>
+          <w:numId w:val="50"/>
+        </w:numPr>
+        <w:ind w:left="1843"/>
+        <w:jc w:val="both"/>
+        <w:rPr>
+          <w:sz w:val="28"/>
+          <w:szCs w:val="28"/>
+        </w:rPr>
+      </w:pPr>
+      <w:r>
+        <w:rPr>
+          <w:sz w:val="28"/>
+          <w:szCs w:val="28"/>
+        </w:rPr>
+        <w:t>R3 и R6 – также соединять по (A7, A11, A1, A12).</w:t>
+      </w:r>
+    </w:p>
+    <w:p>
+      <w:pPr>
+        <w:pStyle w:val="a5"/>
+        <w:numPr>
+          <w:ilvl w:val="0"/>
+          <w:numId w:val="44"/>
+        </w:numPr>
+        <w:ind w:left="1134" w:hanging="283"/>
+        <w:jc w:val="both"/>
+        <w:rPr>
+          <w:sz w:val="28"/>
+          <w:szCs w:val="28"/>
+        </w:rPr>
+      </w:pPr>
+      <w:r>
+        <w:rPr>
+          <w:sz w:val="28"/>
+          <w:szCs w:val="28"/>
+        </w:rPr>
+        <w:t>Никогда не соединять таблицы только по части ключа (например, только по A1 или A11), так как это приведёт к появлению избыточных или недостоверных записей.</w:t>
+      </w:r>
+    </w:p>
+    <w:p>
+      <w:pPr>
+        <w:pStyle w:val="a5"/>
+        <w:numPr>
+          <w:ilvl w:val="0"/>
+          <w:numId w:val="44"/>
+        </w:numPr>
+        <w:ind w:left="1134" w:hanging="283"/>
+        <w:jc w:val="both"/>
+        <w:rPr>
+          <w:sz w:val="28"/>
+          <w:szCs w:val="28"/>
+        </w:rPr>
+      </w:pPr>
+      <w:r>
+        <w:rPr>
+          <w:sz w:val="28"/>
+          <w:szCs w:val="28"/>
+        </w:rPr>
+        <w:t>При использовании подзапросов или операций JOIN:</w:t>
+      </w:r>
+    </w:p>
+    <w:p>
+      <w:pPr>
+        <w:pStyle w:val="a5"/>
+        <w:numPr>
+          <w:ilvl w:val="0"/>
+          <w:numId w:val="50"/>
+        </w:numPr>
+        <w:ind w:left="1843"/>
+        <w:jc w:val="both"/>
+        <w:rPr>
+          <w:sz w:val="28"/>
+          <w:szCs w:val="28"/>
+        </w:rPr>
+      </w:pPr>
+      <w:r>
+        <w:rPr>
+          <w:sz w:val="28"/>
+          <w:szCs w:val="28"/>
+        </w:rPr>
+        <w:t xml:space="preserve">Выполнять предварительную фильтрацию (WHERE) до соединения, особенно при выборе по дате, рейсу, маршруту </w:t>
+      </w:r>
+      <w:r>
+        <w:rPr>
+          <w:sz w:val="28"/>
+          <w:szCs w:val="28"/>
+        </w:rPr>
+        <w:t>–</w:t>
+      </w:r>
+      <w:r>
+        <w:rPr>
+          <w:sz w:val="28"/>
+          <w:szCs w:val="28"/>
+        </w:rPr>
+        <w:t xml:space="preserve"> это значительно сокращает объём промежуточных данных.</w:t>
+      </w:r>
+    </w:p>
+    <w:p>
+      <w:pPr>
+        <w:pStyle w:val="a5"/>
+        <w:numPr>
+          <w:ilvl w:val="0"/>
+          <w:numId w:val="50"/>
+        </w:numPr>
+        <w:ind w:left="1843"/>
+        <w:jc w:val="both"/>
+        <w:rPr>
+          <w:sz w:val="28"/>
+          <w:szCs w:val="28"/>
+        </w:rPr>
+      </w:pPr>
+      <w:r>
+        <w:rPr>
+          <w:sz w:val="28"/>
+          <w:szCs w:val="28"/>
+        </w:rPr>
+        <w:lastRenderedPageBreak/>
+        <w:t>Использовать явное указание ключей соединения в ON, чтобы обеспечить корректность результата.</w:t>
+      </w:r>
+    </w:p>
+    <w:p>
+      <w:pPr>
+        <w:pStyle w:val="a5"/>
+        <w:numPr>
+          <w:ilvl w:val="0"/>
+          <w:numId w:val="44"/>
+        </w:numPr>
+        <w:ind w:left="1134" w:hanging="283"/>
+        <w:jc w:val="both"/>
+        <w:rPr>
+          <w:sz w:val="28"/>
+          <w:szCs w:val="28"/>
+        </w:rPr>
+      </w:pPr>
+      <w:r>
+        <w:rPr>
+          <w:sz w:val="28"/>
+          <w:szCs w:val="28"/>
+        </w:rPr>
+        <w:t>При обработке триггеров, например, для расчёта задержки или отклонения от расписания, убедиться, что сравнение фактического и планового времени производится на основе корректной пары остановка–рейс–дата (R4 ↔ R5 по (A1, A13, A11, A12) + A7).</w:t>
+      </w:r>
+    </w:p>
+    <w:p>
+      <w:pPr>
+        <w:pStyle w:val="a5"/>
+        <w:numPr>
+          <w:ilvl w:val="0"/>
+          <w:numId w:val="44"/>
+        </w:numPr>
+        <w:ind w:left="1134" w:hanging="283"/>
+        <w:jc w:val="both"/>
+        <w:rPr>
+          <w:sz w:val="28"/>
+          <w:szCs w:val="28"/>
+        </w:rPr>
+      </w:pPr>
+      <w:r>
+        <w:rPr>
+          <w:sz w:val="28"/>
+          <w:szCs w:val="28"/>
+        </w:rPr>
+        <w:t>Для реализации запросов без потерь:</w:t>
+      </w:r>
+    </w:p>
+    <w:p>
+      <w:pPr>
+        <w:pStyle w:val="a5"/>
+        <w:numPr>
+          <w:ilvl w:val="0"/>
+          <w:numId w:val="50"/>
+        </w:numPr>
+        <w:ind w:left="1843"/>
+        <w:jc w:val="both"/>
+        <w:rPr>
+          <w:sz w:val="28"/>
+          <w:szCs w:val="28"/>
+        </w:rPr>
+      </w:pPr>
+      <w:r>
+        <w:rPr>
+          <w:sz w:val="28"/>
+          <w:szCs w:val="28"/>
+        </w:rPr>
+        <w:t>Опираться на проверенные функциональные зависимости, определённые в этапе построения схемы.</w:t>
+      </w:r>
+    </w:p>
+    <w:p>
+      <w:pPr>
+        <w:pStyle w:val="a5"/>
+        <w:numPr>
+          <w:ilvl w:val="0"/>
+          <w:numId w:val="50"/>
+        </w:numPr>
+        <w:ind w:left="1843"/>
+        <w:jc w:val="both"/>
+        <w:rPr>
+          <w:sz w:val="28"/>
+          <w:szCs w:val="28"/>
+        </w:rPr>
+      </w:pPr>
+      <w:r>
+        <w:rPr>
+          <w:sz w:val="28"/>
+          <w:szCs w:val="28"/>
+        </w:rPr>
+        <w:t xml:space="preserve">Использовать естественное соединение (NATURAL JOIN) только если атрибуты в отношениях совпадают точно по именам и семантике. В остальных случаях </w:t>
+      </w:r>
+      <w:r>
+        <w:rPr>
+          <w:sz w:val="28"/>
+          <w:szCs w:val="28"/>
+        </w:rPr>
+        <w:t>–</w:t>
+      </w:r>
+      <w:r>
+        <w:rPr>
+          <w:sz w:val="28"/>
+          <w:szCs w:val="28"/>
+        </w:rPr>
+        <w:t xml:space="preserve"> использовать INNER JOIN с явным указанием атрибутов.</w:t>
+      </w:r>
+    </w:p>
+    <w:p>
+      <w:pPr>
+        <w:pStyle w:val="a5"/>
+        <w:numPr>
+          <w:ilvl w:val="0"/>
+          <w:numId w:val="44"/>
+        </w:numPr>
+        <w:ind w:left="1134" w:hanging="283"/>
+        <w:jc w:val="both"/>
+        <w:rPr>
+          <w:sz w:val="28"/>
+          <w:szCs w:val="28"/>
+        </w:rPr>
+      </w:pPr>
+      <w:r>
+        <w:rPr>
+          <w:sz w:val="28"/>
+          <w:szCs w:val="28"/>
+        </w:rPr>
+        <w:t>Поддерживать четвёртую нормальную форму (4НФ) при изменениях схемы, чтобы исключить аномалии вставки, обновления и удаления.</w:t>
+      </w:r>
+    </w:p>
+    <w:p>
+      <w:pPr>
+        <w:pStyle w:val="a5"/>
+        <w:numPr>
+          <w:ilvl w:val="0"/>
+          <w:numId w:val="44"/>
+        </w:numPr>
+        <w:ind w:left="1134" w:hanging="283"/>
+        <w:jc w:val="both"/>
+        <w:rPr>
+          <w:sz w:val="28"/>
+          <w:szCs w:val="28"/>
+        </w:rPr>
+      </w:pPr>
+      <w:r>
+        <w:rPr>
+          <w:sz w:val="28"/>
+          <w:szCs w:val="28"/>
+        </w:rPr>
+        <w:t xml:space="preserve">В критичных операциях записи (например, при обновлении фактического времени) </w:t>
+      </w:r>
+      <w:r>
+        <w:rPr>
+          <w:sz w:val="28"/>
+          <w:szCs w:val="28"/>
+        </w:rPr>
+        <w:t>–</w:t>
+      </w:r>
+      <w:r>
+        <w:rPr>
+          <w:sz w:val="28"/>
+          <w:szCs w:val="28"/>
+        </w:rPr>
+        <w:t xml:space="preserve"> обеспечивать атомарность транзакций, чтобы исключить частично сохранённые или конфликтующие данные.</w:t>
+      </w:r>
     </w:p>
     <w:sectPr>
-      <w:headerReference w:type="default" r:id="rId8"/>
-      <w:footerReference w:type="default" r:id="rId9"/>
-      <w:headerReference w:type="first" r:id="rId10"/>
-      <w:footerReference w:type="first" r:id="rId11"/>
+      <w:headerReference w:type="default" r:id="rId9"/>
+      <w:footerReference w:type="default" r:id="rId10"/>
+      <w:headerReference w:type="first" r:id="rId11"/>
+      <w:footerReference w:type="first" r:id="rId12"/>
       <w:pgSz w:w="11910" w:h="16840"/>
       <w:pgMar w:top="1038" w:right="851" w:bottom="1134" w:left="1134" w:header="720" w:footer="572" w:gutter="0"/>
       <w:pgNumType w:start="1"/>
@@ -8295,6 +13831,119 @@
     </w:lvl>
   </w:abstractNum>
   <w:abstractNum w:abstractNumId="3" w15:restartNumberingAfterBreak="0">
+    <w:nsid w:val="10CD315F"/>
+    <w:multiLevelType w:val="hybridMultilevel"/>
+    <w:tmpl w:val="5074FB74"/>
+    <w:lvl w:ilvl="0" w:tplc="04190001">
+      <w:start w:val="1"/>
+      <w:numFmt w:val="bullet"/>
+      <w:lvlText w:val=""/>
+      <w:lvlJc w:val="left"/>
+      <w:pPr>
+        <w:ind w:left="1429" w:hanging="360"/>
+      </w:pPr>
+      <w:rPr>
+        <w:rFonts w:ascii="Symbol" w:hAnsi="Symbol" w:hint="default"/>
+      </w:rPr>
+    </w:lvl>
+    <w:lvl w:ilvl="1" w:tplc="04190003" w:tentative="1">
+      <w:start w:val="1"/>
+      <w:numFmt w:val="bullet"/>
+      <w:lvlText w:val="o"/>
+      <w:lvlJc w:val="left"/>
+      <w:pPr>
+        <w:ind w:left="2149" w:hanging="360"/>
+      </w:pPr>
+      <w:rPr>
+        <w:rFonts w:ascii="Courier New" w:hAnsi="Courier New" w:cs="Courier New" w:hint="default"/>
+      </w:rPr>
+    </w:lvl>
+    <w:lvl w:ilvl="2" w:tplc="04190005" w:tentative="1">
+      <w:start w:val="1"/>
+      <w:numFmt w:val="bullet"/>
+      <w:lvlText w:val=""/>
+      <w:lvlJc w:val="left"/>
+      <w:pPr>
+        <w:ind w:left="2869" w:hanging="360"/>
+      </w:pPr>
+      <w:rPr>
+        <w:rFonts w:ascii="Wingdings" w:hAnsi="Wingdings" w:hint="default"/>
+      </w:rPr>
+    </w:lvl>
+    <w:lvl w:ilvl="3" w:tplc="04190001" w:tentative="1">
+      <w:start w:val="1"/>
+      <w:numFmt w:val="bullet"/>
+      <w:lvlText w:val=""/>
+      <w:lvlJc w:val="left"/>
+      <w:pPr>
+        <w:ind w:left="3589" w:hanging="360"/>
+      </w:pPr>
+      <w:rPr>
+        <w:rFonts w:ascii="Symbol" w:hAnsi="Symbol" w:hint="default"/>
+      </w:rPr>
+    </w:lvl>
+    <w:lvl w:ilvl="4" w:tplc="04190003" w:tentative="1">
+      <w:start w:val="1"/>
+      <w:numFmt w:val="bullet"/>
+      <w:lvlText w:val="o"/>
+      <w:lvlJc w:val="left"/>
+      <w:pPr>
+        <w:ind w:left="4309" w:hanging="360"/>
+      </w:pPr>
+      <w:rPr>
+        <w:rFonts w:ascii="Courier New" w:hAnsi="Courier New" w:cs="Courier New" w:hint="default"/>
+      </w:rPr>
+    </w:lvl>
+    <w:lvl w:ilvl="5" w:tplc="04190005" w:tentative="1">
+      <w:start w:val="1"/>
+      <w:numFmt w:val="bullet"/>
+      <w:lvlText w:val=""/>
+      <w:lvlJc w:val="left"/>
+      <w:pPr>
+        <w:ind w:left="5029" w:hanging="360"/>
+      </w:pPr>
+      <w:rPr>
+        <w:rFonts w:ascii="Wingdings" w:hAnsi="Wingdings" w:hint="default"/>
+      </w:rPr>
+    </w:lvl>
+    <w:lvl w:ilvl="6" w:tplc="04190001" w:tentative="1">
+      <w:start w:val="1"/>
+      <w:numFmt w:val="bullet"/>
+      <w:lvlText w:val=""/>
+      <w:lvlJc w:val="left"/>
+      <w:pPr>
+        <w:ind w:left="5749" w:hanging="360"/>
+      </w:pPr>
+      <w:rPr>
+        <w:rFonts w:ascii="Symbol" w:hAnsi="Symbol" w:hint="default"/>
+      </w:rPr>
+    </w:lvl>
+    <w:lvl w:ilvl="7" w:tplc="04190003" w:tentative="1">
+      <w:start w:val="1"/>
+      <w:numFmt w:val="bullet"/>
+      <w:lvlText w:val="o"/>
+      <w:lvlJc w:val="left"/>
+      <w:pPr>
+        <w:ind w:left="6469" w:hanging="360"/>
+      </w:pPr>
+      <w:rPr>
+        <w:rFonts w:ascii="Courier New" w:hAnsi="Courier New" w:cs="Courier New" w:hint="default"/>
+      </w:rPr>
+    </w:lvl>
+    <w:lvl w:ilvl="8" w:tplc="04190005" w:tentative="1">
+      <w:start w:val="1"/>
+      <w:numFmt w:val="bullet"/>
+      <w:lvlText w:val=""/>
+      <w:lvlJc w:val="left"/>
+      <w:pPr>
+        <w:ind w:left="7189" w:hanging="360"/>
+      </w:pPr>
+      <w:rPr>
+        <w:rFonts w:ascii="Wingdings" w:hAnsi="Wingdings" w:hint="default"/>
+      </w:rPr>
+    </w:lvl>
+  </w:abstractNum>
+  <w:abstractNum w:abstractNumId="4" w15:restartNumberingAfterBreak="0">
     <w:nsid w:val="127A076A"/>
     <w:multiLevelType w:val="multilevel"/>
     <w:tmpl w:val="285CAE32"/>
@@ -8443,7 +14092,7 @@
       </w:rPr>
     </w:lvl>
   </w:abstractNum>
-  <w:abstractNum w:abstractNumId="4" w15:restartNumberingAfterBreak="0">
+  <w:abstractNum w:abstractNumId="5" w15:restartNumberingAfterBreak="0">
     <w:nsid w:val="17526199"/>
     <w:multiLevelType w:val="multilevel"/>
     <w:tmpl w:val="FBE2D52E"/>
@@ -8560,7 +14209,7 @@
       </w:pPr>
     </w:lvl>
   </w:abstractNum>
-  <w:abstractNum w:abstractNumId="5" w15:restartNumberingAfterBreak="0">
+  <w:abstractNum w:abstractNumId="6" w15:restartNumberingAfterBreak="0">
     <w:nsid w:val="1A6E2889"/>
     <w:multiLevelType w:val="multilevel"/>
     <w:tmpl w:val="9CD29258"/>
@@ -8709,7 +14358,7 @@
       </w:rPr>
     </w:lvl>
   </w:abstractNum>
-  <w:abstractNum w:abstractNumId="6" w15:restartNumberingAfterBreak="0">
+  <w:abstractNum w:abstractNumId="7" w15:restartNumberingAfterBreak="0">
     <w:nsid w:val="1B0B25F8"/>
     <w:multiLevelType w:val="hybridMultilevel"/>
     <w:tmpl w:val="9C4EE880"/>
@@ -8825,7 +14474,7 @@
       </w:rPr>
     </w:lvl>
   </w:abstractNum>
-  <w:abstractNum w:abstractNumId="7" w15:restartNumberingAfterBreak="0">
+  <w:abstractNum w:abstractNumId="8" w15:restartNumberingAfterBreak="0">
     <w:nsid w:val="1DEC1F7A"/>
     <w:multiLevelType w:val="multilevel"/>
     <w:tmpl w:val="7D689310"/>
@@ -8938,7 +14587,7 @@
       </w:pPr>
     </w:lvl>
   </w:abstractNum>
-  <w:abstractNum w:abstractNumId="8" w15:restartNumberingAfterBreak="0">
+  <w:abstractNum w:abstractNumId="9" w15:restartNumberingAfterBreak="0">
     <w:nsid w:val="1EB24043"/>
     <w:multiLevelType w:val="multilevel"/>
     <w:tmpl w:val="1730D612"/>
@@ -9062,7 +14711,7 @@
       </w:rPr>
     </w:lvl>
   </w:abstractNum>
-  <w:abstractNum w:abstractNumId="9" w15:restartNumberingAfterBreak="0">
+  <w:abstractNum w:abstractNumId="10" w15:restartNumberingAfterBreak="0">
     <w:nsid w:val="259D3F37"/>
     <w:multiLevelType w:val="multilevel"/>
     <w:tmpl w:val="B4A231FA"/>
@@ -9211,7 +14860,7 @@
       </w:rPr>
     </w:lvl>
   </w:abstractNum>
-  <w:abstractNum w:abstractNumId="10" w15:restartNumberingAfterBreak="0">
+  <w:abstractNum w:abstractNumId="11" w15:restartNumberingAfterBreak="0">
     <w:nsid w:val="26AC3D2D"/>
     <w:multiLevelType w:val="multilevel"/>
     <w:tmpl w:val="19F2D47E"/>
@@ -9331,7 +14980,7 @@
       </w:rPr>
     </w:lvl>
   </w:abstractNum>
-  <w:abstractNum w:abstractNumId="11" w15:restartNumberingAfterBreak="0">
+  <w:abstractNum w:abstractNumId="12" w15:restartNumberingAfterBreak="0">
     <w:nsid w:val="26C876B2"/>
     <w:multiLevelType w:val="multilevel"/>
     <w:tmpl w:val="B08C5F82"/>
@@ -9480,7 +15129,7 @@
       </w:rPr>
     </w:lvl>
   </w:abstractNum>
-  <w:abstractNum w:abstractNumId="12" w15:restartNumberingAfterBreak="0">
+  <w:abstractNum w:abstractNumId="13" w15:restartNumberingAfterBreak="0">
     <w:nsid w:val="2A3A3680"/>
     <w:multiLevelType w:val="multilevel"/>
     <w:tmpl w:val="1C02E9D4"/>
@@ -9629,7 +15278,7 @@
       </w:rPr>
     </w:lvl>
   </w:abstractNum>
-  <w:abstractNum w:abstractNumId="13" w15:restartNumberingAfterBreak="0">
+  <w:abstractNum w:abstractNumId="14" w15:restartNumberingAfterBreak="0">
     <w:nsid w:val="2AD56E0F"/>
     <w:multiLevelType w:val="multilevel"/>
     <w:tmpl w:val="0386A590"/>
@@ -9750,7 +15399,7 @@
       </w:pPr>
     </w:lvl>
   </w:abstractNum>
-  <w:abstractNum w:abstractNumId="14" w15:restartNumberingAfterBreak="0">
+  <w:abstractNum w:abstractNumId="15" w15:restartNumberingAfterBreak="0">
     <w:nsid w:val="2CC67652"/>
     <w:multiLevelType w:val="multilevel"/>
     <w:tmpl w:val="6F22EB5E"/>
@@ -9869,7 +15518,120 @@
       </w:rPr>
     </w:lvl>
   </w:abstractNum>
-  <w:abstractNum w:abstractNumId="15" w15:restartNumberingAfterBreak="0">
+  <w:abstractNum w:abstractNumId="16" w15:restartNumberingAfterBreak="0">
+    <w:nsid w:val="2F994F1E"/>
+    <w:multiLevelType w:val="hybridMultilevel"/>
+    <w:tmpl w:val="D4CC1C58"/>
+    <w:lvl w:ilvl="0" w:tplc="04190001">
+      <w:start w:val="1"/>
+      <w:numFmt w:val="bullet"/>
+      <w:lvlText w:val=""/>
+      <w:lvlJc w:val="left"/>
+      <w:pPr>
+        <w:ind w:left="1429" w:hanging="360"/>
+      </w:pPr>
+      <w:rPr>
+        <w:rFonts w:ascii="Symbol" w:hAnsi="Symbol" w:hint="default"/>
+      </w:rPr>
+    </w:lvl>
+    <w:lvl w:ilvl="1" w:tplc="04190003" w:tentative="1">
+      <w:start w:val="1"/>
+      <w:numFmt w:val="bullet"/>
+      <w:lvlText w:val="o"/>
+      <w:lvlJc w:val="left"/>
+      <w:pPr>
+        <w:ind w:left="2149" w:hanging="360"/>
+      </w:pPr>
+      <w:rPr>
+        <w:rFonts w:ascii="Courier New" w:hAnsi="Courier New" w:cs="Courier New" w:hint="default"/>
+      </w:rPr>
+    </w:lvl>
+    <w:lvl w:ilvl="2" w:tplc="04190005" w:tentative="1">
+      <w:start w:val="1"/>
+      <w:numFmt w:val="bullet"/>
+      <w:lvlText w:val=""/>
+      <w:lvlJc w:val="left"/>
+      <w:pPr>
+        <w:ind w:left="2869" w:hanging="360"/>
+      </w:pPr>
+      <w:rPr>
+        <w:rFonts w:ascii="Wingdings" w:hAnsi="Wingdings" w:hint="default"/>
+      </w:rPr>
+    </w:lvl>
+    <w:lvl w:ilvl="3" w:tplc="04190001" w:tentative="1">
+      <w:start w:val="1"/>
+      <w:numFmt w:val="bullet"/>
+      <w:lvlText w:val=""/>
+      <w:lvlJc w:val="left"/>
+      <w:pPr>
+        <w:ind w:left="3589" w:hanging="360"/>
+      </w:pPr>
+      <w:rPr>
+        <w:rFonts w:ascii="Symbol" w:hAnsi="Symbol" w:hint="default"/>
+      </w:rPr>
+    </w:lvl>
+    <w:lvl w:ilvl="4" w:tplc="04190003" w:tentative="1">
+      <w:start w:val="1"/>
+      <w:numFmt w:val="bullet"/>
+      <w:lvlText w:val="o"/>
+      <w:lvlJc w:val="left"/>
+      <w:pPr>
+        <w:ind w:left="4309" w:hanging="360"/>
+      </w:pPr>
+      <w:rPr>
+        <w:rFonts w:ascii="Courier New" w:hAnsi="Courier New" w:cs="Courier New" w:hint="default"/>
+      </w:rPr>
+    </w:lvl>
+    <w:lvl w:ilvl="5" w:tplc="04190005" w:tentative="1">
+      <w:start w:val="1"/>
+      <w:numFmt w:val="bullet"/>
+      <w:lvlText w:val=""/>
+      <w:lvlJc w:val="left"/>
+      <w:pPr>
+        <w:ind w:left="5029" w:hanging="360"/>
+      </w:pPr>
+      <w:rPr>
+        <w:rFonts w:ascii="Wingdings" w:hAnsi="Wingdings" w:hint="default"/>
+      </w:rPr>
+    </w:lvl>
+    <w:lvl w:ilvl="6" w:tplc="04190001" w:tentative="1">
+      <w:start w:val="1"/>
+      <w:numFmt w:val="bullet"/>
+      <w:lvlText w:val=""/>
+      <w:lvlJc w:val="left"/>
+      <w:pPr>
+        <w:ind w:left="5749" w:hanging="360"/>
+      </w:pPr>
+      <w:rPr>
+        <w:rFonts w:ascii="Symbol" w:hAnsi="Symbol" w:hint="default"/>
+      </w:rPr>
+    </w:lvl>
+    <w:lvl w:ilvl="7" w:tplc="04190003" w:tentative="1">
+      <w:start w:val="1"/>
+      <w:numFmt w:val="bullet"/>
+      <w:lvlText w:val="o"/>
+      <w:lvlJc w:val="left"/>
+      <w:pPr>
+        <w:ind w:left="6469" w:hanging="360"/>
+      </w:pPr>
+      <w:rPr>
+        <w:rFonts w:ascii="Courier New" w:hAnsi="Courier New" w:cs="Courier New" w:hint="default"/>
+      </w:rPr>
+    </w:lvl>
+    <w:lvl w:ilvl="8" w:tplc="04190005" w:tentative="1">
+      <w:start w:val="1"/>
+      <w:numFmt w:val="bullet"/>
+      <w:lvlText w:val=""/>
+      <w:lvlJc w:val="left"/>
+      <w:pPr>
+        <w:ind w:left="7189" w:hanging="360"/>
+      </w:pPr>
+      <w:rPr>
+        <w:rFonts w:ascii="Wingdings" w:hAnsi="Wingdings" w:hint="default"/>
+      </w:rPr>
+    </w:lvl>
+  </w:abstractNum>
+  <w:abstractNum w:abstractNumId="17" w15:restartNumberingAfterBreak="0">
     <w:nsid w:val="30207E1A"/>
     <w:multiLevelType w:val="multilevel"/>
     <w:tmpl w:val="073AB6A0"/>
@@ -10018,7 +15780,7 @@
       </w:rPr>
     </w:lvl>
   </w:abstractNum>
-  <w:abstractNum w:abstractNumId="16" w15:restartNumberingAfterBreak="0">
+  <w:abstractNum w:abstractNumId="18" w15:restartNumberingAfterBreak="0">
     <w:nsid w:val="35D028C3"/>
     <w:multiLevelType w:val="multilevel"/>
     <w:tmpl w:val="02F0FA5A"/>
@@ -10137,7 +15899,120 @@
       </w:rPr>
     </w:lvl>
   </w:abstractNum>
-  <w:abstractNum w:abstractNumId="17" w15:restartNumberingAfterBreak="0">
+  <w:abstractNum w:abstractNumId="19" w15:restartNumberingAfterBreak="0">
+    <w:nsid w:val="364F396F"/>
+    <w:multiLevelType w:val="hybridMultilevel"/>
+    <w:tmpl w:val="1B4EC20E"/>
+    <w:lvl w:ilvl="0" w:tplc="04190001">
+      <w:start w:val="1"/>
+      <w:numFmt w:val="bullet"/>
+      <w:lvlText w:val=""/>
+      <w:lvlJc w:val="left"/>
+      <w:pPr>
+        <w:ind w:left="1429" w:hanging="360"/>
+      </w:pPr>
+      <w:rPr>
+        <w:rFonts w:ascii="Symbol" w:hAnsi="Symbol" w:hint="default"/>
+      </w:rPr>
+    </w:lvl>
+    <w:lvl w:ilvl="1" w:tplc="04190003" w:tentative="1">
+      <w:start w:val="1"/>
+      <w:numFmt w:val="bullet"/>
+      <w:lvlText w:val="o"/>
+      <w:lvlJc w:val="left"/>
+      <w:pPr>
+        <w:ind w:left="2149" w:hanging="360"/>
+      </w:pPr>
+      <w:rPr>
+        <w:rFonts w:ascii="Courier New" w:hAnsi="Courier New" w:cs="Courier New" w:hint="default"/>
+      </w:rPr>
+    </w:lvl>
+    <w:lvl w:ilvl="2" w:tplc="04190005" w:tentative="1">
+      <w:start w:val="1"/>
+      <w:numFmt w:val="bullet"/>
+      <w:lvlText w:val=""/>
+      <w:lvlJc w:val="left"/>
+      <w:pPr>
+        <w:ind w:left="2869" w:hanging="360"/>
+      </w:pPr>
+      <w:rPr>
+        <w:rFonts w:ascii="Wingdings" w:hAnsi="Wingdings" w:hint="default"/>
+      </w:rPr>
+    </w:lvl>
+    <w:lvl w:ilvl="3" w:tplc="04190001" w:tentative="1">
+      <w:start w:val="1"/>
+      <w:numFmt w:val="bullet"/>
+      <w:lvlText w:val=""/>
+      <w:lvlJc w:val="left"/>
+      <w:pPr>
+        <w:ind w:left="3589" w:hanging="360"/>
+      </w:pPr>
+      <w:rPr>
+        <w:rFonts w:ascii="Symbol" w:hAnsi="Symbol" w:hint="default"/>
+      </w:rPr>
+    </w:lvl>
+    <w:lvl w:ilvl="4" w:tplc="04190003" w:tentative="1">
+      <w:start w:val="1"/>
+      <w:numFmt w:val="bullet"/>
+      <w:lvlText w:val="o"/>
+      <w:lvlJc w:val="left"/>
+      <w:pPr>
+        <w:ind w:left="4309" w:hanging="360"/>
+      </w:pPr>
+      <w:rPr>
+        <w:rFonts w:ascii="Courier New" w:hAnsi="Courier New" w:cs="Courier New" w:hint="default"/>
+      </w:rPr>
+    </w:lvl>
+    <w:lvl w:ilvl="5" w:tplc="04190005" w:tentative="1">
+      <w:start w:val="1"/>
+      <w:numFmt w:val="bullet"/>
+      <w:lvlText w:val=""/>
+      <w:lvlJc w:val="left"/>
+      <w:pPr>
+        <w:ind w:left="5029" w:hanging="360"/>
+      </w:pPr>
+      <w:rPr>
+        <w:rFonts w:ascii="Wingdings" w:hAnsi="Wingdings" w:hint="default"/>
+      </w:rPr>
+    </w:lvl>
+    <w:lvl w:ilvl="6" w:tplc="04190001" w:tentative="1">
+      <w:start w:val="1"/>
+      <w:numFmt w:val="bullet"/>
+      <w:lvlText w:val=""/>
+      <w:lvlJc w:val="left"/>
+      <w:pPr>
+        <w:ind w:left="5749" w:hanging="360"/>
+      </w:pPr>
+      <w:rPr>
+        <w:rFonts w:ascii="Symbol" w:hAnsi="Symbol" w:hint="default"/>
+      </w:rPr>
+    </w:lvl>
+    <w:lvl w:ilvl="7" w:tplc="04190003" w:tentative="1">
+      <w:start w:val="1"/>
+      <w:numFmt w:val="bullet"/>
+      <w:lvlText w:val="o"/>
+      <w:lvlJc w:val="left"/>
+      <w:pPr>
+        <w:ind w:left="6469" w:hanging="360"/>
+      </w:pPr>
+      <w:rPr>
+        <w:rFonts w:ascii="Courier New" w:hAnsi="Courier New" w:cs="Courier New" w:hint="default"/>
+      </w:rPr>
+    </w:lvl>
+    <w:lvl w:ilvl="8" w:tplc="04190005" w:tentative="1">
+      <w:start w:val="1"/>
+      <w:numFmt w:val="bullet"/>
+      <w:lvlText w:val=""/>
+      <w:lvlJc w:val="left"/>
+      <w:pPr>
+        <w:ind w:left="7189" w:hanging="360"/>
+      </w:pPr>
+      <w:rPr>
+        <w:rFonts w:ascii="Wingdings" w:hAnsi="Wingdings" w:hint="default"/>
+      </w:rPr>
+    </w:lvl>
+  </w:abstractNum>
+  <w:abstractNum w:abstractNumId="20" w15:restartNumberingAfterBreak="0">
     <w:nsid w:val="366E548E"/>
     <w:multiLevelType w:val="multilevel"/>
     <w:tmpl w:val="12022BDA"/>
@@ -10250,7 +16125,156 @@
       </w:pPr>
     </w:lvl>
   </w:abstractNum>
-  <w:abstractNum w:abstractNumId="18" w15:restartNumberingAfterBreak="0">
+  <w:abstractNum w:abstractNumId="21" w15:restartNumberingAfterBreak="0">
+    <w:nsid w:val="384B5886"/>
+    <w:multiLevelType w:val="multilevel"/>
+    <w:tmpl w:val="BA6C4680"/>
+    <w:lvl w:ilvl="0">
+      <w:start w:val="1"/>
+      <w:numFmt w:val="bullet"/>
+      <w:lvlText w:val=""/>
+      <w:lvlJc w:val="left"/>
+      <w:pPr>
+        <w:tabs>
+          <w:tab w:val="num" w:pos="720"/>
+        </w:tabs>
+        <w:ind w:left="720" w:hanging="360"/>
+      </w:pPr>
+      <w:rPr>
+        <w:rFonts w:ascii="Symbol" w:hAnsi="Symbol" w:hint="default"/>
+        <w:sz w:val="20"/>
+      </w:rPr>
+    </w:lvl>
+    <w:lvl w:ilvl="1" w:tentative="1">
+      <w:start w:val="1"/>
+      <w:numFmt w:val="bullet"/>
+      <w:lvlText w:val="o"/>
+      <w:lvlJc w:val="left"/>
+      <w:pPr>
+        <w:tabs>
+          <w:tab w:val="num" w:pos="1440"/>
+        </w:tabs>
+        <w:ind w:left="1440" w:hanging="360"/>
+      </w:pPr>
+      <w:rPr>
+        <w:rFonts w:ascii="Courier New" w:hAnsi="Courier New" w:hint="default"/>
+        <w:sz w:val="20"/>
+      </w:rPr>
+    </w:lvl>
+    <w:lvl w:ilvl="2" w:tentative="1">
+      <w:start w:val="1"/>
+      <w:numFmt w:val="bullet"/>
+      <w:lvlText w:val=""/>
+      <w:lvlJc w:val="left"/>
+      <w:pPr>
+        <w:tabs>
+          <w:tab w:val="num" w:pos="2160"/>
+        </w:tabs>
+        <w:ind w:left="2160" w:hanging="360"/>
+      </w:pPr>
+      <w:rPr>
+        <w:rFonts w:ascii="Wingdings" w:hAnsi="Wingdings" w:hint="default"/>
+        <w:sz w:val="20"/>
+      </w:rPr>
+    </w:lvl>
+    <w:lvl w:ilvl="3" w:tentative="1">
+      <w:start w:val="1"/>
+      <w:numFmt w:val="bullet"/>
+      <w:lvlText w:val=""/>
+      <w:lvlJc w:val="left"/>
+      <w:pPr>
+        <w:tabs>
+          <w:tab w:val="num" w:pos="2880"/>
+        </w:tabs>
+        <w:ind w:left="2880" w:hanging="360"/>
+      </w:pPr>
+      <w:rPr>
+        <w:rFonts w:ascii="Wingdings" w:hAnsi="Wingdings" w:hint="default"/>
+        <w:sz w:val="20"/>
+      </w:rPr>
+    </w:lvl>
+    <w:lvl w:ilvl="4" w:tentative="1">
+      <w:start w:val="1"/>
+      <w:numFmt w:val="bullet"/>
+      <w:lvlText w:val=""/>
+      <w:lvlJc w:val="left"/>
+      <w:pPr>
+        <w:tabs>
+          <w:tab w:val="num" w:pos="3600"/>
+        </w:tabs>
+        <w:ind w:left="3600" w:hanging="360"/>
+      </w:pPr>
+      <w:rPr>
+        <w:rFonts w:ascii="Wingdings" w:hAnsi="Wingdings" w:hint="default"/>
+        <w:sz w:val="20"/>
+      </w:rPr>
+    </w:lvl>
+    <w:lvl w:ilvl="5" w:tentative="1">
+      <w:start w:val="1"/>
+      <w:numFmt w:val="bullet"/>
+      <w:lvlText w:val=""/>
+      <w:lvlJc w:val="left"/>
+      <w:pPr>
+        <w:tabs>
+          <w:tab w:val="num" w:pos="4320"/>
+        </w:tabs>
+        <w:ind w:left="4320" w:hanging="360"/>
+      </w:pPr>
+      <w:rPr>
+        <w:rFonts w:ascii="Wingdings" w:hAnsi="Wingdings" w:hint="default"/>
+        <w:sz w:val="20"/>
+      </w:rPr>
+    </w:lvl>
+    <w:lvl w:ilvl="6" w:tentative="1">
+      <w:start w:val="1"/>
+      <w:numFmt w:val="bullet"/>
+      <w:lvlText w:val=""/>
+      <w:lvlJc w:val="left"/>
+      <w:pPr>
+        <w:tabs>
+          <w:tab w:val="num" w:pos="5040"/>
+        </w:tabs>
+        <w:ind w:left="5040" w:hanging="360"/>
+      </w:pPr>
+      <w:rPr>
+        <w:rFonts w:ascii="Wingdings" w:hAnsi="Wingdings" w:hint="default"/>
+        <w:sz w:val="20"/>
+      </w:rPr>
+    </w:lvl>
+    <w:lvl w:ilvl="7" w:tentative="1">
+      <w:start w:val="1"/>
+      <w:numFmt w:val="bullet"/>
+      <w:lvlText w:val=""/>
+      <w:lvlJc w:val="left"/>
+      <w:pPr>
+        <w:tabs>
+          <w:tab w:val="num" w:pos="5760"/>
+        </w:tabs>
+        <w:ind w:left="5760" w:hanging="360"/>
+      </w:pPr>
+      <w:rPr>
+        <w:rFonts w:ascii="Wingdings" w:hAnsi="Wingdings" w:hint="default"/>
+        <w:sz w:val="20"/>
+      </w:rPr>
+    </w:lvl>
+    <w:lvl w:ilvl="8" w:tentative="1">
+      <w:start w:val="1"/>
+      <w:numFmt w:val="bullet"/>
+      <w:lvlText w:val=""/>
+      <w:lvlJc w:val="left"/>
+      <w:pPr>
+        <w:tabs>
+          <w:tab w:val="num" w:pos="6480"/>
+        </w:tabs>
+        <w:ind w:left="6480" w:hanging="360"/>
+      </w:pPr>
+      <w:rPr>
+        <w:rFonts w:ascii="Wingdings" w:hAnsi="Wingdings" w:hint="default"/>
+        <w:sz w:val="20"/>
+      </w:rPr>
+    </w:lvl>
+  </w:abstractNum>
+  <w:abstractNum w:abstractNumId="22" w15:restartNumberingAfterBreak="0">
     <w:nsid w:val="3A311D4D"/>
     <w:multiLevelType w:val="multilevel"/>
     <w:tmpl w:val="AC805760"/>
@@ -10399,7 +16423,7 @@
       </w:rPr>
     </w:lvl>
   </w:abstractNum>
-  <w:abstractNum w:abstractNumId="19" w15:restartNumberingAfterBreak="0">
+  <w:abstractNum w:abstractNumId="23" w15:restartNumberingAfterBreak="0">
     <w:nsid w:val="3A9479A8"/>
     <w:multiLevelType w:val="multilevel"/>
     <w:tmpl w:val="D262ADEA"/>
@@ -10548,7 +16572,7 @@
       </w:rPr>
     </w:lvl>
   </w:abstractNum>
-  <w:abstractNum w:abstractNumId="20" w15:restartNumberingAfterBreak="0">
+  <w:abstractNum w:abstractNumId="24" w15:restartNumberingAfterBreak="0">
     <w:nsid w:val="3AD6724C"/>
     <w:multiLevelType w:val="multilevel"/>
     <w:tmpl w:val="361A0426"/>
@@ -10697,7 +16721,7 @@
       </w:rPr>
     </w:lvl>
   </w:abstractNum>
-  <w:abstractNum w:abstractNumId="21" w15:restartNumberingAfterBreak="0">
+  <w:abstractNum w:abstractNumId="25" w15:restartNumberingAfterBreak="0">
     <w:nsid w:val="3BAB5E46"/>
     <w:multiLevelType w:val="hybridMultilevel"/>
     <w:tmpl w:val="BC1610A0"/>
@@ -10814,7 +16838,305 @@
       </w:rPr>
     </w:lvl>
   </w:abstractNum>
-  <w:abstractNum w:abstractNumId="22" w15:restartNumberingAfterBreak="0">
+  <w:abstractNum w:abstractNumId="26" w15:restartNumberingAfterBreak="0">
+    <w:nsid w:val="3D952F92"/>
+    <w:multiLevelType w:val="multilevel"/>
+    <w:tmpl w:val="4AF88CA2"/>
+    <w:lvl w:ilvl="0">
+      <w:start w:val="1"/>
+      <w:numFmt w:val="bullet"/>
+      <w:lvlText w:val=""/>
+      <w:lvlJc w:val="left"/>
+      <w:pPr>
+        <w:tabs>
+          <w:tab w:val="num" w:pos="720"/>
+        </w:tabs>
+        <w:ind w:left="720" w:hanging="360"/>
+      </w:pPr>
+      <w:rPr>
+        <w:rFonts w:ascii="Symbol" w:hAnsi="Symbol" w:hint="default"/>
+        <w:sz w:val="20"/>
+      </w:rPr>
+    </w:lvl>
+    <w:lvl w:ilvl="1" w:tentative="1">
+      <w:start w:val="1"/>
+      <w:numFmt w:val="bullet"/>
+      <w:lvlText w:val="o"/>
+      <w:lvlJc w:val="left"/>
+      <w:pPr>
+        <w:tabs>
+          <w:tab w:val="num" w:pos="1440"/>
+        </w:tabs>
+        <w:ind w:left="1440" w:hanging="360"/>
+      </w:pPr>
+      <w:rPr>
+        <w:rFonts w:ascii="Courier New" w:hAnsi="Courier New" w:hint="default"/>
+        <w:sz w:val="20"/>
+      </w:rPr>
+    </w:lvl>
+    <w:lvl w:ilvl="2" w:tentative="1">
+      <w:start w:val="1"/>
+      <w:numFmt w:val="bullet"/>
+      <w:lvlText w:val=""/>
+      <w:lvlJc w:val="left"/>
+      <w:pPr>
+        <w:tabs>
+          <w:tab w:val="num" w:pos="2160"/>
+        </w:tabs>
+        <w:ind w:left="2160" w:hanging="360"/>
+      </w:pPr>
+      <w:rPr>
+        <w:rFonts w:ascii="Wingdings" w:hAnsi="Wingdings" w:hint="default"/>
+        <w:sz w:val="20"/>
+      </w:rPr>
+    </w:lvl>
+    <w:lvl w:ilvl="3" w:tentative="1">
+      <w:start w:val="1"/>
+      <w:numFmt w:val="bullet"/>
+      <w:lvlText w:val=""/>
+      <w:lvlJc w:val="left"/>
+      <w:pPr>
+        <w:tabs>
+          <w:tab w:val="num" w:pos="2880"/>
+        </w:tabs>
+        <w:ind w:left="2880" w:hanging="360"/>
+      </w:pPr>
+      <w:rPr>
+        <w:rFonts w:ascii="Wingdings" w:hAnsi="Wingdings" w:hint="default"/>
+        <w:sz w:val="20"/>
+      </w:rPr>
+    </w:lvl>
+    <w:lvl w:ilvl="4" w:tentative="1">
+      <w:start w:val="1"/>
+      <w:numFmt w:val="bullet"/>
+      <w:lvlText w:val=""/>
+      <w:lvlJc w:val="left"/>
+      <w:pPr>
+        <w:tabs>
+          <w:tab w:val="num" w:pos="3600"/>
+        </w:tabs>
+        <w:ind w:left="3600" w:hanging="360"/>
+      </w:pPr>
+      <w:rPr>
+        <w:rFonts w:ascii="Wingdings" w:hAnsi="Wingdings" w:hint="default"/>
+        <w:sz w:val="20"/>
+      </w:rPr>
+    </w:lvl>
+    <w:lvl w:ilvl="5" w:tentative="1">
+      <w:start w:val="1"/>
+      <w:numFmt w:val="bullet"/>
+      <w:lvlText w:val=""/>
+      <w:lvlJc w:val="left"/>
+      <w:pPr>
+        <w:tabs>
+          <w:tab w:val="num" w:pos="4320"/>
+        </w:tabs>
+        <w:ind w:left="4320" w:hanging="360"/>
+      </w:pPr>
+      <w:rPr>
+        <w:rFonts w:ascii="Wingdings" w:hAnsi="Wingdings" w:hint="default"/>
+        <w:sz w:val="20"/>
+      </w:rPr>
+    </w:lvl>
+    <w:lvl w:ilvl="6" w:tentative="1">
+      <w:start w:val="1"/>
+      <w:numFmt w:val="bullet"/>
+      <w:lvlText w:val=""/>
+      <w:lvlJc w:val="left"/>
+      <w:pPr>
+        <w:tabs>
+          <w:tab w:val="num" w:pos="5040"/>
+        </w:tabs>
+        <w:ind w:left="5040" w:hanging="360"/>
+      </w:pPr>
+      <w:rPr>
+        <w:rFonts w:ascii="Wingdings" w:hAnsi="Wingdings" w:hint="default"/>
+        <w:sz w:val="20"/>
+      </w:rPr>
+    </w:lvl>
+    <w:lvl w:ilvl="7" w:tentative="1">
+      <w:start w:val="1"/>
+      <w:numFmt w:val="bullet"/>
+      <w:lvlText w:val=""/>
+      <w:lvlJc w:val="left"/>
+      <w:pPr>
+        <w:tabs>
+          <w:tab w:val="num" w:pos="5760"/>
+        </w:tabs>
+        <w:ind w:left="5760" w:hanging="360"/>
+      </w:pPr>
+      <w:rPr>
+        <w:rFonts w:ascii="Wingdings" w:hAnsi="Wingdings" w:hint="default"/>
+        <w:sz w:val="20"/>
+      </w:rPr>
+    </w:lvl>
+    <w:lvl w:ilvl="8" w:tentative="1">
+      <w:start w:val="1"/>
+      <w:numFmt w:val="bullet"/>
+      <w:lvlText w:val=""/>
+      <w:lvlJc w:val="left"/>
+      <w:pPr>
+        <w:tabs>
+          <w:tab w:val="num" w:pos="6480"/>
+        </w:tabs>
+        <w:ind w:left="6480" w:hanging="360"/>
+      </w:pPr>
+      <w:rPr>
+        <w:rFonts w:ascii="Wingdings" w:hAnsi="Wingdings" w:hint="default"/>
+        <w:sz w:val="20"/>
+      </w:rPr>
+    </w:lvl>
+  </w:abstractNum>
+  <w:abstractNum w:abstractNumId="27" w15:restartNumberingAfterBreak="0">
+    <w:nsid w:val="407B60BE"/>
+    <w:multiLevelType w:val="multilevel"/>
+    <w:tmpl w:val="494EA9F2"/>
+    <w:lvl w:ilvl="0">
+      <w:start w:val="1"/>
+      <w:numFmt w:val="bullet"/>
+      <w:lvlText w:val=""/>
+      <w:lvlJc w:val="left"/>
+      <w:pPr>
+        <w:tabs>
+          <w:tab w:val="num" w:pos="720"/>
+        </w:tabs>
+        <w:ind w:left="720" w:hanging="360"/>
+      </w:pPr>
+      <w:rPr>
+        <w:rFonts w:ascii="Symbol" w:hAnsi="Symbol" w:hint="default"/>
+        <w:sz w:val="20"/>
+      </w:rPr>
+    </w:lvl>
+    <w:lvl w:ilvl="1">
+      <w:start w:val="1"/>
+      <w:numFmt w:val="bullet"/>
+      <w:lvlText w:val="o"/>
+      <w:lvlJc w:val="left"/>
+      <w:pPr>
+        <w:tabs>
+          <w:tab w:val="num" w:pos="1440"/>
+        </w:tabs>
+        <w:ind w:left="1440" w:hanging="360"/>
+      </w:pPr>
+      <w:rPr>
+        <w:rFonts w:ascii="Courier New" w:hAnsi="Courier New" w:hint="default"/>
+        <w:sz w:val="20"/>
+      </w:rPr>
+    </w:lvl>
+    <w:lvl w:ilvl="2" w:tentative="1">
+      <w:start w:val="1"/>
+      <w:numFmt w:val="bullet"/>
+      <w:lvlText w:val=""/>
+      <w:lvlJc w:val="left"/>
+      <w:pPr>
+        <w:tabs>
+          <w:tab w:val="num" w:pos="2160"/>
+        </w:tabs>
+        <w:ind w:left="2160" w:hanging="360"/>
+      </w:pPr>
+      <w:rPr>
+        <w:rFonts w:ascii="Wingdings" w:hAnsi="Wingdings" w:hint="default"/>
+        <w:sz w:val="20"/>
+      </w:rPr>
+    </w:lvl>
+    <w:lvl w:ilvl="3" w:tentative="1">
+      <w:start w:val="1"/>
+      <w:numFmt w:val="bullet"/>
+      <w:lvlText w:val=""/>
+      <w:lvlJc w:val="left"/>
+      <w:pPr>
+        <w:tabs>
+          <w:tab w:val="num" w:pos="2880"/>
+        </w:tabs>
+        <w:ind w:left="2880" w:hanging="360"/>
+      </w:pPr>
+      <w:rPr>
+        <w:rFonts w:ascii="Wingdings" w:hAnsi="Wingdings" w:hint="default"/>
+        <w:sz w:val="20"/>
+      </w:rPr>
+    </w:lvl>
+    <w:lvl w:ilvl="4" w:tentative="1">
+      <w:start w:val="1"/>
+      <w:numFmt w:val="bullet"/>
+      <w:lvlText w:val=""/>
+      <w:lvlJc w:val="left"/>
+      <w:pPr>
+        <w:tabs>
+          <w:tab w:val="num" w:pos="3600"/>
+        </w:tabs>
+        <w:ind w:left="3600" w:hanging="360"/>
+      </w:pPr>
+      <w:rPr>
+        <w:rFonts w:ascii="Wingdings" w:hAnsi="Wingdings" w:hint="default"/>
+        <w:sz w:val="20"/>
+      </w:rPr>
+    </w:lvl>
+    <w:lvl w:ilvl="5" w:tentative="1">
+      <w:start w:val="1"/>
+      <w:numFmt w:val="bullet"/>
+      <w:lvlText w:val=""/>
+      <w:lvlJc w:val="left"/>
+      <w:pPr>
+        <w:tabs>
+          <w:tab w:val="num" w:pos="4320"/>
+        </w:tabs>
+        <w:ind w:left="4320" w:hanging="360"/>
+      </w:pPr>
+      <w:rPr>
+        <w:rFonts w:ascii="Wingdings" w:hAnsi="Wingdings" w:hint="default"/>
+        <w:sz w:val="20"/>
+      </w:rPr>
+    </w:lvl>
+    <w:lvl w:ilvl="6" w:tentative="1">
+      <w:start w:val="1"/>
+      <w:numFmt w:val="bullet"/>
+      <w:lvlText w:val=""/>
+      <w:lvlJc w:val="left"/>
+      <w:pPr>
+        <w:tabs>
+          <w:tab w:val="num" w:pos="5040"/>
+        </w:tabs>
+        <w:ind w:left="5040" w:hanging="360"/>
+      </w:pPr>
+      <w:rPr>
+        <w:rFonts w:ascii="Wingdings" w:hAnsi="Wingdings" w:hint="default"/>
+        <w:sz w:val="20"/>
+      </w:rPr>
+    </w:lvl>
+    <w:lvl w:ilvl="7" w:tentative="1">
+      <w:start w:val="1"/>
+      <w:numFmt w:val="bullet"/>
+      <w:lvlText w:val=""/>
+      <w:lvlJc w:val="left"/>
+      <w:pPr>
+        <w:tabs>
+          <w:tab w:val="num" w:pos="5760"/>
+        </w:tabs>
+        <w:ind w:left="5760" w:hanging="360"/>
+      </w:pPr>
+      <w:rPr>
+        <w:rFonts w:ascii="Wingdings" w:hAnsi="Wingdings" w:hint="default"/>
+        <w:sz w:val="20"/>
+      </w:rPr>
+    </w:lvl>
+    <w:lvl w:ilvl="8" w:tentative="1">
+      <w:start w:val="1"/>
+      <w:numFmt w:val="bullet"/>
+      <w:lvlText w:val=""/>
+      <w:lvlJc w:val="left"/>
+      <w:pPr>
+        <w:tabs>
+          <w:tab w:val="num" w:pos="6480"/>
+        </w:tabs>
+        <w:ind w:left="6480" w:hanging="360"/>
+      </w:pPr>
+      <w:rPr>
+        <w:rFonts w:ascii="Wingdings" w:hAnsi="Wingdings" w:hint="default"/>
+        <w:sz w:val="20"/>
+      </w:rPr>
+    </w:lvl>
+  </w:abstractNum>
+  <w:abstractNum w:abstractNumId="28" w15:restartNumberingAfterBreak="0">
     <w:nsid w:val="42FF6195"/>
     <w:multiLevelType w:val="multilevel"/>
     <w:tmpl w:val="CE785492"/>
@@ -10963,7 +17285,120 @@
       </w:rPr>
     </w:lvl>
   </w:abstractNum>
-  <w:abstractNum w:abstractNumId="23" w15:restartNumberingAfterBreak="0">
+  <w:abstractNum w:abstractNumId="29" w15:restartNumberingAfterBreak="0">
+    <w:nsid w:val="463652C0"/>
+    <w:multiLevelType w:val="hybridMultilevel"/>
+    <w:tmpl w:val="C7B61888"/>
+    <w:lvl w:ilvl="0" w:tplc="04190001">
+      <w:start w:val="1"/>
+      <w:numFmt w:val="bullet"/>
+      <w:lvlText w:val=""/>
+      <w:lvlJc w:val="left"/>
+      <w:pPr>
+        <w:ind w:left="1429" w:hanging="360"/>
+      </w:pPr>
+      <w:rPr>
+        <w:rFonts w:ascii="Symbol" w:hAnsi="Symbol" w:hint="default"/>
+      </w:rPr>
+    </w:lvl>
+    <w:lvl w:ilvl="1" w:tplc="04190003" w:tentative="1">
+      <w:start w:val="1"/>
+      <w:numFmt w:val="bullet"/>
+      <w:lvlText w:val="o"/>
+      <w:lvlJc w:val="left"/>
+      <w:pPr>
+        <w:ind w:left="2149" w:hanging="360"/>
+      </w:pPr>
+      <w:rPr>
+        <w:rFonts w:ascii="Courier New" w:hAnsi="Courier New" w:cs="Courier New" w:hint="default"/>
+      </w:rPr>
+    </w:lvl>
+    <w:lvl w:ilvl="2" w:tplc="04190005" w:tentative="1">
+      <w:start w:val="1"/>
+      <w:numFmt w:val="bullet"/>
+      <w:lvlText w:val=""/>
+      <w:lvlJc w:val="left"/>
+      <w:pPr>
+        <w:ind w:left="2869" w:hanging="360"/>
+      </w:pPr>
+      <w:rPr>
+        <w:rFonts w:ascii="Wingdings" w:hAnsi="Wingdings" w:hint="default"/>
+      </w:rPr>
+    </w:lvl>
+    <w:lvl w:ilvl="3" w:tplc="04190001" w:tentative="1">
+      <w:start w:val="1"/>
+      <w:numFmt w:val="bullet"/>
+      <w:lvlText w:val=""/>
+      <w:lvlJc w:val="left"/>
+      <w:pPr>
+        <w:ind w:left="3589" w:hanging="360"/>
+      </w:pPr>
+      <w:rPr>
+        <w:rFonts w:ascii="Symbol" w:hAnsi="Symbol" w:hint="default"/>
+      </w:rPr>
+    </w:lvl>
+    <w:lvl w:ilvl="4" w:tplc="04190003" w:tentative="1">
+      <w:start w:val="1"/>
+      <w:numFmt w:val="bullet"/>
+      <w:lvlText w:val="o"/>
+      <w:lvlJc w:val="left"/>
+      <w:pPr>
+        <w:ind w:left="4309" w:hanging="360"/>
+      </w:pPr>
+      <w:rPr>
+        <w:rFonts w:ascii="Courier New" w:hAnsi="Courier New" w:cs="Courier New" w:hint="default"/>
+      </w:rPr>
+    </w:lvl>
+    <w:lvl w:ilvl="5" w:tplc="04190005" w:tentative="1">
+      <w:start w:val="1"/>
+      <w:numFmt w:val="bullet"/>
+      <w:lvlText w:val=""/>
+      <w:lvlJc w:val="left"/>
+      <w:pPr>
+        <w:ind w:left="5029" w:hanging="360"/>
+      </w:pPr>
+      <w:rPr>
+        <w:rFonts w:ascii="Wingdings" w:hAnsi="Wingdings" w:hint="default"/>
+      </w:rPr>
+    </w:lvl>
+    <w:lvl w:ilvl="6" w:tplc="04190001" w:tentative="1">
+      <w:start w:val="1"/>
+      <w:numFmt w:val="bullet"/>
+      <w:lvlText w:val=""/>
+      <w:lvlJc w:val="left"/>
+      <w:pPr>
+        <w:ind w:left="5749" w:hanging="360"/>
+      </w:pPr>
+      <w:rPr>
+        <w:rFonts w:ascii="Symbol" w:hAnsi="Symbol" w:hint="default"/>
+      </w:rPr>
+    </w:lvl>
+    <w:lvl w:ilvl="7" w:tplc="04190003" w:tentative="1">
+      <w:start w:val="1"/>
+      <w:numFmt w:val="bullet"/>
+      <w:lvlText w:val="o"/>
+      <w:lvlJc w:val="left"/>
+      <w:pPr>
+        <w:ind w:left="6469" w:hanging="360"/>
+      </w:pPr>
+      <w:rPr>
+        <w:rFonts w:ascii="Courier New" w:hAnsi="Courier New" w:cs="Courier New" w:hint="default"/>
+      </w:rPr>
+    </w:lvl>
+    <w:lvl w:ilvl="8" w:tplc="04190005" w:tentative="1">
+      <w:start w:val="1"/>
+      <w:numFmt w:val="bullet"/>
+      <w:lvlText w:val=""/>
+      <w:lvlJc w:val="left"/>
+      <w:pPr>
+        <w:ind w:left="7189" w:hanging="360"/>
+      </w:pPr>
+      <w:rPr>
+        <w:rFonts w:ascii="Wingdings" w:hAnsi="Wingdings" w:hint="default"/>
+      </w:rPr>
+    </w:lvl>
+  </w:abstractNum>
+  <w:abstractNum w:abstractNumId="30" w15:restartNumberingAfterBreak="0">
     <w:nsid w:val="46846CA5"/>
     <w:multiLevelType w:val="multilevel"/>
     <w:tmpl w:val="9EB28554"/>
@@ -11112,7 +17547,7 @@
       </w:rPr>
     </w:lvl>
   </w:abstractNum>
-  <w:abstractNum w:abstractNumId="24" w15:restartNumberingAfterBreak="0">
+  <w:abstractNum w:abstractNumId="31" w15:restartNumberingAfterBreak="0">
     <w:nsid w:val="48604ADE"/>
     <w:multiLevelType w:val="multilevel"/>
     <w:tmpl w:val="F196BBE4"/>
@@ -11229,7 +17664,7 @@
       </w:pPr>
     </w:lvl>
   </w:abstractNum>
-  <w:abstractNum w:abstractNumId="25" w15:restartNumberingAfterBreak="0">
+  <w:abstractNum w:abstractNumId="32" w15:restartNumberingAfterBreak="0">
     <w:nsid w:val="4A8C12D6"/>
     <w:multiLevelType w:val="multilevel"/>
     <w:tmpl w:val="A41C770E"/>
@@ -11378,7 +17813,7 @@
       </w:rPr>
     </w:lvl>
   </w:abstractNum>
-  <w:abstractNum w:abstractNumId="26" w15:restartNumberingAfterBreak="0">
+  <w:abstractNum w:abstractNumId="33" w15:restartNumberingAfterBreak="0">
     <w:nsid w:val="4D0B6EFA"/>
     <w:multiLevelType w:val="multilevel"/>
     <w:tmpl w:val="F6E8D472"/>
@@ -11497,7 +17932,7 @@
       </w:rPr>
     </w:lvl>
   </w:abstractNum>
-  <w:abstractNum w:abstractNumId="27" w15:restartNumberingAfterBreak="0">
+  <w:abstractNum w:abstractNumId="34" w15:restartNumberingAfterBreak="0">
     <w:nsid w:val="4D795B56"/>
     <w:multiLevelType w:val="multilevel"/>
     <w:tmpl w:val="85662E0A"/>
@@ -11646,7 +18081,7 @@
       </w:rPr>
     </w:lvl>
   </w:abstractNum>
-  <w:abstractNum w:abstractNumId="28" w15:restartNumberingAfterBreak="0">
+  <w:abstractNum w:abstractNumId="35" w15:restartNumberingAfterBreak="0">
     <w:nsid w:val="4E6F4299"/>
     <w:multiLevelType w:val="multilevel"/>
     <w:tmpl w:val="7398F050"/>
@@ -11795,7 +18230,7 @@
       </w:rPr>
     </w:lvl>
   </w:abstractNum>
-  <w:abstractNum w:abstractNumId="29" w15:restartNumberingAfterBreak="0">
+  <w:abstractNum w:abstractNumId="36" w15:restartNumberingAfterBreak="0">
     <w:nsid w:val="50CD1418"/>
     <w:multiLevelType w:val="multilevel"/>
     <w:tmpl w:val="CA98D55C"/>
@@ -11915,7 +18350,120 @@
       </w:rPr>
     </w:lvl>
   </w:abstractNum>
-  <w:abstractNum w:abstractNumId="30" w15:restartNumberingAfterBreak="0">
+  <w:abstractNum w:abstractNumId="37" w15:restartNumberingAfterBreak="0">
+    <w:nsid w:val="574E1393"/>
+    <w:multiLevelType w:val="hybridMultilevel"/>
+    <w:tmpl w:val="585C1344"/>
+    <w:lvl w:ilvl="0" w:tplc="04190001">
+      <w:start w:val="1"/>
+      <w:numFmt w:val="bullet"/>
+      <w:lvlText w:val=""/>
+      <w:lvlJc w:val="left"/>
+      <w:pPr>
+        <w:ind w:left="1429" w:hanging="360"/>
+      </w:pPr>
+      <w:rPr>
+        <w:rFonts w:ascii="Symbol" w:hAnsi="Symbol" w:hint="default"/>
+      </w:rPr>
+    </w:lvl>
+    <w:lvl w:ilvl="1" w:tplc="04190003" w:tentative="1">
+      <w:start w:val="1"/>
+      <w:numFmt w:val="bullet"/>
+      <w:lvlText w:val="o"/>
+      <w:lvlJc w:val="left"/>
+      <w:pPr>
+        <w:ind w:left="2149" w:hanging="360"/>
+      </w:pPr>
+      <w:rPr>
+        <w:rFonts w:ascii="Courier New" w:hAnsi="Courier New" w:cs="Courier New" w:hint="default"/>
+      </w:rPr>
+    </w:lvl>
+    <w:lvl w:ilvl="2" w:tplc="04190005" w:tentative="1">
+      <w:start w:val="1"/>
+      <w:numFmt w:val="bullet"/>
+      <w:lvlText w:val=""/>
+      <w:lvlJc w:val="left"/>
+      <w:pPr>
+        <w:ind w:left="2869" w:hanging="360"/>
+      </w:pPr>
+      <w:rPr>
+        <w:rFonts w:ascii="Wingdings" w:hAnsi="Wingdings" w:hint="default"/>
+      </w:rPr>
+    </w:lvl>
+    <w:lvl w:ilvl="3" w:tplc="04190001" w:tentative="1">
+      <w:start w:val="1"/>
+      <w:numFmt w:val="bullet"/>
+      <w:lvlText w:val=""/>
+      <w:lvlJc w:val="left"/>
+      <w:pPr>
+        <w:ind w:left="3589" w:hanging="360"/>
+      </w:pPr>
+      <w:rPr>
+        <w:rFonts w:ascii="Symbol" w:hAnsi="Symbol" w:hint="default"/>
+      </w:rPr>
+    </w:lvl>
+    <w:lvl w:ilvl="4" w:tplc="04190003" w:tentative="1">
+      <w:start w:val="1"/>
+      <w:numFmt w:val="bullet"/>
+      <w:lvlText w:val="o"/>
+      <w:lvlJc w:val="left"/>
+      <w:pPr>
+        <w:ind w:left="4309" w:hanging="360"/>
+      </w:pPr>
+      <w:rPr>
+        <w:rFonts w:ascii="Courier New" w:hAnsi="Courier New" w:cs="Courier New" w:hint="default"/>
+      </w:rPr>
+    </w:lvl>
+    <w:lvl w:ilvl="5" w:tplc="04190005" w:tentative="1">
+      <w:start w:val="1"/>
+      <w:numFmt w:val="bullet"/>
+      <w:lvlText w:val=""/>
+      <w:lvlJc w:val="left"/>
+      <w:pPr>
+        <w:ind w:left="5029" w:hanging="360"/>
+      </w:pPr>
+      <w:rPr>
+        <w:rFonts w:ascii="Wingdings" w:hAnsi="Wingdings" w:hint="default"/>
+      </w:rPr>
+    </w:lvl>
+    <w:lvl w:ilvl="6" w:tplc="04190001" w:tentative="1">
+      <w:start w:val="1"/>
+      <w:numFmt w:val="bullet"/>
+      <w:lvlText w:val=""/>
+      <w:lvlJc w:val="left"/>
+      <w:pPr>
+        <w:ind w:left="5749" w:hanging="360"/>
+      </w:pPr>
+      <w:rPr>
+        <w:rFonts w:ascii="Symbol" w:hAnsi="Symbol" w:hint="default"/>
+      </w:rPr>
+    </w:lvl>
+    <w:lvl w:ilvl="7" w:tplc="04190003" w:tentative="1">
+      <w:start w:val="1"/>
+      <w:numFmt w:val="bullet"/>
+      <w:lvlText w:val="o"/>
+      <w:lvlJc w:val="left"/>
+      <w:pPr>
+        <w:ind w:left="6469" w:hanging="360"/>
+      </w:pPr>
+      <w:rPr>
+        <w:rFonts w:ascii="Courier New" w:hAnsi="Courier New" w:cs="Courier New" w:hint="default"/>
+      </w:rPr>
+    </w:lvl>
+    <w:lvl w:ilvl="8" w:tplc="04190005" w:tentative="1">
+      <w:start w:val="1"/>
+      <w:numFmt w:val="bullet"/>
+      <w:lvlText w:val=""/>
+      <w:lvlJc w:val="left"/>
+      <w:pPr>
+        <w:ind w:left="7189" w:hanging="360"/>
+      </w:pPr>
+      <w:rPr>
+        <w:rFonts w:ascii="Wingdings" w:hAnsi="Wingdings" w:hint="default"/>
+      </w:rPr>
+    </w:lvl>
+  </w:abstractNum>
+  <w:abstractNum w:abstractNumId="38" w15:restartNumberingAfterBreak="0">
     <w:nsid w:val="581036CA"/>
     <w:multiLevelType w:val="multilevel"/>
     <w:tmpl w:val="680E63BC"/>
@@ -12064,7 +18612,7 @@
       </w:rPr>
     </w:lvl>
   </w:abstractNum>
-  <w:abstractNum w:abstractNumId="31" w15:restartNumberingAfterBreak="0">
+  <w:abstractNum w:abstractNumId="39" w15:restartNumberingAfterBreak="0">
     <w:nsid w:val="594A3D5D"/>
     <w:multiLevelType w:val="multilevel"/>
     <w:tmpl w:val="B3A07190"/>
@@ -12213,7 +18761,7 @@
       </w:rPr>
     </w:lvl>
   </w:abstractNum>
-  <w:abstractNum w:abstractNumId="32" w15:restartNumberingAfterBreak="0">
+  <w:abstractNum w:abstractNumId="40" w15:restartNumberingAfterBreak="0">
     <w:nsid w:val="5B797DC9"/>
     <w:multiLevelType w:val="multilevel"/>
     <w:tmpl w:val="BAF03286"/>
@@ -12362,7 +18910,7 @@
       </w:rPr>
     </w:lvl>
   </w:abstractNum>
-  <w:abstractNum w:abstractNumId="33" w15:restartNumberingAfterBreak="0">
+  <w:abstractNum w:abstractNumId="41" w15:restartNumberingAfterBreak="0">
     <w:nsid w:val="5BC31F38"/>
     <w:multiLevelType w:val="multilevel"/>
     <w:tmpl w:val="CB16C816"/>
@@ -12479,7 +19027,7 @@
       </w:pPr>
     </w:lvl>
   </w:abstractNum>
-  <w:abstractNum w:abstractNumId="34" w15:restartNumberingAfterBreak="0">
+  <w:abstractNum w:abstractNumId="42" w15:restartNumberingAfterBreak="0">
     <w:nsid w:val="626B7C88"/>
     <w:multiLevelType w:val="multilevel"/>
     <w:tmpl w:val="7D6C3B30"/>
@@ -12628,7 +19176,120 @@
       </w:rPr>
     </w:lvl>
   </w:abstractNum>
-  <w:abstractNum w:abstractNumId="35" w15:restartNumberingAfterBreak="0">
+  <w:abstractNum w:abstractNumId="43" w15:restartNumberingAfterBreak="0">
+    <w:nsid w:val="671A2AD6"/>
+    <w:multiLevelType w:val="hybridMultilevel"/>
+    <w:tmpl w:val="A26CAD6A"/>
+    <w:lvl w:ilvl="0" w:tplc="04190003">
+      <w:start w:val="1"/>
+      <w:numFmt w:val="bullet"/>
+      <w:lvlText w:val="o"/>
+      <w:lvlJc w:val="left"/>
+      <w:pPr>
+        <w:ind w:left="1429" w:hanging="360"/>
+      </w:pPr>
+      <w:rPr>
+        <w:rFonts w:ascii="Courier New" w:hAnsi="Courier New" w:cs="Courier New" w:hint="default"/>
+      </w:rPr>
+    </w:lvl>
+    <w:lvl w:ilvl="1" w:tplc="FFFFFFFF" w:tentative="1">
+      <w:start w:val="1"/>
+      <w:numFmt w:val="bullet"/>
+      <w:lvlText w:val="o"/>
+      <w:lvlJc w:val="left"/>
+      <w:pPr>
+        <w:ind w:left="2149" w:hanging="360"/>
+      </w:pPr>
+      <w:rPr>
+        <w:rFonts w:ascii="Courier New" w:hAnsi="Courier New" w:cs="Courier New" w:hint="default"/>
+      </w:rPr>
+    </w:lvl>
+    <w:lvl w:ilvl="2" w:tplc="FFFFFFFF" w:tentative="1">
+      <w:start w:val="1"/>
+      <w:numFmt w:val="bullet"/>
+      <w:lvlText w:val=""/>
+      <w:lvlJc w:val="left"/>
+      <w:pPr>
+        <w:ind w:left="2869" w:hanging="360"/>
+      </w:pPr>
+      <w:rPr>
+        <w:rFonts w:ascii="Wingdings" w:hAnsi="Wingdings" w:hint="default"/>
+      </w:rPr>
+    </w:lvl>
+    <w:lvl w:ilvl="3" w:tplc="FFFFFFFF" w:tentative="1">
+      <w:start w:val="1"/>
+      <w:numFmt w:val="bullet"/>
+      <w:lvlText w:val=""/>
+      <w:lvlJc w:val="left"/>
+      <w:pPr>
+        <w:ind w:left="3589" w:hanging="360"/>
+      </w:pPr>
+      <w:rPr>
+        <w:rFonts w:ascii="Symbol" w:hAnsi="Symbol" w:hint="default"/>
+      </w:rPr>
+    </w:lvl>
+    <w:lvl w:ilvl="4" w:tplc="FFFFFFFF" w:tentative="1">
+      <w:start w:val="1"/>
+      <w:numFmt w:val="bullet"/>
+      <w:lvlText w:val="o"/>
+      <w:lvlJc w:val="left"/>
+      <w:pPr>
+        <w:ind w:left="4309" w:hanging="360"/>
+      </w:pPr>
+      <w:rPr>
+        <w:rFonts w:ascii="Courier New" w:hAnsi="Courier New" w:cs="Courier New" w:hint="default"/>
+      </w:rPr>
+    </w:lvl>
+    <w:lvl w:ilvl="5" w:tplc="FFFFFFFF" w:tentative="1">
+      <w:start w:val="1"/>
+      <w:numFmt w:val="bullet"/>
+      <w:lvlText w:val=""/>
+      <w:lvlJc w:val="left"/>
+      <w:pPr>
+        <w:ind w:left="5029" w:hanging="360"/>
+      </w:pPr>
+      <w:rPr>
+        <w:rFonts w:ascii="Wingdings" w:hAnsi="Wingdings" w:hint="default"/>
+      </w:rPr>
+    </w:lvl>
+    <w:lvl w:ilvl="6" w:tplc="FFFFFFFF" w:tentative="1">
+      <w:start w:val="1"/>
+      <w:numFmt w:val="bullet"/>
+      <w:lvlText w:val=""/>
+      <w:lvlJc w:val="left"/>
+      <w:pPr>
+        <w:ind w:left="5749" w:hanging="360"/>
+      </w:pPr>
+      <w:rPr>
+        <w:rFonts w:ascii="Symbol" w:hAnsi="Symbol" w:hint="default"/>
+      </w:rPr>
+    </w:lvl>
+    <w:lvl w:ilvl="7" w:tplc="FFFFFFFF" w:tentative="1">
+      <w:start w:val="1"/>
+      <w:numFmt w:val="bullet"/>
+      <w:lvlText w:val="o"/>
+      <w:lvlJc w:val="left"/>
+      <w:pPr>
+        <w:ind w:left="6469" w:hanging="360"/>
+      </w:pPr>
+      <w:rPr>
+        <w:rFonts w:ascii="Courier New" w:hAnsi="Courier New" w:cs="Courier New" w:hint="default"/>
+      </w:rPr>
+    </w:lvl>
+    <w:lvl w:ilvl="8" w:tplc="FFFFFFFF" w:tentative="1">
+      <w:start w:val="1"/>
+      <w:numFmt w:val="bullet"/>
+      <w:lvlText w:val=""/>
+      <w:lvlJc w:val="left"/>
+      <w:pPr>
+        <w:ind w:left="7189" w:hanging="360"/>
+      </w:pPr>
+      <w:rPr>
+        <w:rFonts w:ascii="Wingdings" w:hAnsi="Wingdings" w:hint="default"/>
+      </w:rPr>
+    </w:lvl>
+  </w:abstractNum>
+  <w:abstractNum w:abstractNumId="44" w15:restartNumberingAfterBreak="0">
     <w:nsid w:val="6F0B52FE"/>
     <w:multiLevelType w:val="multilevel"/>
     <w:tmpl w:val="20A6C680"/>
@@ -12777,7 +19438,120 @@
       </w:rPr>
     </w:lvl>
   </w:abstractNum>
-  <w:abstractNum w:abstractNumId="36" w15:restartNumberingAfterBreak="0">
+  <w:abstractNum w:abstractNumId="45" w15:restartNumberingAfterBreak="0">
+    <w:nsid w:val="74605DC1"/>
+    <w:multiLevelType w:val="hybridMultilevel"/>
+    <w:tmpl w:val="EA489094"/>
+    <w:lvl w:ilvl="0" w:tplc="04190001">
+      <w:start w:val="1"/>
+      <w:numFmt w:val="bullet"/>
+      <w:lvlText w:val=""/>
+      <w:lvlJc w:val="left"/>
+      <w:pPr>
+        <w:ind w:left="1429" w:hanging="360"/>
+      </w:pPr>
+      <w:rPr>
+        <w:rFonts w:ascii="Symbol" w:hAnsi="Symbol" w:hint="default"/>
+      </w:rPr>
+    </w:lvl>
+    <w:lvl w:ilvl="1" w:tplc="04190003" w:tentative="1">
+      <w:start w:val="1"/>
+      <w:numFmt w:val="bullet"/>
+      <w:lvlText w:val="o"/>
+      <w:lvlJc w:val="left"/>
+      <w:pPr>
+        <w:ind w:left="2149" w:hanging="360"/>
+      </w:pPr>
+      <w:rPr>
+        <w:rFonts w:ascii="Courier New" w:hAnsi="Courier New" w:cs="Courier New" w:hint="default"/>
+      </w:rPr>
+    </w:lvl>
+    <w:lvl w:ilvl="2" w:tplc="04190005" w:tentative="1">
+      <w:start w:val="1"/>
+      <w:numFmt w:val="bullet"/>
+      <w:lvlText w:val=""/>
+      <w:lvlJc w:val="left"/>
+      <w:pPr>
+        <w:ind w:left="2869" w:hanging="360"/>
+      </w:pPr>
+      <w:rPr>
+        <w:rFonts w:ascii="Wingdings" w:hAnsi="Wingdings" w:hint="default"/>
+      </w:rPr>
+    </w:lvl>
+    <w:lvl w:ilvl="3" w:tplc="04190001" w:tentative="1">
+      <w:start w:val="1"/>
+      <w:numFmt w:val="bullet"/>
+      <w:lvlText w:val=""/>
+      <w:lvlJc w:val="left"/>
+      <w:pPr>
+        <w:ind w:left="3589" w:hanging="360"/>
+      </w:pPr>
+      <w:rPr>
+        <w:rFonts w:ascii="Symbol" w:hAnsi="Symbol" w:hint="default"/>
+      </w:rPr>
+    </w:lvl>
+    <w:lvl w:ilvl="4" w:tplc="04190003" w:tentative="1">
+      <w:start w:val="1"/>
+      <w:numFmt w:val="bullet"/>
+      <w:lvlText w:val="o"/>
+      <w:lvlJc w:val="left"/>
+      <w:pPr>
+        <w:ind w:left="4309" w:hanging="360"/>
+      </w:pPr>
+      <w:rPr>
+        <w:rFonts w:ascii="Courier New" w:hAnsi="Courier New" w:cs="Courier New" w:hint="default"/>
+      </w:rPr>
+    </w:lvl>
+    <w:lvl w:ilvl="5" w:tplc="04190005" w:tentative="1">
+      <w:start w:val="1"/>
+      <w:numFmt w:val="bullet"/>
+      <w:lvlText w:val=""/>
+      <w:lvlJc w:val="left"/>
+      <w:pPr>
+        <w:ind w:left="5029" w:hanging="360"/>
+      </w:pPr>
+      <w:rPr>
+        <w:rFonts w:ascii="Wingdings" w:hAnsi="Wingdings" w:hint="default"/>
+      </w:rPr>
+    </w:lvl>
+    <w:lvl w:ilvl="6" w:tplc="04190001" w:tentative="1">
+      <w:start w:val="1"/>
+      <w:numFmt w:val="bullet"/>
+      <w:lvlText w:val=""/>
+      <w:lvlJc w:val="left"/>
+      <w:pPr>
+        <w:ind w:left="5749" w:hanging="360"/>
+      </w:pPr>
+      <w:rPr>
+        <w:rFonts w:ascii="Symbol" w:hAnsi="Symbol" w:hint="default"/>
+      </w:rPr>
+    </w:lvl>
+    <w:lvl w:ilvl="7" w:tplc="04190003" w:tentative="1">
+      <w:start w:val="1"/>
+      <w:numFmt w:val="bullet"/>
+      <w:lvlText w:val="o"/>
+      <w:lvlJc w:val="left"/>
+      <w:pPr>
+        <w:ind w:left="6469" w:hanging="360"/>
+      </w:pPr>
+      <w:rPr>
+        <w:rFonts w:ascii="Courier New" w:hAnsi="Courier New" w:cs="Courier New" w:hint="default"/>
+      </w:rPr>
+    </w:lvl>
+    <w:lvl w:ilvl="8" w:tplc="04190005" w:tentative="1">
+      <w:start w:val="1"/>
+      <w:numFmt w:val="bullet"/>
+      <w:lvlText w:val=""/>
+      <w:lvlJc w:val="left"/>
+      <w:pPr>
+        <w:ind w:left="7189" w:hanging="360"/>
+      </w:pPr>
+      <w:rPr>
+        <w:rFonts w:ascii="Wingdings" w:hAnsi="Wingdings" w:hint="default"/>
+      </w:rPr>
+    </w:lvl>
+  </w:abstractNum>
+  <w:abstractNum w:abstractNumId="46" w15:restartNumberingAfterBreak="0">
     <w:nsid w:val="77EC7751"/>
     <w:multiLevelType w:val="multilevel"/>
     <w:tmpl w:val="454CC7C8"/>
@@ -12926,7 +19700,7 @@
       </w:rPr>
     </w:lvl>
   </w:abstractNum>
-  <w:abstractNum w:abstractNumId="37" w15:restartNumberingAfterBreak="0">
+  <w:abstractNum w:abstractNumId="47" w15:restartNumberingAfterBreak="0">
     <w:nsid w:val="7BEC6D00"/>
     <w:multiLevelType w:val="multilevel"/>
     <w:tmpl w:val="C8AE66A6"/>
@@ -13075,7 +19849,7 @@
       </w:rPr>
     </w:lvl>
   </w:abstractNum>
-  <w:abstractNum w:abstractNumId="38" w15:restartNumberingAfterBreak="0">
+  <w:abstractNum w:abstractNumId="48" w15:restartNumberingAfterBreak="0">
     <w:nsid w:val="7C0A68B5"/>
     <w:multiLevelType w:val="multilevel"/>
     <w:tmpl w:val="DD5A64A0"/>
@@ -13195,7 +19969,7 @@
       </w:rPr>
     </w:lvl>
   </w:abstractNum>
-  <w:abstractNum w:abstractNumId="39" w15:restartNumberingAfterBreak="0">
+  <w:abstractNum w:abstractNumId="49" w15:restartNumberingAfterBreak="0">
     <w:nsid w:val="7DCE276C"/>
     <w:multiLevelType w:val="multilevel"/>
     <w:tmpl w:val="D4E29FDA"/>
@@ -13321,106 +20095,106 @@
     </w:lvl>
   </w:abstractNum>
   <w:num w:numId="1" w16cid:durableId="2054230769">
-    <w:abstractNumId w:val="14"/>
+    <w:abstractNumId w:val="15"/>
   </w:num>
   <w:num w:numId="2" w16cid:durableId="638192412">
+    <w:abstractNumId w:val="48"/>
+  </w:num>
+  <w:num w:numId="3" w16cid:durableId="1491822177">
+    <w:abstractNumId w:val="18"/>
+  </w:num>
+  <w:num w:numId="4" w16cid:durableId="356741550">
+    <w:abstractNumId w:val="33"/>
+  </w:num>
+  <w:num w:numId="5" w16cid:durableId="223420589">
+    <w:abstractNumId w:val="7"/>
+  </w:num>
+  <w:num w:numId="6" w16cid:durableId="1214662639">
+    <w:abstractNumId w:val="25"/>
+  </w:num>
+  <w:num w:numId="7" w16cid:durableId="521012710">
+    <w:abstractNumId w:val="9"/>
+  </w:num>
+  <w:num w:numId="8" w16cid:durableId="1945188411">
+    <w:abstractNumId w:val="36"/>
+  </w:num>
+  <w:num w:numId="9" w16cid:durableId="137655248">
+    <w:abstractNumId w:val="11"/>
+  </w:num>
+  <w:num w:numId="10" w16cid:durableId="1851213737">
+    <w:abstractNumId w:val="49"/>
+  </w:num>
+  <w:num w:numId="11" w16cid:durableId="775826066">
+    <w:abstractNumId w:val="12"/>
+  </w:num>
+  <w:num w:numId="12" w16cid:durableId="257641427">
+    <w:abstractNumId w:val="42"/>
+  </w:num>
+  <w:num w:numId="13" w16cid:durableId="297876344">
+    <w:abstractNumId w:val="13"/>
+  </w:num>
+  <w:num w:numId="14" w16cid:durableId="1089931046">
+    <w:abstractNumId w:val="22"/>
+  </w:num>
+  <w:num w:numId="15" w16cid:durableId="768427356">
+    <w:abstractNumId w:val="47"/>
+  </w:num>
+  <w:num w:numId="16" w16cid:durableId="1542286896">
+    <w:abstractNumId w:val="6"/>
+  </w:num>
+  <w:num w:numId="17" w16cid:durableId="1446542673">
+    <w:abstractNumId w:val="44"/>
+  </w:num>
+  <w:num w:numId="18" w16cid:durableId="1303392373">
     <w:abstractNumId w:val="38"/>
   </w:num>
-  <w:num w:numId="3" w16cid:durableId="1491822177">
-    <w:abstractNumId w:val="16"/>
+  <w:num w:numId="19" w16cid:durableId="2048681175">
+    <w:abstractNumId w:val="28"/>
   </w:num>
-  <w:num w:numId="4" w16cid:durableId="356741550">
-    <w:abstractNumId w:val="26"/>
+  <w:num w:numId="20" w16cid:durableId="415126508">
+    <w:abstractNumId w:val="39"/>
   </w:num>
-  <w:num w:numId="5" w16cid:durableId="223420589">
-    <w:abstractNumId w:val="6"/>
+  <w:num w:numId="21" w16cid:durableId="1173493001">
+    <w:abstractNumId w:val="30"/>
   </w:num>
-  <w:num w:numId="6" w16cid:durableId="1214662639">
-    <w:abstractNumId w:val="21"/>
-  </w:num>
-  <w:num w:numId="7" w16cid:durableId="521012710">
+  <w:num w:numId="22" w16cid:durableId="599994156">
     <w:abstractNumId w:val="8"/>
   </w:num>
-  <w:num w:numId="8" w16cid:durableId="1945188411">
-    <w:abstractNumId w:val="29"/>
-  </w:num>
-  <w:num w:numId="9" w16cid:durableId="137655248">
+  <w:num w:numId="23" w16cid:durableId="1440029213">
     <w:abstractNumId w:val="10"/>
   </w:num>
-  <w:num w:numId="10" w16cid:durableId="1851213737">
-    <w:abstractNumId w:val="39"/>
+  <w:num w:numId="24" w16cid:durableId="883902964">
+    <w:abstractNumId w:val="4"/>
   </w:num>
-  <w:num w:numId="11" w16cid:durableId="775826066">
-    <w:abstractNumId w:val="11"/>
+  <w:num w:numId="25" w16cid:durableId="1231189578">
+    <w:abstractNumId w:val="40"/>
   </w:num>
-  <w:num w:numId="12" w16cid:durableId="257641427">
+  <w:num w:numId="26" w16cid:durableId="1953049641">
+    <w:abstractNumId w:val="35"/>
+  </w:num>
+  <w:num w:numId="27" w16cid:durableId="1188789908">
     <w:abstractNumId w:val="34"/>
   </w:num>
-  <w:num w:numId="13" w16cid:durableId="297876344">
-    <w:abstractNumId w:val="12"/>
+  <w:num w:numId="28" w16cid:durableId="1047753404">
+    <w:abstractNumId w:val="23"/>
   </w:num>
-  <w:num w:numId="14" w16cid:durableId="1089931046">
-    <w:abstractNumId w:val="18"/>
+  <w:num w:numId="29" w16cid:durableId="1444032660">
+    <w:abstractNumId w:val="41"/>
   </w:num>
-  <w:num w:numId="15" w16cid:durableId="768427356">
-    <w:abstractNumId w:val="37"/>
-  </w:num>
-  <w:num w:numId="16" w16cid:durableId="1542286896">
-    <w:abstractNumId w:val="5"/>
-  </w:num>
-  <w:num w:numId="17" w16cid:durableId="1446542673">
-    <w:abstractNumId w:val="35"/>
-  </w:num>
-  <w:num w:numId="18" w16cid:durableId="1303392373">
-    <w:abstractNumId w:val="30"/>
-  </w:num>
-  <w:num w:numId="19" w16cid:durableId="2048681175">
-    <w:abstractNumId w:val="22"/>
-  </w:num>
-  <w:num w:numId="20" w16cid:durableId="415126508">
+  <w:num w:numId="30" w16cid:durableId="1448352066">
     <w:abstractNumId w:val="31"/>
   </w:num>
-  <w:num w:numId="21" w16cid:durableId="1173493001">
-    <w:abstractNumId w:val="23"/>
-  </w:num>
-  <w:num w:numId="22" w16cid:durableId="599994156">
-    <w:abstractNumId w:val="7"/>
-  </w:num>
-  <w:num w:numId="23" w16cid:durableId="1440029213">
-    <w:abstractNumId w:val="9"/>
-  </w:num>
-  <w:num w:numId="24" w16cid:durableId="883902964">
-    <w:abstractNumId w:val="3"/>
-  </w:num>
-  <w:num w:numId="25" w16cid:durableId="1231189578">
+  <w:num w:numId="31" w16cid:durableId="1966495826">
     <w:abstractNumId w:val="32"/>
-  </w:num>
-  <w:num w:numId="26" w16cid:durableId="1953049641">
-    <w:abstractNumId w:val="28"/>
-  </w:num>
-  <w:num w:numId="27" w16cid:durableId="1188789908">
-    <w:abstractNumId w:val="27"/>
-  </w:num>
-  <w:num w:numId="28" w16cid:durableId="1047753404">
-    <w:abstractNumId w:val="19"/>
-  </w:num>
-  <w:num w:numId="29" w16cid:durableId="1444032660">
-    <w:abstractNumId w:val="33"/>
-  </w:num>
-  <w:num w:numId="30" w16cid:durableId="1448352066">
-    <w:abstractNumId w:val="24"/>
-  </w:num>
-  <w:num w:numId="31" w16cid:durableId="1966495826">
-    <w:abstractNumId w:val="25"/>
   </w:num>
   <w:num w:numId="32" w16cid:durableId="1567912769">
     <w:abstractNumId w:val="0"/>
   </w:num>
   <w:num w:numId="33" w16cid:durableId="1708873400">
-    <w:abstractNumId w:val="17"/>
+    <w:abstractNumId w:val="20"/>
   </w:num>
   <w:num w:numId="34" w16cid:durableId="1477185276">
-    <w:abstractNumId w:val="15"/>
+    <w:abstractNumId w:val="17"/>
   </w:num>
   <w:num w:numId="35" w16cid:durableId="914439672">
     <w:abstractNumId w:val="2"/>
@@ -13429,16 +20203,46 @@
     <w:abstractNumId w:val="1"/>
   </w:num>
   <w:num w:numId="37" w16cid:durableId="188372930">
-    <w:abstractNumId w:val="13"/>
+    <w:abstractNumId w:val="14"/>
   </w:num>
   <w:num w:numId="38" w16cid:durableId="1966351932">
-    <w:abstractNumId w:val="36"/>
+    <w:abstractNumId w:val="46"/>
   </w:num>
   <w:num w:numId="39" w16cid:durableId="1750688722">
-    <w:abstractNumId w:val="4"/>
+    <w:abstractNumId w:val="5"/>
   </w:num>
   <w:num w:numId="40" w16cid:durableId="1154099652">
-    <w:abstractNumId w:val="20"/>
+    <w:abstractNumId w:val="24"/>
+  </w:num>
+  <w:num w:numId="41" w16cid:durableId="1371417058">
+    <w:abstractNumId w:val="3"/>
+  </w:num>
+  <w:num w:numId="42" w16cid:durableId="1933391737">
+    <w:abstractNumId w:val="37"/>
+  </w:num>
+  <w:num w:numId="43" w16cid:durableId="873614628">
+    <w:abstractNumId w:val="16"/>
+  </w:num>
+  <w:num w:numId="44" w16cid:durableId="190145920">
+    <w:abstractNumId w:val="19"/>
+  </w:num>
+  <w:num w:numId="45" w16cid:durableId="2075615896">
+    <w:abstractNumId w:val="21"/>
+  </w:num>
+  <w:num w:numId="46" w16cid:durableId="1104763233">
+    <w:abstractNumId w:val="26"/>
+  </w:num>
+  <w:num w:numId="47" w16cid:durableId="791939006">
+    <w:abstractNumId w:val="29"/>
+  </w:num>
+  <w:num w:numId="48" w16cid:durableId="440993434">
+    <w:abstractNumId w:val="45"/>
+  </w:num>
+  <w:num w:numId="49" w16cid:durableId="272830532">
+    <w:abstractNumId w:val="27"/>
+  </w:num>
+  <w:num w:numId="50" w16cid:durableId="503086754">
+    <w:abstractNumId w:val="43"/>
   </w:num>
 </w:numbering>
 </file>
@@ -13844,7 +20648,7 @@
     <w:name w:val="Normal"/>
     <w:uiPriority w:val="1"/>
     <w:qFormat/>
-    <w:rsid w:val="002D669B"/>
+    <w:rsid w:val="005870ED"/>
     <w:rPr>
       <w:rFonts w:ascii="Times New Roman" w:eastAsia="Times New Roman" w:hAnsi="Times New Roman" w:cs="Times New Roman"/>
       <w:lang w:val="ru-RU" w:eastAsia="ru-RU" w:bidi="ru-RU"/>
@@ -13941,7 +20745,6 @@
   <w:style w:type="character" w:default="1" w:styleId="a0">
     <w:name w:val="Default Paragraph Font"/>
     <w:uiPriority w:val="1"/>
-    <w:semiHidden/>
     <w:unhideWhenUsed/>
   </w:style>
   <w:style w:type="table" w:default="1" w:styleId="a1">

--- a/2 Курс/Базы данных/Семестр 4/РГР.docx
+++ b/2 Курс/Базы данных/Семестр 4/РГР.docx
@@ -7,6 +7,7 @@
         <w:pStyle w:val="a3"/>
         <w:rPr>
           <w:sz w:val="18"/>
+          <w:lang w:val="en-US"/>
         </w:rPr>
       </w:pPr>
     </w:p>
@@ -382,19 +383,11 @@
                 <w:sz w:val="26"/>
               </w:rPr>
             </w:pPr>
-            <w:proofErr w:type="spellStart"/>
             <w:r>
               <w:rPr>
                 <w:sz w:val="26"/>
               </w:rPr>
-              <w:t>Изгородина</w:t>
-            </w:r>
-            <w:proofErr w:type="spellEnd"/>
-            <w:r>
-              <w:rPr>
-                <w:sz w:val="26"/>
-              </w:rPr>
-              <w:t xml:space="preserve"> Ильи Юрьевича</w:t>
+              <w:t>Изгородина Ильи Юрьевича</w:t>
             </w:r>
           </w:p>
         </w:tc>
@@ -1052,9 +1045,14 @@
               <w:ind w:firstLine="142"/>
               <w:rPr>
                 <w:sz w:val="26"/>
-                <w:u w:val="single"/>
               </w:rPr>
             </w:pPr>
+            <w:r>
+              <w:rPr>
+                <w:sz w:val="26"/>
+              </w:rPr>
+              <w:t>30.05.2025</w:t>
+            </w:r>
           </w:p>
         </w:tc>
       </w:tr>
@@ -1251,6 +1249,74 @@
             </w:pPr>
             <w:r>
               <w:rPr>
+                <w:noProof/>
+                <w:sz w:val="26"/>
+              </w:rPr>
+              <w:drawing>
+                <wp:anchor distT="0" distB="0" distL="114300" distR="114300" simplePos="0" relativeHeight="251658240" behindDoc="1" locked="0" layoutInCell="1" allowOverlap="1" wp14:anchorId="3CF4B149" wp14:editId="5EA08FCE">
+                  <wp:simplePos x="0" y="0"/>
+                  <wp:positionH relativeFrom="column">
+                    <wp:posOffset>910590</wp:posOffset>
+                  </wp:positionH>
+                  <wp:positionV relativeFrom="paragraph">
+                    <wp:posOffset>-775970</wp:posOffset>
+                  </wp:positionV>
+                  <wp:extent cx="457200" cy="457200"/>
+                  <wp:effectExtent l="0" t="0" r="0" b="0"/>
+                  <wp:wrapNone/>
+                  <wp:docPr id="587906227" name="Рисунок 1"/>
+                  <wp:cNvGraphicFramePr>
+                    <a:graphicFrameLocks xmlns:a="http://schemas.openxmlformats.org/drawingml/2006/main" noChangeAspect="1"/>
+                  </wp:cNvGraphicFramePr>
+                  <a:graphic xmlns:a="http://schemas.openxmlformats.org/drawingml/2006/main">
+                    <a:graphicData uri="http://schemas.openxmlformats.org/drawingml/2006/picture">
+                      <pic:pic xmlns:pic="http://schemas.openxmlformats.org/drawingml/2006/picture">
+                        <pic:nvPicPr>
+                          <pic:cNvPr id="0" name="Picture 1"/>
+                          <pic:cNvPicPr>
+                            <a:picLocks noChangeAspect="1" noChangeArrowheads="1"/>
+                          </pic:cNvPicPr>
+                        </pic:nvPicPr>
+                        <pic:blipFill>
+                          <a:blip r:embed="rId8" cstate="print">
+                            <a:extLst>
+                              <a:ext uri="{28A0092B-C50C-407E-A947-70E740481C1C}">
+                                <a14:useLocalDpi xmlns:a14="http://schemas.microsoft.com/office/drawing/2010/main" val="0"/>
+                              </a:ext>
+                            </a:extLst>
+                          </a:blip>
+                          <a:srcRect/>
+                          <a:stretch>
+                            <a:fillRect/>
+                          </a:stretch>
+                        </pic:blipFill>
+                        <pic:spPr bwMode="auto">
+                          <a:xfrm>
+                            <a:off x="0" y="0"/>
+                            <a:ext cx="457200" cy="457200"/>
+                          </a:xfrm>
+                          <a:prstGeom prst="rect">
+                            <a:avLst/>
+                          </a:prstGeom>
+                          <a:noFill/>
+                          <a:ln>
+                            <a:noFill/>
+                          </a:ln>
+                        </pic:spPr>
+                      </pic:pic>
+                    </a:graphicData>
+                  </a:graphic>
+                  <wp14:sizeRelH relativeFrom="page">
+                    <wp14:pctWidth>0</wp14:pctWidth>
+                  </wp14:sizeRelH>
+                  <wp14:sizeRelV relativeFrom="page">
+                    <wp14:pctHeight>0</wp14:pctHeight>
+                  </wp14:sizeRelV>
+                </wp:anchor>
+              </w:drawing>
+            </w:r>
+            <w:r>
+              <w:rPr>
                 <w:sz w:val="16"/>
               </w:rPr>
               <w:t>дата, подпись руководителя</w:t>
@@ -1448,6 +1514,7 @@
         <w:jc w:val="center"/>
         <w:rPr>
           <w:sz w:val="26"/>
+          <w:lang w:val="en-US"/>
         </w:rPr>
       </w:pPr>
     </w:p>
@@ -6245,7 +6312,6 @@
           <w:szCs w:val="28"/>
         </w:rPr>
       </w:pPr>
-      <w:proofErr w:type="spellStart"/>
       <w:r>
         <w:rPr>
           <w:b/>
@@ -6253,17 +6319,7 @@
           <w:sz w:val="28"/>
           <w:szCs w:val="28"/>
         </w:rPr>
-        <w:t>Суперключ</w:t>
-      </w:r>
-      <w:proofErr w:type="spellEnd"/>
-      <w:r>
-        <w:rPr>
-          <w:b/>
-          <w:bCs/>
-          <w:sz w:val="28"/>
-          <w:szCs w:val="28"/>
-        </w:rPr>
-        <w:t>:</w:t>
+        <w:t>Суперключ:</w:t>
       </w:r>
     </w:p>
     <w:tbl>
@@ -7973,7 +8029,7 @@
                     <pic:cNvPicPr/>
                   </pic:nvPicPr>
                   <pic:blipFill>
-                    <a:blip r:embed="rId8"/>
+                    <a:blip r:embed="rId9"/>
                     <a:stretch>
                       <a:fillRect/>
                     </a:stretch>
@@ -8954,23 +9010,7 @@
           <w:szCs w:val="28"/>
         </w:rPr>
         <w:lastRenderedPageBreak/>
-        <w:t xml:space="preserve">маршрута, Номер транспорта) является </w:t>
-      </w:r>
-      <w:proofErr w:type="spellStart"/>
-      <w:r>
-        <w:rPr>
-          <w:sz w:val="28"/>
-          <w:szCs w:val="28"/>
-        </w:rPr>
-        <w:t>суперключом</w:t>
-      </w:r>
-      <w:proofErr w:type="spellEnd"/>
-      <w:r>
-        <w:rPr>
-          <w:sz w:val="28"/>
-          <w:szCs w:val="28"/>
-        </w:rPr>
-        <w:t>, покрывающим все атрибуты запроса.</w:t>
+        <w:t>маршрута, Номер транспорта) является суперключом, покрывающим все атрибуты запроса.</w:t>
       </w:r>
     </w:p>
     <w:p>
@@ -9067,23 +9107,7 @@
           <w:sz w:val="28"/>
           <w:szCs w:val="28"/>
         </w:rPr>
-        <w:t xml:space="preserve">арантировано, так как </w:t>
-      </w:r>
-      <w:proofErr w:type="spellStart"/>
-      <w:r>
-        <w:rPr>
-          <w:sz w:val="28"/>
-          <w:szCs w:val="28"/>
-        </w:rPr>
-        <w:t>суперключ</w:t>
-      </w:r>
-      <w:proofErr w:type="spellEnd"/>
-      <w:r>
-        <w:rPr>
-          <w:sz w:val="28"/>
-          <w:szCs w:val="28"/>
-        </w:rPr>
-        <w:t xml:space="preserve"> присутствует в отношениях R3, R5, R6.</w:t>
+        <w:t>арантировано, так как суперключ присутствует в отношениях R3, R5, R6.</w:t>
       </w:r>
     </w:p>
     <w:p>
@@ -11207,21 +11231,12 @@
           <w:szCs w:val="28"/>
         </w:rPr>
       </w:pPr>
-      <w:proofErr w:type="spellStart"/>
-      <w:r>
-        <w:rPr>
-          <w:sz w:val="28"/>
-          <w:szCs w:val="28"/>
-        </w:rPr>
-        <w:t>sN</w:t>
-      </w:r>
-      <w:proofErr w:type="spellEnd"/>
-      <w:r>
-        <w:rPr>
-          <w:sz w:val="28"/>
-          <w:szCs w:val="28"/>
-        </w:rPr>
-        <w:t> – строка фиксированной длины N (в байтах).</w:t>
+      <w:r>
+        <w:rPr>
+          <w:sz w:val="28"/>
+          <w:szCs w:val="28"/>
+        </w:rPr>
+        <w:t>sN – строка фиксированной длины N (в байтах).</w:t>
       </w:r>
     </w:p>
     <w:p>
@@ -11238,21 +11253,12 @@
           <w:szCs w:val="28"/>
         </w:rPr>
       </w:pPr>
-      <w:proofErr w:type="spellStart"/>
-      <w:r>
-        <w:rPr>
-          <w:sz w:val="28"/>
-          <w:szCs w:val="28"/>
-        </w:rPr>
-        <w:t>inN</w:t>
-      </w:r>
-      <w:proofErr w:type="spellEnd"/>
-      <w:r>
-        <w:rPr>
-          <w:sz w:val="28"/>
-          <w:szCs w:val="28"/>
-        </w:rPr>
-        <w:t> – целое число (N байт).</w:t>
+      <w:r>
+        <w:rPr>
+          <w:sz w:val="28"/>
+          <w:szCs w:val="28"/>
+        </w:rPr>
+        <w:t>inN – целое число (N байт).</w:t>
       </w:r>
     </w:p>
     <w:p>
@@ -11313,21 +11319,12 @@
           <w:szCs w:val="28"/>
         </w:rPr>
       </w:pPr>
-      <w:proofErr w:type="spellStart"/>
-      <w:r>
-        <w:rPr>
-          <w:sz w:val="28"/>
-          <w:szCs w:val="28"/>
-        </w:rPr>
-        <w:t>dec</w:t>
-      </w:r>
-      <w:proofErr w:type="spellEnd"/>
-      <w:r>
-        <w:rPr>
-          <w:sz w:val="28"/>
-          <w:szCs w:val="28"/>
-        </w:rPr>
-        <w:t>(N,M) – десятичное число с точностью N цифр, из которых M после запятой.</w:t>
+      <w:r>
+        <w:rPr>
+          <w:sz w:val="28"/>
+          <w:szCs w:val="28"/>
+        </w:rPr>
+        <w:t>dec(N,M) – десятичное число с точностью N цифр, из которых M после запятой.</w:t>
       </w:r>
     </w:p>
     <w:p>
@@ -11345,10 +11342,10 @@
         <w:tblLook w:val="04A0" w:firstRow="1" w:lastRow="0" w:firstColumn="1" w:lastColumn="0" w:noHBand="0" w:noVBand="1"/>
       </w:tblPr>
       <w:tblGrid>
-        <w:gridCol w:w="2118"/>
-        <w:gridCol w:w="1641"/>
-        <w:gridCol w:w="2928"/>
-        <w:gridCol w:w="3228"/>
+        <w:gridCol w:w="2103"/>
+        <w:gridCol w:w="1613"/>
+        <w:gridCol w:w="2902"/>
+        <w:gridCol w:w="3297"/>
       </w:tblGrid>
       <w:tr>
         <w:trPr>
@@ -11493,7 +11490,21 @@
                 <w:sz w:val="28"/>
                 <w:szCs w:val="28"/>
               </w:rPr>
-              <w:t>A4 (in4),</w:t>
+              <w:t>A4 (in</w:t>
+            </w:r>
+            <w:r>
+              <w:rPr>
+                <w:sz w:val="28"/>
+                <w:szCs w:val="28"/>
+              </w:rPr>
+              <w:t>2</w:t>
+            </w:r>
+            <w:r>
+              <w:rPr>
+                <w:sz w:val="28"/>
+                <w:szCs w:val="28"/>
+              </w:rPr>
+              <w:t>),</w:t>
             </w:r>
           </w:p>
           <w:p>
@@ -11728,6 +11739,7 @@
               <w:rPr>
                 <w:sz w:val="28"/>
                 <w:szCs w:val="28"/>
+                <w:lang w:val="en-US"/>
               </w:rPr>
             </w:pPr>
             <w:r>
@@ -12087,6 +12099,7 @@
               <w:rPr>
                 <w:sz w:val="28"/>
                 <w:szCs w:val="28"/>
+                <w:lang w:val="en-US"/>
               </w:rPr>
             </w:pPr>
             <w:r>
@@ -12148,6 +12161,7 @@
               <w:rPr>
                 <w:sz w:val="28"/>
                 <w:szCs w:val="28"/>
+                <w:lang w:val="en-US"/>
               </w:rPr>
             </w:pPr>
             <w:r>
@@ -12155,7 +12169,45 @@
                 <w:sz w:val="28"/>
                 <w:szCs w:val="28"/>
               </w:rPr>
-              <w:t>Инвертированный индекс (по A7, A11, A1, A12)</w:t>
+              <w:t>В</w:t>
+            </w:r>
+            <w:r>
+              <w:rPr>
+                <w:sz w:val="28"/>
+                <w:szCs w:val="28"/>
+                <w:lang w:val="en-US"/>
+              </w:rPr>
+              <w:t>-</w:t>
+            </w:r>
+            <w:r>
+              <w:rPr>
+                <w:sz w:val="28"/>
+                <w:szCs w:val="28"/>
+              </w:rPr>
+              <w:t>дерево</w:t>
+            </w:r>
+            <w:r>
+              <w:rPr>
+                <w:sz w:val="28"/>
+                <w:szCs w:val="28"/>
+                <w:lang w:val="en-US"/>
+              </w:rPr>
+              <w:t xml:space="preserve"> (</w:t>
+            </w:r>
+            <w:r>
+              <w:rPr>
+                <w:sz w:val="28"/>
+                <w:szCs w:val="28"/>
+              </w:rPr>
+              <w:t>по</w:t>
+            </w:r>
+            <w:r>
+              <w:rPr>
+                <w:sz w:val="28"/>
+                <w:szCs w:val="28"/>
+                <w:lang w:val="en-US"/>
+              </w:rPr>
+              <w:t xml:space="preserve"> A1, A13, A11, A12, A7)</w:t>
             </w:r>
           </w:p>
         </w:tc>
@@ -12178,7 +12230,14 @@
                 <w:sz w:val="28"/>
                 <w:szCs w:val="28"/>
               </w:rPr>
-              <w:t>Частые сложные соединения по рейсам и дате, гибкий фильтр.</w:t>
+              <w:t>Быстрый доступ для анализа задержек и соединений с расписанием по рейсам и дате</w:t>
+            </w:r>
+            <w:r>
+              <w:rPr>
+                <w:sz w:val="28"/>
+                <w:szCs w:val="28"/>
+              </w:rPr>
+              <w:t>.</w:t>
             </w:r>
           </w:p>
         </w:tc>
@@ -12219,6 +12278,7 @@
               <w:rPr>
                 <w:sz w:val="28"/>
                 <w:szCs w:val="28"/>
+                <w:lang w:val="en-US"/>
               </w:rPr>
             </w:pPr>
             <w:r>
@@ -12821,23 +12881,7 @@
           <w:szCs w:val="28"/>
         </w:rPr>
         <w:br/>
-        <w:t xml:space="preserve">Он является </w:t>
-      </w:r>
-      <w:proofErr w:type="spellStart"/>
-      <w:r>
-        <w:rPr>
-          <w:sz w:val="28"/>
-          <w:szCs w:val="28"/>
-        </w:rPr>
-        <w:t>суперключом</w:t>
-      </w:r>
-      <w:proofErr w:type="spellEnd"/>
-      <w:r>
-        <w:rPr>
-          <w:sz w:val="28"/>
-          <w:szCs w:val="28"/>
-        </w:rPr>
-        <w:t>, обеспечивающим корректное связывание записей между таблицами.</w:t>
+        <w:t>Он является суперключом, обеспечивающим корректное связывание записей между таблицами.</w:t>
       </w:r>
     </w:p>
     <w:p>
@@ -13192,10 +13236,10 @@
       </w:r>
     </w:p>
     <w:sectPr>
-      <w:headerReference w:type="default" r:id="rId9"/>
-      <w:footerReference w:type="default" r:id="rId10"/>
-      <w:headerReference w:type="first" r:id="rId11"/>
-      <w:footerReference w:type="first" r:id="rId12"/>
+      <w:headerReference w:type="default" r:id="rId10"/>
+      <w:footerReference w:type="default" r:id="rId11"/>
+      <w:headerReference w:type="first" r:id="rId12"/>
+      <w:footerReference w:type="first" r:id="rId13"/>
       <w:pgSz w:w="11910" w:h="16840"/>
       <w:pgMar w:top="1038" w:right="851" w:bottom="1134" w:left="1134" w:header="720" w:footer="572" w:gutter="0"/>
       <w:pgNumType w:start="1"/>
@@ -20745,6 +20789,7 @@
   <w:style w:type="character" w:default="1" w:styleId="a0">
     <w:name w:val="Default Paragraph Font"/>
     <w:uiPriority w:val="1"/>
+    <w:semiHidden/>
     <w:unhideWhenUsed/>
   </w:style>
   <w:style w:type="table" w:default="1" w:styleId="a1">

--- a/2 Курс/Базы данных/Семестр 4/РГР.docx
+++ b/2 Курс/Базы данных/Семестр 4/РГР.docx
@@ -383,11 +383,19 @@
                 <w:sz w:val="26"/>
               </w:rPr>
             </w:pPr>
+            <w:proofErr w:type="spellStart"/>
             <w:r>
               <w:rPr>
                 <w:sz w:val="26"/>
               </w:rPr>
-              <w:t>Изгородина Ильи Юрьевича</w:t>
+              <w:t>Изгородина</w:t>
+            </w:r>
+            <w:proofErr w:type="spellEnd"/>
+            <w:r>
+              <w:rPr>
+                <w:sz w:val="26"/>
+              </w:rPr>
+              <w:t xml:space="preserve"> Ильи Юрьевича</w:t>
             </w:r>
           </w:p>
         </w:tc>
@@ -6312,6 +6320,7 @@
           <w:szCs w:val="28"/>
         </w:rPr>
       </w:pPr>
+      <w:proofErr w:type="spellStart"/>
       <w:r>
         <w:rPr>
           <w:b/>
@@ -6319,7 +6328,17 @@
           <w:sz w:val="28"/>
           <w:szCs w:val="28"/>
         </w:rPr>
-        <w:t>Суперключ:</w:t>
+        <w:t>Суперключ</w:t>
+      </w:r>
+      <w:proofErr w:type="spellEnd"/>
+      <w:r>
+        <w:rPr>
+          <w:b/>
+          <w:bCs/>
+          <w:sz w:val="28"/>
+          <w:szCs w:val="28"/>
+        </w:rPr>
+        <w:t>:</w:t>
       </w:r>
     </w:p>
     <w:tbl>
@@ -9010,7 +9029,23 @@
           <w:szCs w:val="28"/>
         </w:rPr>
         <w:lastRenderedPageBreak/>
-        <w:t>маршрута, Номер транспорта) является суперключом, покрывающим все атрибуты запроса.</w:t>
+        <w:t xml:space="preserve">маршрута, Номер транспорта) является </w:t>
+      </w:r>
+      <w:proofErr w:type="spellStart"/>
+      <w:r>
+        <w:rPr>
+          <w:sz w:val="28"/>
+          <w:szCs w:val="28"/>
+        </w:rPr>
+        <w:t>суперключом</w:t>
+      </w:r>
+      <w:proofErr w:type="spellEnd"/>
+      <w:r>
+        <w:rPr>
+          <w:sz w:val="28"/>
+          <w:szCs w:val="28"/>
+        </w:rPr>
+        <w:t>, покрывающим все атрибуты запроса.</w:t>
       </w:r>
     </w:p>
     <w:p>
@@ -9107,7 +9142,23 @@
           <w:sz w:val="28"/>
           <w:szCs w:val="28"/>
         </w:rPr>
-        <w:t>арантировано, так как суперключ присутствует в отношениях R3, R5, R6.</w:t>
+        <w:t xml:space="preserve">арантировано, так как </w:t>
+      </w:r>
+      <w:proofErr w:type="spellStart"/>
+      <w:r>
+        <w:rPr>
+          <w:sz w:val="28"/>
+          <w:szCs w:val="28"/>
+        </w:rPr>
+        <w:t>суперключ</w:t>
+      </w:r>
+      <w:proofErr w:type="spellEnd"/>
+      <w:r>
+        <w:rPr>
+          <w:sz w:val="28"/>
+          <w:szCs w:val="28"/>
+        </w:rPr>
+        <w:t xml:space="preserve"> присутствует в отношениях R3, R5, R6.</w:t>
       </w:r>
     </w:p>
     <w:p>
@@ -11231,12 +11282,21 @@
           <w:szCs w:val="28"/>
         </w:rPr>
       </w:pPr>
-      <w:r>
-        <w:rPr>
-          <w:sz w:val="28"/>
-          <w:szCs w:val="28"/>
-        </w:rPr>
-        <w:t>sN – строка фиксированной длины N (в байтах).</w:t>
+      <w:proofErr w:type="spellStart"/>
+      <w:r>
+        <w:rPr>
+          <w:sz w:val="28"/>
+          <w:szCs w:val="28"/>
+        </w:rPr>
+        <w:t>sN</w:t>
+      </w:r>
+      <w:proofErr w:type="spellEnd"/>
+      <w:r>
+        <w:rPr>
+          <w:sz w:val="28"/>
+          <w:szCs w:val="28"/>
+        </w:rPr>
+        <w:t> – строка фиксированной длины N (в байтах).</w:t>
       </w:r>
     </w:p>
     <w:p>
@@ -11253,12 +11313,21 @@
           <w:szCs w:val="28"/>
         </w:rPr>
       </w:pPr>
-      <w:r>
-        <w:rPr>
-          <w:sz w:val="28"/>
-          <w:szCs w:val="28"/>
-        </w:rPr>
-        <w:t>inN – целое число (N байт).</w:t>
+      <w:proofErr w:type="spellStart"/>
+      <w:r>
+        <w:rPr>
+          <w:sz w:val="28"/>
+          <w:szCs w:val="28"/>
+        </w:rPr>
+        <w:t>inN</w:t>
+      </w:r>
+      <w:proofErr w:type="spellEnd"/>
+      <w:r>
+        <w:rPr>
+          <w:sz w:val="28"/>
+          <w:szCs w:val="28"/>
+        </w:rPr>
+        <w:t> – целое число (N байт).</w:t>
       </w:r>
     </w:p>
     <w:p>
@@ -11302,7 +11371,23 @@
           <w:sz w:val="28"/>
           <w:szCs w:val="28"/>
         </w:rPr>
-        <w:t>t – время (формат HH:MM:SS, 3 байта).</w:t>
+        <w:t>t – время (формат HH:</w:t>
+      </w:r>
+      <w:proofErr w:type="gramStart"/>
+      <w:r>
+        <w:rPr>
+          <w:sz w:val="28"/>
+          <w:szCs w:val="28"/>
+        </w:rPr>
+        <w:t>MM:SS</w:t>
+      </w:r>
+      <w:proofErr w:type="gramEnd"/>
+      <w:r>
+        <w:rPr>
+          <w:sz w:val="28"/>
+          <w:szCs w:val="28"/>
+        </w:rPr>
+        <w:t>, 3 байта).</w:t>
       </w:r>
     </w:p>
     <w:p>
@@ -11319,12 +11404,37 @@
           <w:szCs w:val="28"/>
         </w:rPr>
       </w:pPr>
-      <w:r>
-        <w:rPr>
-          <w:sz w:val="28"/>
-          <w:szCs w:val="28"/>
-        </w:rPr>
-        <w:t>dec(N,M) – десятичное число с точностью N цифр, из которых M после запятой.</w:t>
+      <w:proofErr w:type="spellStart"/>
+      <w:r>
+        <w:rPr>
+          <w:sz w:val="28"/>
+          <w:szCs w:val="28"/>
+        </w:rPr>
+        <w:t>dec</w:t>
+      </w:r>
+      <w:proofErr w:type="spellEnd"/>
+      <w:r>
+        <w:rPr>
+          <w:sz w:val="28"/>
+          <w:szCs w:val="28"/>
+        </w:rPr>
+        <w:t>(</w:t>
+      </w:r>
+      <w:proofErr w:type="gramStart"/>
+      <w:r>
+        <w:rPr>
+          <w:sz w:val="28"/>
+          <w:szCs w:val="28"/>
+        </w:rPr>
+        <w:t>N,M</w:t>
+      </w:r>
+      <w:proofErr w:type="gramEnd"/>
+      <w:r>
+        <w:rPr>
+          <w:sz w:val="28"/>
+          <w:szCs w:val="28"/>
+        </w:rPr>
+        <w:t>) – десятичное число с точностью N цифр, из которых M после запятой.</w:t>
       </w:r>
     </w:p>
     <w:p>
@@ -11342,10 +11452,10 @@
         <w:tblLook w:val="04A0" w:firstRow="1" w:lastRow="0" w:firstColumn="1" w:lastColumn="0" w:noHBand="0" w:noVBand="1"/>
       </w:tblPr>
       <w:tblGrid>
-        <w:gridCol w:w="2103"/>
-        <w:gridCol w:w="1613"/>
-        <w:gridCol w:w="2902"/>
-        <w:gridCol w:w="3297"/>
+        <w:gridCol w:w="2093"/>
+        <w:gridCol w:w="1595"/>
+        <w:gridCol w:w="2968"/>
+        <w:gridCol w:w="3259"/>
       </w:tblGrid>
       <w:tr>
         <w:trPr>
@@ -11993,46 +12103,56 @@
               <w:rPr>
                 <w:sz w:val="28"/>
                 <w:szCs w:val="28"/>
-                <w:lang w:val="en-US"/>
               </w:rPr>
             </w:pPr>
             <w:r>
               <w:rPr>
                 <w:sz w:val="28"/>
                 <w:szCs w:val="28"/>
-                <w:lang w:val="en-US"/>
-              </w:rPr>
-              <w:t>B-</w:t>
-            </w:r>
-            <w:r>
-              <w:rPr>
-                <w:sz w:val="28"/>
-                <w:szCs w:val="28"/>
-              </w:rPr>
-              <w:t>дерево</w:t>
-            </w:r>
-            <w:r>
-              <w:rPr>
-                <w:sz w:val="28"/>
-                <w:szCs w:val="28"/>
-                <w:lang w:val="en-US"/>
-              </w:rPr>
-              <w:t xml:space="preserve"> (</w:t>
-            </w:r>
-            <w:r>
-              <w:rPr>
-                <w:sz w:val="28"/>
-                <w:szCs w:val="28"/>
-              </w:rPr>
-              <w:t>по</w:t>
-            </w:r>
-            <w:r>
-              <w:rPr>
-                <w:sz w:val="28"/>
-                <w:szCs w:val="28"/>
-                <w:lang w:val="en-US"/>
-              </w:rPr>
-              <w:t xml:space="preserve"> A1, A13, A11, A12)</w:t>
+              </w:rPr>
+              <w:t>Инвертированный индекс (по A</w:t>
+            </w:r>
+            <w:r>
+              <w:rPr>
+                <w:sz w:val="28"/>
+                <w:szCs w:val="28"/>
+              </w:rPr>
+              <w:t>1</w:t>
+            </w:r>
+            <w:r>
+              <w:rPr>
+                <w:sz w:val="28"/>
+                <w:szCs w:val="28"/>
+              </w:rPr>
+              <w:t>, A1</w:t>
+            </w:r>
+            <w:r>
+              <w:rPr>
+                <w:sz w:val="28"/>
+                <w:szCs w:val="28"/>
+              </w:rPr>
+              <w:t>3</w:t>
+            </w:r>
+            <w:r>
+              <w:rPr>
+                <w:sz w:val="28"/>
+                <w:szCs w:val="28"/>
+              </w:rPr>
+              <w:t>, A1</w:t>
+            </w:r>
+            <w:r>
+              <w:rPr>
+                <w:sz w:val="28"/>
+                <w:szCs w:val="28"/>
+              </w:rPr>
+              <w:t>1</w:t>
+            </w:r>
+            <w:r>
+              <w:rPr>
+                <w:sz w:val="28"/>
+                <w:szCs w:val="28"/>
+              </w:rPr>
+              <w:t>, A12)</w:t>
             </w:r>
           </w:p>
         </w:tc>
@@ -12161,53 +12281,85 @@
               <w:rPr>
                 <w:sz w:val="28"/>
                 <w:szCs w:val="28"/>
+              </w:rPr>
+            </w:pPr>
+            <w:r>
+              <w:rPr>
+                <w:sz w:val="28"/>
+                <w:szCs w:val="28"/>
+              </w:rPr>
+              <w:t>Инвертированный индекс (по A</w:t>
+            </w:r>
+            <w:r>
+              <w:rPr>
+                <w:sz w:val="28"/>
+                <w:szCs w:val="28"/>
+              </w:rPr>
+              <w:t>1</w:t>
+            </w:r>
+            <w:r>
+              <w:rPr>
+                <w:sz w:val="28"/>
+                <w:szCs w:val="28"/>
+              </w:rPr>
+              <w:t>, A1</w:t>
+            </w:r>
+            <w:r>
+              <w:rPr>
+                <w:sz w:val="28"/>
+                <w:szCs w:val="28"/>
+              </w:rPr>
+              <w:t>3</w:t>
+            </w:r>
+            <w:r>
+              <w:rPr>
+                <w:sz w:val="28"/>
+                <w:szCs w:val="28"/>
+              </w:rPr>
+              <w:t>, A</w:t>
+            </w:r>
+            <w:r>
+              <w:rPr>
+                <w:sz w:val="28"/>
+                <w:szCs w:val="28"/>
+              </w:rPr>
+              <w:t>1</w:t>
+            </w:r>
+            <w:r>
+              <w:rPr>
+                <w:sz w:val="28"/>
+                <w:szCs w:val="28"/>
+              </w:rPr>
+              <w:t>1, A12</w:t>
+            </w:r>
+            <w:r>
+              <w:rPr>
+                <w:sz w:val="28"/>
+                <w:szCs w:val="28"/>
+              </w:rPr>
+              <w:t xml:space="preserve">, </w:t>
+            </w:r>
+            <w:r>
+              <w:rPr>
+                <w:sz w:val="28"/>
+                <w:szCs w:val="28"/>
                 <w:lang w:val="en-US"/>
               </w:rPr>
-            </w:pPr>
-            <w:r>
-              <w:rPr>
-                <w:sz w:val="28"/>
-                <w:szCs w:val="28"/>
-              </w:rPr>
-              <w:t>В</w:t>
-            </w:r>
-            <w:r>
-              <w:rPr>
-                <w:sz w:val="28"/>
-                <w:szCs w:val="28"/>
-                <w:lang w:val="en-US"/>
-              </w:rPr>
-              <w:t>-</w:t>
-            </w:r>
-            <w:r>
-              <w:rPr>
-                <w:sz w:val="28"/>
-                <w:szCs w:val="28"/>
-              </w:rPr>
-              <w:t>дерево</w:t>
-            </w:r>
-            <w:r>
-              <w:rPr>
-                <w:sz w:val="28"/>
-                <w:szCs w:val="28"/>
-                <w:lang w:val="en-US"/>
-              </w:rPr>
-              <w:t xml:space="preserve"> (</w:t>
-            </w:r>
-            <w:r>
-              <w:rPr>
-                <w:sz w:val="28"/>
-                <w:szCs w:val="28"/>
-              </w:rPr>
-              <w:t>по</w:t>
-            </w:r>
-            <w:r>
-              <w:rPr>
-                <w:sz w:val="28"/>
-                <w:szCs w:val="28"/>
-                <w:lang w:val="en-US"/>
-              </w:rPr>
-              <w:t xml:space="preserve"> A1, A13, A11, A12, A7)</w:t>
+              <w:t>A</w:t>
+            </w:r>
+            <w:r>
+              <w:rPr>
+                <w:sz w:val="28"/>
+                <w:szCs w:val="28"/>
+              </w:rPr>
+              <w:t>7</w:t>
+            </w:r>
+            <w:r>
+              <w:rPr>
+                <w:sz w:val="28"/>
+                <w:szCs w:val="28"/>
+              </w:rPr>
+              <w:t>)</w:t>
             </w:r>
           </w:p>
         </w:tc>
@@ -12322,46 +12474,43 @@
               <w:rPr>
                 <w:sz w:val="28"/>
                 <w:szCs w:val="28"/>
+              </w:rPr>
+            </w:pPr>
+            <w:r>
+              <w:rPr>
+                <w:sz w:val="28"/>
+                <w:szCs w:val="28"/>
+              </w:rPr>
+              <w:t>Инвертированный индекс (по A7, A11, A1, A12</w:t>
+            </w:r>
+            <w:r>
+              <w:rPr>
+                <w:sz w:val="28"/>
+                <w:szCs w:val="28"/>
+              </w:rPr>
+              <w:t xml:space="preserve">, </w:t>
+            </w:r>
+            <w:r>
+              <w:rPr>
+                <w:sz w:val="28"/>
+                <w:szCs w:val="28"/>
                 <w:lang w:val="en-US"/>
               </w:rPr>
-            </w:pPr>
-            <w:r>
-              <w:rPr>
-                <w:sz w:val="28"/>
-                <w:szCs w:val="28"/>
-                <w:lang w:val="en-US"/>
-              </w:rPr>
-              <w:t>B-</w:t>
-            </w:r>
-            <w:r>
-              <w:rPr>
-                <w:sz w:val="28"/>
-                <w:szCs w:val="28"/>
-              </w:rPr>
-              <w:t>дерево</w:t>
-            </w:r>
-            <w:r>
-              <w:rPr>
-                <w:sz w:val="28"/>
-                <w:szCs w:val="28"/>
-                <w:lang w:val="en-US"/>
-              </w:rPr>
-              <w:t xml:space="preserve"> (</w:t>
-            </w:r>
-            <w:r>
-              <w:rPr>
-                <w:sz w:val="28"/>
-                <w:szCs w:val="28"/>
-              </w:rPr>
-              <w:t>по</w:t>
-            </w:r>
-            <w:r>
-              <w:rPr>
-                <w:sz w:val="28"/>
-                <w:szCs w:val="28"/>
-                <w:lang w:val="en-US"/>
-              </w:rPr>
-              <w:t xml:space="preserve"> A7, A11, A1, A12)</w:t>
+              <w:t>A</w:t>
+            </w:r>
+            <w:r>
+              <w:rPr>
+                <w:sz w:val="28"/>
+                <w:szCs w:val="28"/>
+              </w:rPr>
+              <w:t>8</w:t>
+            </w:r>
+            <w:r>
+              <w:rPr>
+                <w:sz w:val="28"/>
+                <w:szCs w:val="28"/>
+              </w:rPr>
+              <w:t>)</w:t>
             </w:r>
           </w:p>
         </w:tc>
@@ -12881,7 +13030,23 @@
           <w:szCs w:val="28"/>
         </w:rPr>
         <w:br/>
-        <w:t>Он является суперключом, обеспечивающим корректное связывание записей между таблицами.</w:t>
+        <w:t xml:space="preserve">Он является </w:t>
+      </w:r>
+      <w:proofErr w:type="spellStart"/>
+      <w:r>
+        <w:rPr>
+          <w:sz w:val="28"/>
+          <w:szCs w:val="28"/>
+        </w:rPr>
+        <w:t>суперключом</w:t>
+      </w:r>
+      <w:proofErr w:type="spellEnd"/>
+      <w:r>
+        <w:rPr>
+          <w:sz w:val="28"/>
+          <w:szCs w:val="28"/>
+        </w:rPr>
+        <w:t>, обеспечивающим корректное связывание записей между таблицами.</w:t>
       </w:r>
     </w:p>
     <w:p>
